--- a/baocao.docx
+++ b/baocao.docx
@@ -574,7 +574,7 @@
       <w:pPr>
         <w:pStyle w:val="Title"/>
       </w:pPr>
-      <w:bookmarkStart w:id="3" w:name="_Toc186871324"/>
+      <w:bookmarkStart w:id="3" w:name="_Toc187073945"/>
       <w:r>
         <w:lastRenderedPageBreak/>
         <w:t>MỤC LỤC</w:t>
@@ -600,7 +600,7 @@
       <w:r>
         <w:fldChar w:fldCharType="separate"/>
       </w:r>
-      <w:hyperlink w:anchor="_Toc186871324" w:history="1">
+      <w:hyperlink w:anchor="_Toc187073945" w:history="1">
         <w:r>
           <w:rPr>
             <w:rStyle w:val="Hyperlink"/>
@@ -627,7 +627,7 @@
             <w:noProof/>
             <w:webHidden/>
           </w:rPr>
-          <w:instrText xml:space="preserve"> PAGEREF _Toc186871324 \h </w:instrText>
+          <w:instrText xml:space="preserve"> PAGEREF _Toc187073945 \h </w:instrText>
         </w:r>
         <w:r>
           <w:rPr>
@@ -668,7 +668,7 @@
           <w:szCs w:val="22"/>
         </w:rPr>
       </w:pPr>
-      <w:hyperlink w:anchor="_Toc186871325" w:history="1">
+      <w:hyperlink w:anchor="_Toc187073946" w:history="1">
         <w:r>
           <w:rPr>
             <w:rStyle w:val="Hyperlink"/>
@@ -695,7 +695,7 @@
             <w:noProof/>
             <w:webHidden/>
           </w:rPr>
-          <w:instrText xml:space="preserve"> PAGEREF _Toc186871325 \h </w:instrText>
+          <w:instrText xml:space="preserve"> PAGEREF _Toc187073946 \h </w:instrText>
         </w:r>
         <w:r>
           <w:rPr>
@@ -736,7 +736,7 @@
           <w:szCs w:val="22"/>
         </w:rPr>
       </w:pPr>
-      <w:hyperlink w:anchor="_Toc186871326" w:history="1">
+      <w:hyperlink w:anchor="_Toc187073947" w:history="1">
         <w:r>
           <w:rPr>
             <w:rStyle w:val="Hyperlink"/>
@@ -763,7 +763,7 @@
             <w:noProof/>
             <w:webHidden/>
           </w:rPr>
-          <w:instrText xml:space="preserve"> PAGEREF _Toc186871326 \h </w:instrText>
+          <w:instrText xml:space="preserve"> PAGEREF _Toc187073947 \h </w:instrText>
         </w:r>
         <w:r>
           <w:rPr>
@@ -783,7 +783,7 @@
             <w:noProof/>
             <w:webHidden/>
           </w:rPr>
-          <w:t>iii</w:t>
+          <w:t>iv</w:t>
         </w:r>
         <w:r>
           <w:rPr>
@@ -807,7 +807,7 @@
           <w:szCs w:val="22"/>
         </w:rPr>
       </w:pPr>
-      <w:hyperlink w:anchor="_Toc186871327" w:history="1">
+      <w:hyperlink w:anchor="_Toc187073948" w:history="1">
         <w:r>
           <w:rPr>
             <w:rStyle w:val="Hyperlink"/>
@@ -859,7 +859,7 @@
             <w:noProof/>
             <w:webHidden/>
           </w:rPr>
-          <w:instrText xml:space="preserve"> PAGEREF _Toc186871327 \h </w:instrText>
+          <w:instrText xml:space="preserve"> PAGEREF _Toc187073948 \h </w:instrText>
         </w:r>
         <w:r>
           <w:rPr>
@@ -903,7 +903,7 @@
           <w:szCs w:val="22"/>
         </w:rPr>
       </w:pPr>
-      <w:hyperlink w:anchor="_Toc186871328" w:history="1">
+      <w:hyperlink w:anchor="_Toc187073949" w:history="1">
         <w:r>
           <w:rPr>
             <w:rStyle w:val="Hyperlink"/>
@@ -954,7 +954,7 @@
             <w:noProof/>
             <w:webHidden/>
           </w:rPr>
-          <w:instrText xml:space="preserve"> PAGEREF _Toc186871328 \h </w:instrText>
+          <w:instrText xml:space="preserve"> PAGEREF _Toc187073949 \h </w:instrText>
         </w:r>
         <w:r>
           <w:rPr>
@@ -998,7 +998,7 @@
           <w:szCs w:val="22"/>
         </w:rPr>
       </w:pPr>
-      <w:hyperlink w:anchor="_Toc186871329" w:history="1">
+      <w:hyperlink w:anchor="_Toc187073950" w:history="1">
         <w:r>
           <w:rPr>
             <w:rStyle w:val="Hyperlink"/>
@@ -1056,7 +1056,7 @@
             <w:noProof/>
             <w:webHidden/>
           </w:rPr>
-          <w:instrText xml:space="preserve"> PAGEREF _Toc186871329 \h </w:instrText>
+          <w:instrText xml:space="preserve"> PAGEREF _Toc187073950 \h </w:instrText>
         </w:r>
         <w:r>
           <w:rPr>
@@ -1100,7 +1100,7 @@
           <w:szCs w:val="22"/>
         </w:rPr>
       </w:pPr>
-      <w:hyperlink w:anchor="_Toc186871330" w:history="1">
+      <w:hyperlink w:anchor="_Toc187073951" w:history="1">
         <w:r>
           <w:rPr>
             <w:rStyle w:val="Hyperlink"/>
@@ -1158,7 +1158,7 @@
             <w:noProof/>
             <w:webHidden/>
           </w:rPr>
-          <w:instrText xml:space="preserve"> PAGEREF _Toc186871330 \h </w:instrText>
+          <w:instrText xml:space="preserve"> PAGEREF _Toc187073951 \h </w:instrText>
         </w:r>
         <w:r>
           <w:rPr>
@@ -1202,7 +1202,7 @@
           <w:szCs w:val="22"/>
         </w:rPr>
       </w:pPr>
-      <w:hyperlink w:anchor="_Toc186871331" w:history="1">
+      <w:hyperlink w:anchor="_Toc187073952" w:history="1">
         <w:r>
           <w:rPr>
             <w:rStyle w:val="Hyperlink"/>
@@ -1260,7 +1260,7 @@
             <w:noProof/>
             <w:webHidden/>
           </w:rPr>
-          <w:instrText xml:space="preserve"> PAGEREF _Toc186871331 \h </w:instrText>
+          <w:instrText xml:space="preserve"> PAGEREF _Toc187073952 \h </w:instrText>
         </w:r>
         <w:r>
           <w:rPr>
@@ -1304,7 +1304,7 @@
           <w:szCs w:val="22"/>
         </w:rPr>
       </w:pPr>
-      <w:hyperlink w:anchor="_Toc186871332" w:history="1">
+      <w:hyperlink w:anchor="_Toc187073953" w:history="1">
         <w:r>
           <w:rPr>
             <w:rStyle w:val="Hyperlink"/>
@@ -1347,7 +1347,7 @@
             <w:noProof/>
             <w:webHidden/>
           </w:rPr>
-          <w:instrText xml:space="preserve"> PAGEREF _Toc186871332 \h </w:instrText>
+          <w:instrText xml:space="preserve"> PAGEREF _Toc187073953 \h </w:instrText>
         </w:r>
         <w:r>
           <w:rPr>
@@ -1391,7 +1391,7 @@
           <w:szCs w:val="22"/>
         </w:rPr>
       </w:pPr>
-      <w:hyperlink w:anchor="_Toc186871333" w:history="1">
+      <w:hyperlink w:anchor="_Toc187073954" w:history="1">
         <w:r>
           <w:rPr>
             <w:rStyle w:val="Hyperlink"/>
@@ -1449,7 +1449,7 @@
             <w:noProof/>
             <w:webHidden/>
           </w:rPr>
-          <w:instrText xml:space="preserve"> PAGEREF _Toc186871333 \h </w:instrText>
+          <w:instrText xml:space="preserve"> PAGEREF _Toc187073954 \h </w:instrText>
         </w:r>
         <w:r>
           <w:rPr>
@@ -1493,7 +1493,7 @@
           <w:szCs w:val="22"/>
         </w:rPr>
       </w:pPr>
-      <w:hyperlink w:anchor="_Toc186871334" w:history="1">
+      <w:hyperlink w:anchor="_Toc187073955" w:history="1">
         <w:r>
           <w:rPr>
             <w:rStyle w:val="Hyperlink"/>
@@ -1566,7 +1566,7 @@
             <w:noProof/>
             <w:webHidden/>
           </w:rPr>
-          <w:instrText xml:space="preserve"> PAGEREF _Toc186871334 \h </w:instrText>
+          <w:instrText xml:space="preserve"> PAGEREF _Toc187073955 \h </w:instrText>
         </w:r>
         <w:r>
           <w:rPr>
@@ -1610,7 +1610,7 @@
           <w:szCs w:val="22"/>
         </w:rPr>
       </w:pPr>
-      <w:hyperlink w:anchor="_Toc186871335" w:history="1">
+      <w:hyperlink w:anchor="_Toc187073956" w:history="1">
         <w:r>
           <w:rPr>
             <w:rStyle w:val="Hyperlink"/>
@@ -1653,7 +1653,7 @@
             <w:noProof/>
             <w:webHidden/>
           </w:rPr>
-          <w:instrText xml:space="preserve"> PAGEREF _Toc186871335 \h </w:instrText>
+          <w:instrText xml:space="preserve"> PAGEREF _Toc187073956 \h </w:instrText>
         </w:r>
         <w:r>
           <w:rPr>
@@ -1697,7 +1697,7 @@
           <w:szCs w:val="22"/>
         </w:rPr>
       </w:pPr>
-      <w:hyperlink w:anchor="_Toc186871336" w:history="1">
+      <w:hyperlink w:anchor="_Toc187073957" w:history="1">
         <w:r>
           <w:rPr>
             <w:rStyle w:val="Hyperlink"/>
@@ -1740,7 +1740,7 @@
             <w:noProof/>
             <w:webHidden/>
           </w:rPr>
-          <w:instrText xml:space="preserve"> PAGEREF _Toc186871336 \h </w:instrText>
+          <w:instrText xml:space="preserve"> PAGEREF _Toc187073957 \h </w:instrText>
         </w:r>
         <w:r>
           <w:rPr>
@@ -1784,7 +1784,7 @@
           <w:szCs w:val="22"/>
         </w:rPr>
       </w:pPr>
-      <w:hyperlink w:anchor="_Toc186871337" w:history="1">
+      <w:hyperlink w:anchor="_Toc187073958" w:history="1">
         <w:r>
           <w:rPr>
             <w:rStyle w:val="Hyperlink"/>
@@ -1827,7 +1827,7 @@
             <w:noProof/>
             <w:webHidden/>
           </w:rPr>
-          <w:instrText xml:space="preserve"> PAGEREF _Toc186871337 \h </w:instrText>
+          <w:instrText xml:space="preserve"> PAGEREF _Toc187073958 \h </w:instrText>
         </w:r>
         <w:r>
           <w:rPr>
@@ -1871,7 +1871,7 @@
           <w:szCs w:val="22"/>
         </w:rPr>
       </w:pPr>
-      <w:hyperlink w:anchor="_Toc186871338" w:history="1">
+      <w:hyperlink w:anchor="_Toc187073959" w:history="1">
         <w:r>
           <w:rPr>
             <w:rStyle w:val="Hyperlink"/>
@@ -1914,7 +1914,7 @@
             <w:noProof/>
             <w:webHidden/>
           </w:rPr>
-          <w:instrText xml:space="preserve"> PAGEREF _Toc186871338 \h </w:instrText>
+          <w:instrText xml:space="preserve"> PAGEREF _Toc187073959 \h </w:instrText>
         </w:r>
         <w:r>
           <w:rPr>
@@ -1934,7 +1934,7 @@
             <w:noProof/>
             <w:webHidden/>
           </w:rPr>
-          <w:t>7</w:t>
+          <w:t>6</w:t>
         </w:r>
         <w:r>
           <w:rPr>
@@ -1958,7 +1958,7 @@
           <w:szCs w:val="22"/>
         </w:rPr>
       </w:pPr>
-      <w:hyperlink w:anchor="_Toc186871339" w:history="1">
+      <w:hyperlink w:anchor="_Toc187073960" w:history="1">
         <w:r>
           <w:rPr>
             <w:rStyle w:val="Hyperlink"/>
@@ -2001,7 +2001,7 @@
             <w:noProof/>
             <w:webHidden/>
           </w:rPr>
-          <w:instrText xml:space="preserve"> PAGEREF _Toc186871339 \h </w:instrText>
+          <w:instrText xml:space="preserve"> PAGEREF _Toc187073960 \h </w:instrText>
         </w:r>
         <w:r>
           <w:rPr>
@@ -2021,7 +2021,7 @@
             <w:noProof/>
             <w:webHidden/>
           </w:rPr>
-          <w:t>7</w:t>
+          <w:t>6</w:t>
         </w:r>
         <w:r>
           <w:rPr>
@@ -2045,7 +2045,7 @@
           <w:szCs w:val="22"/>
         </w:rPr>
       </w:pPr>
-      <w:hyperlink w:anchor="_Toc186871340" w:history="1">
+      <w:hyperlink w:anchor="_Toc187073961" w:history="1">
         <w:r>
           <w:rPr>
             <w:rStyle w:val="Hyperlink"/>
@@ -2088,7 +2088,7 @@
             <w:noProof/>
             <w:webHidden/>
           </w:rPr>
-          <w:instrText xml:space="preserve"> PAGEREF _Toc186871340 \h </w:instrText>
+          <w:instrText xml:space="preserve"> PAGEREF _Toc187073961 \h </w:instrText>
         </w:r>
         <w:r>
           <w:rPr>
@@ -2132,7 +2132,7 @@
           <w:szCs w:val="22"/>
         </w:rPr>
       </w:pPr>
-      <w:hyperlink w:anchor="_Toc186871341" w:history="1">
+      <w:hyperlink w:anchor="_Toc187073962" w:history="1">
         <w:r>
           <w:rPr>
             <w:rStyle w:val="Hyperlink"/>
@@ -2175,7 +2175,7 @@
             <w:noProof/>
             <w:webHidden/>
           </w:rPr>
-          <w:instrText xml:space="preserve"> PAGEREF _Toc186871341 \h </w:instrText>
+          <w:instrText xml:space="preserve"> PAGEREF _Toc187073962 \h </w:instrText>
         </w:r>
         <w:r>
           <w:rPr>
@@ -2195,7 +2195,7 @@
             <w:noProof/>
             <w:webHidden/>
           </w:rPr>
-          <w:t>10</w:t>
+          <w:t>9</w:t>
         </w:r>
         <w:r>
           <w:rPr>
@@ -2219,7 +2219,7 @@
           <w:szCs w:val="22"/>
         </w:rPr>
       </w:pPr>
-      <w:hyperlink w:anchor="_Toc186871342" w:history="1">
+      <w:hyperlink w:anchor="_Toc187073963" w:history="1">
         <w:r>
           <w:rPr>
             <w:rStyle w:val="Hyperlink"/>
@@ -2242,7 +2242,7 @@
             <w:rStyle w:val="Hyperlink"/>
             <w:noProof/>
           </w:rPr>
-          <w:t>Cách</w:t>
+          <w:t>Các</w:t>
         </w:r>
         <w:r>
           <w:rPr>
@@ -2250,7 +2250,7 @@
             <w:noProof/>
             <w:lang w:val="vi-VN"/>
           </w:rPr>
-          <w:t xml:space="preserve"> tổ chức các lớp</w:t>
+          <w:t xml:space="preserve"> thuật toán xử lí dữ liệu</w:t>
         </w:r>
         <w:r>
           <w:rPr>
@@ -2271,7 +2271,7 @@
             <w:noProof/>
             <w:webHidden/>
           </w:rPr>
-          <w:instrText xml:space="preserve"> PAGEREF _Toc186871342 \h </w:instrText>
+          <w:instrText xml:space="preserve"> PAGEREF _Toc187073963 \h </w:instrText>
         </w:r>
         <w:r>
           <w:rPr>
@@ -2291,7 +2291,7 @@
             <w:noProof/>
             <w:webHidden/>
           </w:rPr>
-          <w:t>10</w:t>
+          <w:t>9</w:t>
         </w:r>
         <w:r>
           <w:rPr>
@@ -2315,7 +2315,7 @@
           <w:szCs w:val="22"/>
         </w:rPr>
       </w:pPr>
-      <w:hyperlink w:anchor="_Toc186871343" w:history="1">
+      <w:hyperlink w:anchor="_Toc187073964" w:history="1">
         <w:r>
           <w:rPr>
             <w:rStyle w:val="Hyperlink"/>
@@ -2338,6 +2338,102 @@
             <w:rStyle w:val="Hyperlink"/>
             <w:noProof/>
           </w:rPr>
+          <w:t>Cách</w:t>
+        </w:r>
+        <w:r>
+          <w:rPr>
+            <w:rStyle w:val="Hyperlink"/>
+            <w:noProof/>
+            <w:lang w:val="vi-VN"/>
+          </w:rPr>
+          <w:t xml:space="preserve"> tổ chức chương trình</w:t>
+        </w:r>
+        <w:r>
+          <w:rPr>
+            <w:noProof/>
+            <w:webHidden/>
+          </w:rPr>
+          <w:tab/>
+        </w:r>
+        <w:r>
+          <w:rPr>
+            <w:noProof/>
+            <w:webHidden/>
+          </w:rPr>
+          <w:fldChar w:fldCharType="begin"/>
+        </w:r>
+        <w:r>
+          <w:rPr>
+            <w:noProof/>
+            <w:webHidden/>
+          </w:rPr>
+          <w:instrText xml:space="preserve"> PAGEREF _Toc187073964 \h </w:instrText>
+        </w:r>
+        <w:r>
+          <w:rPr>
+            <w:noProof/>
+            <w:webHidden/>
+          </w:rPr>
+        </w:r>
+        <w:r>
+          <w:rPr>
+            <w:noProof/>
+            <w:webHidden/>
+          </w:rPr>
+          <w:fldChar w:fldCharType="separate"/>
+        </w:r>
+        <w:r>
+          <w:rPr>
+            <w:noProof/>
+            <w:webHidden/>
+          </w:rPr>
+          <w:t>11</w:t>
+        </w:r>
+        <w:r>
+          <w:rPr>
+            <w:noProof/>
+            <w:webHidden/>
+          </w:rPr>
+          <w:fldChar w:fldCharType="end"/>
+        </w:r>
+      </w:hyperlink>
+    </w:p>
+    <w:p>
+      <w:pPr>
+        <w:pStyle w:val="TOC3"/>
+        <w:tabs>
+          <w:tab w:val="left" w:pos="2045"/>
+        </w:tabs>
+        <w:rPr>
+          <w:rFonts w:asciiTheme="minorHAnsi" w:eastAsiaTheme="minorEastAsia" w:hAnsiTheme="minorHAnsi" w:cstheme="minorBidi"/>
+          <w:noProof/>
+          <w:sz w:val="22"/>
+          <w:szCs w:val="22"/>
+        </w:rPr>
+      </w:pPr>
+      <w:hyperlink w:anchor="_Toc187073965" w:history="1">
+        <w:r>
+          <w:rPr>
+            <w:rStyle w:val="Hyperlink"/>
+            <w:noProof/>
+            <w:lang w:val="vi-VN"/>
+          </w:rPr>
+          <w:t>2.3.3.</w:t>
+        </w:r>
+        <w:r>
+          <w:rPr>
+            <w:rFonts w:asciiTheme="minorHAnsi" w:eastAsiaTheme="minorEastAsia" w:hAnsiTheme="minorHAnsi" w:cstheme="minorBidi"/>
+            <w:noProof/>
+            <w:sz w:val="22"/>
+            <w:szCs w:val="22"/>
+          </w:rPr>
+          <w:tab/>
+        </w:r>
+        <w:r>
+          <w:rPr>
+            <w:rStyle w:val="Hyperlink"/>
+            <w:noProof/>
+          </w:rPr>
           <w:t>Mối</w:t>
         </w:r>
         <w:r>
@@ -2367,7 +2463,7 @@
             <w:noProof/>
             <w:webHidden/>
           </w:rPr>
-          <w:instrText xml:space="preserve"> PAGEREF _Toc186871343 \h </w:instrText>
+          <w:instrText xml:space="preserve"> PAGEREF _Toc187073965 \h </w:instrText>
         </w:r>
         <w:r>
           <w:rPr>
@@ -2387,7 +2483,7 @@
             <w:noProof/>
             <w:webHidden/>
           </w:rPr>
-          <w:t>10</w:t>
+          <w:t>12</w:t>
         </w:r>
         <w:r>
           <w:rPr>
@@ -2411,7 +2507,7 @@
           <w:szCs w:val="22"/>
         </w:rPr>
       </w:pPr>
-      <w:hyperlink w:anchor="_Toc186871344" w:history="1">
+      <w:hyperlink w:anchor="_Toc187073966" w:history="1">
         <w:r>
           <w:rPr>
             <w:rStyle w:val="Hyperlink"/>
@@ -2454,7 +2550,7 @@
             <w:noProof/>
             <w:webHidden/>
           </w:rPr>
-          <w:instrText xml:space="preserve"> PAGEREF _Toc186871344 \h </w:instrText>
+          <w:instrText xml:space="preserve"> PAGEREF _Toc187073966 \h </w:instrText>
         </w:r>
         <w:r>
           <w:rPr>
@@ -2474,7 +2570,7 @@
             <w:noProof/>
             <w:webHidden/>
           </w:rPr>
-          <w:t>11</w:t>
+          <w:t>13</w:t>
         </w:r>
         <w:r>
           <w:rPr>
@@ -2498,7 +2594,7 @@
           <w:szCs w:val="22"/>
         </w:rPr>
       </w:pPr>
-      <w:hyperlink w:anchor="_Toc186871345" w:history="1">
+      <w:hyperlink w:anchor="_Toc187073967" w:history="1">
         <w:r>
           <w:rPr>
             <w:rStyle w:val="Hyperlink"/>
@@ -2541,7 +2637,7 @@
             <w:noProof/>
             <w:webHidden/>
           </w:rPr>
-          <w:instrText xml:space="preserve"> PAGEREF _Toc186871345 \h </w:instrText>
+          <w:instrText xml:space="preserve"> PAGEREF _Toc187073967 \h </w:instrText>
         </w:r>
         <w:r>
           <w:rPr>
@@ -2561,7 +2657,7 @@
             <w:noProof/>
             <w:webHidden/>
           </w:rPr>
-          <w:t>11</w:t>
+          <w:t>13</w:t>
         </w:r>
         <w:r>
           <w:rPr>
@@ -2585,7 +2681,7 @@
           <w:szCs w:val="22"/>
         </w:rPr>
       </w:pPr>
-      <w:hyperlink w:anchor="_Toc186871346" w:history="1">
+      <w:hyperlink w:anchor="_Toc187073968" w:history="1">
         <w:r>
           <w:rPr>
             <w:rStyle w:val="Hyperlink"/>
@@ -2628,7 +2724,7 @@
             <w:noProof/>
             <w:webHidden/>
           </w:rPr>
-          <w:instrText xml:space="preserve"> PAGEREF _Toc186871346 \h </w:instrText>
+          <w:instrText xml:space="preserve"> PAGEREF _Toc187073968 \h </w:instrText>
         </w:r>
         <w:r>
           <w:rPr>
@@ -2648,7 +2744,7 @@
             <w:noProof/>
             <w:webHidden/>
           </w:rPr>
-          <w:t>14</w:t>
+          <w:t>18</w:t>
         </w:r>
         <w:r>
           <w:rPr>
@@ -2669,7 +2765,7 @@
           <w:szCs w:val="22"/>
         </w:rPr>
       </w:pPr>
-      <w:hyperlink w:anchor="_Toc186871347" w:history="1">
+      <w:hyperlink w:anchor="_Toc187073969" w:history="1">
         <w:r>
           <w:rPr>
             <w:rStyle w:val="Hyperlink"/>
@@ -2696,7 +2792,7 @@
             <w:noProof/>
             <w:webHidden/>
           </w:rPr>
-          <w:instrText xml:space="preserve"> PAGEREF _Toc186871347 \h </w:instrText>
+          <w:instrText xml:space="preserve"> PAGEREF _Toc187073969 \h </w:instrText>
         </w:r>
         <w:r>
           <w:rPr>
@@ -2716,7 +2812,7 @@
             <w:noProof/>
             <w:webHidden/>
           </w:rPr>
-          <w:t>15</w:t>
+          <w:t>19</w:t>
         </w:r>
         <w:r>
           <w:rPr>
@@ -2737,7 +2833,7 @@
           <w:szCs w:val="22"/>
         </w:rPr>
       </w:pPr>
-      <w:hyperlink w:anchor="_Toc186871348" w:history="1">
+      <w:hyperlink w:anchor="_Toc187073970" w:history="1">
         <w:r>
           <w:rPr>
             <w:rStyle w:val="Hyperlink"/>
@@ -2764,7 +2860,7 @@
             <w:noProof/>
             <w:webHidden/>
           </w:rPr>
-          <w:instrText xml:space="preserve"> PAGEREF _Toc186871348 \h </w:instrText>
+          <w:instrText xml:space="preserve"> PAGEREF _Toc187073970 \h </w:instrText>
         </w:r>
         <w:r>
           <w:rPr>
@@ -2784,7 +2880,7 @@
             <w:noProof/>
             <w:webHidden/>
           </w:rPr>
-          <w:t>15</w:t>
+          <w:t>19</w:t>
         </w:r>
         <w:r>
           <w:rPr>
@@ -2805,7 +2901,7 @@
           <w:szCs w:val="22"/>
         </w:rPr>
       </w:pPr>
-      <w:hyperlink w:anchor="_Toc186871349" w:history="1">
+      <w:hyperlink w:anchor="_Toc187073971" w:history="1">
         <w:r>
           <w:rPr>
             <w:rStyle w:val="Hyperlink"/>
@@ -2832,7 +2928,7 @@
             <w:noProof/>
             <w:webHidden/>
           </w:rPr>
-          <w:instrText xml:space="preserve"> PAGEREF _Toc186871349 \h </w:instrText>
+          <w:instrText xml:space="preserve"> PAGEREF _Toc187073971 \h </w:instrText>
         </w:r>
         <w:r>
           <w:rPr>
@@ -2852,7 +2948,7 @@
             <w:noProof/>
             <w:webHidden/>
           </w:rPr>
-          <w:t>15</w:t>
+          <w:t>19</w:t>
         </w:r>
         <w:r>
           <w:rPr>
@@ -2873,7 +2969,7 @@
           <w:szCs w:val="22"/>
         </w:rPr>
       </w:pPr>
-      <w:hyperlink w:anchor="_Toc186871350" w:history="1">
+      <w:hyperlink w:anchor="_Toc187073972" w:history="1">
         <w:r>
           <w:rPr>
             <w:rStyle w:val="Hyperlink"/>
@@ -2900,7 +2996,7 @@
             <w:noProof/>
             <w:webHidden/>
           </w:rPr>
-          <w:instrText xml:space="preserve"> PAGEREF _Toc186871350 \h </w:instrText>
+          <w:instrText xml:space="preserve"> PAGEREF _Toc187073972 \h </w:instrText>
         </w:r>
         <w:r>
           <w:rPr>
@@ -2920,7 +3016,7 @@
             <w:noProof/>
             <w:webHidden/>
           </w:rPr>
-          <w:t>16</w:t>
+          <w:t>20</w:t>
         </w:r>
         <w:r>
           <w:rPr>
@@ -2938,15 +3034,10 @@
       <w:r>
         <w:fldChar w:fldCharType="end"/>
       </w:r>
-    </w:p>
-    <w:p>
-      <w:pPr>
-        <w:pStyle w:val="Title"/>
-      </w:pPr>
       <w:r>
         <w:br w:type="page"/>
       </w:r>
-      <w:bookmarkStart w:id="4" w:name="_Toc186871325"/>
+      <w:bookmarkStart w:id="4" w:name="_Toc187073946"/>
       <w:r>
         <w:lastRenderedPageBreak/>
         <w:t>DANH MỤC HÌNH VẼ</w:t>
@@ -2978,7 +3069,7 @@
       <w:r>
         <w:fldChar w:fldCharType="separate"/>
       </w:r>
-      <w:hyperlink w:anchor="_Toc186871352" w:history="1">
+      <w:hyperlink w:anchor="_Toc187073973" w:history="1">
         <w:r>
           <w:rPr>
             <w:rStyle w:val="Hyperlink"/>
@@ -3021,7 +3112,7 @@
             <w:noProof/>
             <w:webHidden/>
           </w:rPr>
-          <w:instrText xml:space="preserve"> PAGEREF _Toc186871352 \h </w:instrText>
+          <w:instrText xml:space="preserve"> PAGEREF _Toc187073973 \h </w:instrText>
         </w:r>
         <w:r>
           <w:rPr>
@@ -3065,7 +3156,7 @@
           <w:szCs w:val="22"/>
         </w:rPr>
       </w:pPr>
-      <w:hyperlink w:anchor="_Toc186871353" w:history="1">
+      <w:hyperlink w:anchor="_Toc187073974" w:history="1">
         <w:r>
           <w:rPr>
             <w:rStyle w:val="Hyperlink"/>
@@ -3108,7 +3199,7 @@
             <w:noProof/>
             <w:webHidden/>
           </w:rPr>
-          <w:instrText xml:space="preserve"> PAGEREF _Toc186871353 \h </w:instrText>
+          <w:instrText xml:space="preserve"> PAGEREF _Toc187073974 \h </w:instrText>
         </w:r>
         <w:r>
           <w:rPr>
@@ -3152,7 +3243,7 @@
           <w:szCs w:val="22"/>
         </w:rPr>
       </w:pPr>
-      <w:hyperlink w:anchor="_Toc186871354" w:history="1">
+      <w:hyperlink w:anchor="_Toc187073975" w:history="1">
         <w:r>
           <w:rPr>
             <w:rStyle w:val="Hyperlink"/>
@@ -3195,7 +3286,7 @@
             <w:noProof/>
             <w:webHidden/>
           </w:rPr>
-          <w:instrText xml:space="preserve"> PAGEREF _Toc186871354 \h </w:instrText>
+          <w:instrText xml:space="preserve"> PAGEREF _Toc187073975 \h </w:instrText>
         </w:r>
         <w:r>
           <w:rPr>
@@ -3239,7 +3330,7 @@
           <w:szCs w:val="22"/>
         </w:rPr>
       </w:pPr>
-      <w:hyperlink w:anchor="_Toc186871355" w:history="1">
+      <w:hyperlink w:anchor="_Toc187073976" w:history="1">
         <w:r>
           <w:rPr>
             <w:rStyle w:val="Hyperlink"/>
@@ -3282,7 +3373,7 @@
             <w:noProof/>
             <w:webHidden/>
           </w:rPr>
-          <w:instrText xml:space="preserve"> PAGEREF _Toc186871355 \h </w:instrText>
+          <w:instrText xml:space="preserve"> PAGEREF _Toc187073976 \h </w:instrText>
         </w:r>
         <w:r>
           <w:rPr>
@@ -3326,7 +3417,7 @@
           <w:szCs w:val="22"/>
         </w:rPr>
       </w:pPr>
-      <w:hyperlink w:anchor="_Toc186871356" w:history="1">
+      <w:hyperlink w:anchor="_Toc187073977" w:history="1">
         <w:r>
           <w:rPr>
             <w:rStyle w:val="Hyperlink"/>
@@ -3340,7 +3431,7 @@
             <w:noProof/>
           </w:rPr>
           <w:noBreakHyphen/>
-          <w:t>1</w:t>
+          <w:t>1 Mô</w:t>
         </w:r>
         <w:r>
           <w:rPr>
@@ -3348,7 +3439,7 @@
             <w:noProof/>
             <w:lang w:val="vi-VN"/>
           </w:rPr>
-          <w:t xml:space="preserve"> Mô hình quan hệ</w:t>
+          <w:t xml:space="preserve"> hình quan hệ</w:t>
         </w:r>
         <w:r>
           <w:rPr>
@@ -3369,7 +3460,7 @@
             <w:noProof/>
             <w:webHidden/>
           </w:rPr>
-          <w:instrText xml:space="preserve"> PAGEREF _Toc186871356 \h </w:instrText>
+          <w:instrText xml:space="preserve"> PAGEREF _Toc187073977 \h </w:instrText>
         </w:r>
         <w:r>
           <w:rPr>
@@ -3413,7 +3504,7 @@
           <w:szCs w:val="22"/>
         </w:rPr>
       </w:pPr>
-      <w:hyperlink w:anchor="_Toc186871357" w:history="1">
+      <w:hyperlink w:anchor="_Toc187073978" w:history="1">
         <w:r>
           <w:rPr>
             <w:rStyle w:val="Hyperlink"/>
@@ -3456,7 +3547,7 @@
             <w:noProof/>
             <w:webHidden/>
           </w:rPr>
-          <w:instrText xml:space="preserve"> PAGEREF _Toc186871357 \h </w:instrText>
+          <w:instrText xml:space="preserve"> PAGEREF _Toc187073978 \h </w:instrText>
         </w:r>
         <w:r>
           <w:rPr>
@@ -3500,7 +3591,7 @@
           <w:szCs w:val="22"/>
         </w:rPr>
       </w:pPr>
-      <w:hyperlink w:anchor="_Toc186871358" w:history="1">
+      <w:hyperlink w:anchor="_Toc187073979" w:history="1">
         <w:r>
           <w:rPr>
             <w:rStyle w:val="Hyperlink"/>
@@ -3543,7 +3634,7 @@
             <w:noProof/>
             <w:webHidden/>
           </w:rPr>
-          <w:instrText xml:space="preserve"> PAGEREF _Toc186871358 \h </w:instrText>
+          <w:instrText xml:space="preserve"> PAGEREF _Toc187073979 \h </w:instrText>
         </w:r>
         <w:r>
           <w:rPr>
@@ -3587,7 +3678,7 @@
           <w:szCs w:val="22"/>
         </w:rPr>
       </w:pPr>
-      <w:hyperlink w:anchor="_Toc186871359" w:history="1">
+      <w:hyperlink w:anchor="_Toc187073980" w:history="1">
         <w:r>
           <w:rPr>
             <w:rStyle w:val="Hyperlink"/>
@@ -3630,7 +3721,7 @@
             <w:noProof/>
             <w:webHidden/>
           </w:rPr>
-          <w:instrText xml:space="preserve"> PAGEREF _Toc186871359 \h </w:instrText>
+          <w:instrText xml:space="preserve"> PAGEREF _Toc187073980 \h </w:instrText>
         </w:r>
         <w:r>
           <w:rPr>
@@ -3674,7 +3765,7 @@
           <w:szCs w:val="22"/>
         </w:rPr>
       </w:pPr>
-      <w:hyperlink w:anchor="_Toc186871360" w:history="1">
+      <w:hyperlink w:anchor="_Toc187073981" w:history="1">
         <w:r>
           <w:rPr>
             <w:rStyle w:val="Hyperlink"/>
@@ -3696,7 +3787,7 @@
             <w:noProof/>
             <w:lang w:val="vi-VN"/>
           </w:rPr>
-          <w:t xml:space="preserve"> File lưu trữ thông tin Đơn hàng</w:t>
+          <w:t xml:space="preserve"> File lưu trữ thông tin Phòng chiếu</w:t>
         </w:r>
         <w:r>
           <w:rPr>
@@ -3717,7 +3808,7 @@
             <w:noProof/>
             <w:webHidden/>
           </w:rPr>
-          <w:instrText xml:space="preserve"> PAGEREF _Toc186871360 \h </w:instrText>
+          <w:instrText xml:space="preserve"> PAGEREF _Toc187073981 \h </w:instrText>
         </w:r>
         <w:r>
           <w:rPr>
@@ -3737,7 +3828,7 @@
             <w:noProof/>
             <w:webHidden/>
           </w:rPr>
-          <w:t>8</w:t>
+          <w:t>7</w:t>
         </w:r>
         <w:r>
           <w:rPr>
@@ -3761,7 +3852,7 @@
           <w:szCs w:val="22"/>
         </w:rPr>
       </w:pPr>
-      <w:hyperlink w:anchor="_Toc186871361" w:history="1">
+      <w:hyperlink w:anchor="_Toc187073982" w:history="1">
         <w:r>
           <w:rPr>
             <w:rStyle w:val="Hyperlink"/>
@@ -3783,7 +3874,7 @@
             <w:noProof/>
             <w:lang w:val="vi-VN"/>
           </w:rPr>
-          <w:t xml:space="preserve"> File lưu trữ thông tin Phòng chiếu</w:t>
+          <w:t xml:space="preserve"> File lưu trữ thông tin Ghế ngồi</w:t>
         </w:r>
         <w:r>
           <w:rPr>
@@ -3804,7 +3895,7 @@
             <w:noProof/>
             <w:webHidden/>
           </w:rPr>
-          <w:instrText xml:space="preserve"> PAGEREF _Toc186871361 \h </w:instrText>
+          <w:instrText xml:space="preserve"> PAGEREF _Toc187073982 \h </w:instrText>
         </w:r>
         <w:r>
           <w:rPr>
@@ -3848,7 +3939,7 @@
           <w:szCs w:val="22"/>
         </w:rPr>
       </w:pPr>
-      <w:hyperlink w:anchor="_Toc186871362" w:history="1">
+      <w:hyperlink w:anchor="_Toc187073983" w:history="1">
         <w:r>
           <w:rPr>
             <w:rStyle w:val="Hyperlink"/>
@@ -3870,7 +3961,7 @@
             <w:noProof/>
             <w:lang w:val="vi-VN"/>
           </w:rPr>
-          <w:t xml:space="preserve"> File lưu trữ thông tin Ghế ngồi</w:t>
+          <w:t xml:space="preserve"> File lưu trữ thông tin Suất chiếu</w:t>
         </w:r>
         <w:r>
           <w:rPr>
@@ -3891,7 +3982,7 @@
             <w:noProof/>
             <w:webHidden/>
           </w:rPr>
-          <w:instrText xml:space="preserve"> PAGEREF _Toc186871362 \h </w:instrText>
+          <w:instrText xml:space="preserve"> PAGEREF _Toc187073983 \h </w:instrText>
         </w:r>
         <w:r>
           <w:rPr>
@@ -3935,7 +4026,7 @@
           <w:szCs w:val="22"/>
         </w:rPr>
       </w:pPr>
-      <w:hyperlink w:anchor="_Toc186871363" w:history="1">
+      <w:hyperlink w:anchor="_Toc187073984" w:history="1">
         <w:r>
           <w:rPr>
             <w:rStyle w:val="Hyperlink"/>
@@ -3957,7 +4048,7 @@
             <w:noProof/>
             <w:lang w:val="vi-VN"/>
           </w:rPr>
-          <w:t xml:space="preserve"> File lưu trữ thông tin Suất chiếu</w:t>
+          <w:t xml:space="preserve"> File lưu trữ thông tin Vé</w:t>
         </w:r>
         <w:r>
           <w:rPr>
@@ -3978,7 +4069,7 @@
             <w:noProof/>
             <w:webHidden/>
           </w:rPr>
-          <w:instrText xml:space="preserve"> PAGEREF _Toc186871363 \h </w:instrText>
+          <w:instrText xml:space="preserve"> PAGEREF _Toc187073984 \h </w:instrText>
         </w:r>
         <w:r>
           <w:rPr>
@@ -3998,7 +4089,7 @@
             <w:noProof/>
             <w:webHidden/>
           </w:rPr>
-          <w:t>9</w:t>
+          <w:t>8</w:t>
         </w:r>
         <w:r>
           <w:rPr>
@@ -4022,7 +4113,7 @@
           <w:szCs w:val="22"/>
         </w:rPr>
       </w:pPr>
-      <w:hyperlink w:anchor="_Toc186871364" w:history="1">
+      <w:hyperlink w:anchor="_Toc187073985" w:history="1">
         <w:r>
           <w:rPr>
             <w:rStyle w:val="Hyperlink"/>
@@ -4036,7 +4127,7 @@
             <w:noProof/>
           </w:rPr>
           <w:noBreakHyphen/>
-          <w:t>9</w:t>
+          <w:t>9 Thuật</w:t>
         </w:r>
         <w:r>
           <w:rPr>
@@ -4044,7 +4135,7 @@
             <w:noProof/>
             <w:lang w:val="vi-VN"/>
           </w:rPr>
-          <w:t xml:space="preserve"> File lưu trữ thông tin Vé</w:t>
+          <w:t xml:space="preserve"> toán cập nhật dữ liệu</w:t>
         </w:r>
         <w:r>
           <w:rPr>
@@ -4065,7 +4156,7 @@
             <w:noProof/>
             <w:webHidden/>
           </w:rPr>
-          <w:instrText xml:space="preserve"> PAGEREF _Toc186871364 \h </w:instrText>
+          <w:instrText xml:space="preserve"> PAGEREF _Toc187073985 \h </w:instrText>
         </w:r>
         <w:r>
           <w:rPr>
@@ -4109,13 +4200,13 @@
           <w:szCs w:val="22"/>
         </w:rPr>
       </w:pPr>
-      <w:hyperlink w:anchor="_Toc186871365" w:history="1">
+      <w:hyperlink w:anchor="_Toc187073986" w:history="1">
         <w:r>
           <w:rPr>
             <w:rStyle w:val="Hyperlink"/>
             <w:noProof/>
           </w:rPr>
-          <w:t>Hình 3</w:t>
+          <w:t>Hình 2</w:t>
         </w:r>
         <w:r>
           <w:rPr>
@@ -4123,7 +4214,7 @@
             <w:noProof/>
           </w:rPr>
           <w:noBreakHyphen/>
-          <w:t>1</w:t>
+          <w:t>10</w:t>
         </w:r>
         <w:r>
           <w:rPr>
@@ -4131,7 +4222,7 @@
             <w:noProof/>
             <w:lang w:val="vi-VN"/>
           </w:rPr>
-          <w:t xml:space="preserve"> Giao diện Trang chủ</w:t>
+          <w:t xml:space="preserve"> Thuật toán xóa dữ liệu</w:t>
         </w:r>
         <w:r>
           <w:rPr>
@@ -4152,7 +4243,7 @@
             <w:noProof/>
             <w:webHidden/>
           </w:rPr>
-          <w:instrText xml:space="preserve"> PAGEREF _Toc186871365 \h </w:instrText>
+          <w:instrText xml:space="preserve"> PAGEREF _Toc187073986 \h </w:instrText>
         </w:r>
         <w:r>
           <w:rPr>
@@ -4172,7 +4263,7 @@
             <w:noProof/>
             <w:webHidden/>
           </w:rPr>
-          <w:t>11</w:t>
+          <w:t>9</w:t>
         </w:r>
         <w:r>
           <w:rPr>
@@ -4196,13 +4287,13 @@
           <w:szCs w:val="22"/>
         </w:rPr>
       </w:pPr>
-      <w:hyperlink w:anchor="_Toc186871366" w:history="1">
+      <w:hyperlink w:anchor="_Toc187073987" w:history="1">
         <w:r>
           <w:rPr>
             <w:rStyle w:val="Hyperlink"/>
             <w:noProof/>
           </w:rPr>
-          <w:t>Hình 3</w:t>
+          <w:t>Hình 2</w:t>
         </w:r>
         <w:r>
           <w:rPr>
@@ -4210,7 +4301,7 @@
             <w:noProof/>
           </w:rPr>
           <w:noBreakHyphen/>
-          <w:t>2 Giao diện Đăng</w:t>
+          <w:t>11</w:t>
         </w:r>
         <w:r>
           <w:rPr>
@@ -4218,7 +4309,7 @@
             <w:noProof/>
             <w:lang w:val="vi-VN"/>
           </w:rPr>
-          <w:t xml:space="preserve"> nhập với tư cách Admin</w:t>
+          <w:t xml:space="preserve"> Thuật toán thêm dữ liệu vào cuối</w:t>
         </w:r>
         <w:r>
           <w:rPr>
@@ -4239,7 +4330,7 @@
             <w:noProof/>
             <w:webHidden/>
           </w:rPr>
-          <w:instrText xml:space="preserve"> PAGEREF _Toc186871366 \h </w:instrText>
+          <w:instrText xml:space="preserve"> PAGEREF _Toc187073987 \h </w:instrText>
         </w:r>
         <w:r>
           <w:rPr>
@@ -4259,7 +4350,7 @@
             <w:noProof/>
             <w:webHidden/>
           </w:rPr>
-          <w:t>11</w:t>
+          <w:t>10</w:t>
         </w:r>
         <w:r>
           <w:rPr>
@@ -4283,13 +4374,13 @@
           <w:szCs w:val="22"/>
         </w:rPr>
       </w:pPr>
-      <w:hyperlink w:anchor="_Toc186871367" w:history="1">
+      <w:hyperlink r:id="rId10" w:anchor="_Toc187073988" w:history="1">
         <w:r>
           <w:rPr>
             <w:rStyle w:val="Hyperlink"/>
             <w:noProof/>
           </w:rPr>
-          <w:t>Hình 3</w:t>
+          <w:t>Hình 2</w:t>
         </w:r>
         <w:r>
           <w:rPr>
@@ -4297,15 +4388,7 @@
             <w:noProof/>
           </w:rPr>
           <w:noBreakHyphen/>
-          <w:t>3 Giao diện hiển</w:t>
-        </w:r>
-        <w:r>
-          <w:rPr>
-            <w:rStyle w:val="Hyperlink"/>
-            <w:noProof/>
-            <w:lang w:val="vi-VN"/>
-          </w:rPr>
-          <w:t xml:space="preserve"> thị tất cả Phim</w:t>
+          <w:t>12 Thuật toán xác định bản ghi dựa trên ID</w:t>
         </w:r>
         <w:r>
           <w:rPr>
@@ -4326,7 +4409,7 @@
             <w:noProof/>
             <w:webHidden/>
           </w:rPr>
-          <w:instrText xml:space="preserve"> PAGEREF _Toc186871367 \h </w:instrText>
+          <w:instrText xml:space="preserve"> PAGEREF _Toc187073988 \h </w:instrText>
         </w:r>
         <w:r>
           <w:rPr>
@@ -4346,7 +4429,7 @@
             <w:noProof/>
             <w:webHidden/>
           </w:rPr>
-          <w:t>11</w:t>
+          <w:t>10</w:t>
         </w:r>
         <w:r>
           <w:rPr>
@@ -4370,13 +4453,13 @@
           <w:szCs w:val="22"/>
         </w:rPr>
       </w:pPr>
-      <w:hyperlink w:anchor="_Toc186871368" w:history="1">
+      <w:hyperlink r:id="rId11" w:anchor="_Toc187073989" w:history="1">
         <w:r>
           <w:rPr>
             <w:rStyle w:val="Hyperlink"/>
             <w:noProof/>
           </w:rPr>
-          <w:t>Hình 3</w:t>
+          <w:t>Hình 2</w:t>
         </w:r>
         <w:r>
           <w:rPr>
@@ -4384,7 +4467,7 @@
             <w:noProof/>
           </w:rPr>
           <w:noBreakHyphen/>
-          <w:t xml:space="preserve">4 Giao diện </w:t>
+          <w:t>13</w:t>
         </w:r>
         <w:r>
           <w:rPr>
@@ -4392,7 +4475,7 @@
             <w:noProof/>
             <w:lang w:val="vi-VN"/>
           </w:rPr>
-          <w:t>thêm Phim</w:t>
+          <w:t xml:space="preserve"> Sơ đồ cấu trúc dự án và vai trò từng file</w:t>
         </w:r>
         <w:r>
           <w:rPr>
@@ -4413,7 +4496,7 @@
             <w:noProof/>
             <w:webHidden/>
           </w:rPr>
-          <w:instrText xml:space="preserve"> PAGEREF _Toc186871368 \h </w:instrText>
+          <w:instrText xml:space="preserve"> PAGEREF _Toc187073989 \h </w:instrText>
         </w:r>
         <w:r>
           <w:rPr>
@@ -4457,7 +4540,7 @@
           <w:szCs w:val="22"/>
         </w:rPr>
       </w:pPr>
-      <w:hyperlink w:anchor="_Toc186871369" w:history="1">
+      <w:hyperlink w:anchor="_Toc187073990" w:history="1">
         <w:r>
           <w:rPr>
             <w:rStyle w:val="Hyperlink"/>
@@ -4471,7 +4554,7 @@
             <w:noProof/>
           </w:rPr>
           <w:noBreakHyphen/>
-          <w:t xml:space="preserve">5 Giao diện </w:t>
+          <w:t>1</w:t>
         </w:r>
         <w:r>
           <w:rPr>
@@ -4479,7 +4562,7 @@
             <w:noProof/>
             <w:lang w:val="vi-VN"/>
           </w:rPr>
-          <w:t>cập nhật Phim</w:t>
+          <w:t xml:space="preserve"> Giao diện Trang chủ</w:t>
         </w:r>
         <w:r>
           <w:rPr>
@@ -4500,7 +4583,7 @@
             <w:noProof/>
             <w:webHidden/>
           </w:rPr>
-          <w:instrText xml:space="preserve"> PAGEREF _Toc186871369 \h </w:instrText>
+          <w:instrText xml:space="preserve"> PAGEREF _Toc187073990 \h </w:instrText>
         </w:r>
         <w:r>
           <w:rPr>
@@ -4520,7 +4603,7 @@
             <w:noProof/>
             <w:webHidden/>
           </w:rPr>
-          <w:t>12</w:t>
+          <w:t>13</w:t>
         </w:r>
         <w:r>
           <w:rPr>
@@ -4544,7 +4627,7 @@
           <w:szCs w:val="22"/>
         </w:rPr>
       </w:pPr>
-      <w:hyperlink w:anchor="_Toc186871370" w:history="1">
+      <w:hyperlink w:anchor="_Toc187073991" w:history="1">
         <w:r>
           <w:rPr>
             <w:rStyle w:val="Hyperlink"/>
@@ -4558,7 +4641,7 @@
             <w:noProof/>
           </w:rPr>
           <w:noBreakHyphen/>
-          <w:t xml:space="preserve">6 Giao diện </w:t>
+          <w:t>2 Giao diện đăng</w:t>
         </w:r>
         <w:r>
           <w:rPr>
@@ -4566,7 +4649,7 @@
             <w:noProof/>
             <w:lang w:val="vi-VN"/>
           </w:rPr>
-          <w:t>xóa Phim</w:t>
+          <w:t xml:space="preserve"> nhập với tư cách Quản trị viên</w:t>
         </w:r>
         <w:r>
           <w:rPr>
@@ -4587,7 +4670,7 @@
             <w:noProof/>
             <w:webHidden/>
           </w:rPr>
-          <w:instrText xml:space="preserve"> PAGEREF _Toc186871370 \h </w:instrText>
+          <w:instrText xml:space="preserve"> PAGEREF _Toc187073991 \h </w:instrText>
         </w:r>
         <w:r>
           <w:rPr>
@@ -4607,7 +4690,7 @@
             <w:noProof/>
             <w:webHidden/>
           </w:rPr>
-          <w:t>12</w:t>
+          <w:t>13</w:t>
         </w:r>
         <w:r>
           <w:rPr>
@@ -4631,7 +4714,7 @@
           <w:szCs w:val="22"/>
         </w:rPr>
       </w:pPr>
-      <w:hyperlink w:anchor="_Toc186871371" w:history="1">
+      <w:hyperlink w:anchor="_Toc187073992" w:history="1">
         <w:r>
           <w:rPr>
             <w:rStyle w:val="Hyperlink"/>
@@ -4645,7 +4728,7 @@
             <w:noProof/>
           </w:rPr>
           <w:noBreakHyphen/>
-          <w:t xml:space="preserve">7 Giao diện </w:t>
+          <w:t>3 Giao diện đăng</w:t>
         </w:r>
         <w:r>
           <w:rPr>
@@ -4653,7 +4736,7 @@
             <w:noProof/>
             <w:lang w:val="vi-VN"/>
           </w:rPr>
-          <w:t>hiển thị tất cả Suất chiếu</w:t>
+          <w:t xml:space="preserve"> ký với tư cách Khách hàng</w:t>
         </w:r>
         <w:r>
           <w:rPr>
@@ -4674,7 +4757,7 @@
             <w:noProof/>
             <w:webHidden/>
           </w:rPr>
-          <w:instrText xml:space="preserve"> PAGEREF _Toc186871371 \h </w:instrText>
+          <w:instrText xml:space="preserve"> PAGEREF _Toc187073992 \h </w:instrText>
         </w:r>
         <w:r>
           <w:rPr>
@@ -4694,7 +4777,7 @@
             <w:noProof/>
             <w:webHidden/>
           </w:rPr>
-          <w:t>12</w:t>
+          <w:t>13</w:t>
         </w:r>
         <w:r>
           <w:rPr>
@@ -4718,7 +4801,7 @@
           <w:szCs w:val="22"/>
         </w:rPr>
       </w:pPr>
-      <w:hyperlink w:anchor="_Toc186871372" w:history="1">
+      <w:hyperlink w:anchor="_Toc187073993" w:history="1">
         <w:r>
           <w:rPr>
             <w:rStyle w:val="Hyperlink"/>
@@ -4732,7 +4815,7 @@
             <w:noProof/>
           </w:rPr>
           <w:noBreakHyphen/>
-          <w:t>8 Giao diện thêm</w:t>
+          <w:t>4 Giao diện</w:t>
         </w:r>
         <w:r>
           <w:rPr>
@@ -4740,7 +4823,7 @@
             <w:noProof/>
             <w:lang w:val="vi-VN"/>
           </w:rPr>
-          <w:t xml:space="preserve"> Suất chiếu</w:t>
+          <w:t xml:space="preserve"> đăng nhập với tư cách Khách hàng</w:t>
         </w:r>
         <w:r>
           <w:rPr>
@@ -4761,7 +4844,7 @@
             <w:noProof/>
             <w:webHidden/>
           </w:rPr>
-          <w:instrText xml:space="preserve"> PAGEREF _Toc186871372 \h </w:instrText>
+          <w:instrText xml:space="preserve"> PAGEREF _Toc187073993 \h </w:instrText>
         </w:r>
         <w:r>
           <w:rPr>
@@ -4805,7 +4888,7 @@
           <w:szCs w:val="22"/>
         </w:rPr>
       </w:pPr>
-      <w:hyperlink w:anchor="_Toc186871373" w:history="1">
+      <w:hyperlink w:anchor="_Toc187073994" w:history="1">
         <w:r>
           <w:rPr>
             <w:rStyle w:val="Hyperlink"/>
@@ -4819,7 +4902,7 @@
             <w:noProof/>
           </w:rPr>
           <w:noBreakHyphen/>
-          <w:t>9 Giao diện cập</w:t>
+          <w:t>5</w:t>
         </w:r>
         <w:r>
           <w:rPr>
@@ -4827,7 +4910,7 @@
             <w:noProof/>
             <w:lang w:val="vi-VN"/>
           </w:rPr>
-          <w:t xml:space="preserve"> nhật Suất chiếu</w:t>
+          <w:t xml:space="preserve"> Giao diện Menu chính của Quản trị viên</w:t>
         </w:r>
         <w:r>
           <w:rPr>
@@ -4848,7 +4931,7 @@
             <w:noProof/>
             <w:webHidden/>
           </w:rPr>
-          <w:instrText xml:space="preserve"> PAGEREF _Toc186871373 \h </w:instrText>
+          <w:instrText xml:space="preserve"> PAGEREF _Toc187073994 \h </w:instrText>
         </w:r>
         <w:r>
           <w:rPr>
@@ -4868,7 +4951,7 @@
             <w:noProof/>
             <w:webHidden/>
           </w:rPr>
-          <w:t>13</w:t>
+          <w:t>14</w:t>
         </w:r>
         <w:r>
           <w:rPr>
@@ -4892,7 +4975,7 @@
           <w:szCs w:val="22"/>
         </w:rPr>
       </w:pPr>
-      <w:hyperlink w:anchor="_Toc186871374" w:history="1">
+      <w:hyperlink w:anchor="_Toc187073995" w:history="1">
         <w:r>
           <w:rPr>
             <w:rStyle w:val="Hyperlink"/>
@@ -4906,7 +4989,7 @@
             <w:noProof/>
           </w:rPr>
           <w:noBreakHyphen/>
-          <w:t>10 Giao diện xóa</w:t>
+          <w:t>6 Giao diện Menu chính của Khách</w:t>
         </w:r>
         <w:r>
           <w:rPr>
@@ -4914,7 +4997,7 @@
             <w:noProof/>
             <w:lang w:val="vi-VN"/>
           </w:rPr>
-          <w:t xml:space="preserve"> Suất chiếu</w:t>
+          <w:t xml:space="preserve"> hàng</w:t>
         </w:r>
         <w:r>
           <w:rPr>
@@ -4935,7 +5018,7 @@
             <w:noProof/>
             <w:webHidden/>
           </w:rPr>
-          <w:instrText xml:space="preserve"> PAGEREF _Toc186871374 \h </w:instrText>
+          <w:instrText xml:space="preserve"> PAGEREF _Toc187073995 \h </w:instrText>
         </w:r>
         <w:r>
           <w:rPr>
@@ -4955,7 +5038,7 @@
             <w:noProof/>
             <w:webHidden/>
           </w:rPr>
-          <w:t>13</w:t>
+          <w:t>14</w:t>
         </w:r>
         <w:r>
           <w:rPr>
@@ -4979,7 +5062,7 @@
           <w:szCs w:val="22"/>
         </w:rPr>
       </w:pPr>
-      <w:hyperlink w:anchor="_Toc186871375" w:history="1">
+      <w:hyperlink w:anchor="_Toc187073996" w:history="1">
         <w:r>
           <w:rPr>
             <w:rStyle w:val="Hyperlink"/>
@@ -4993,7 +5076,7 @@
             <w:noProof/>
           </w:rPr>
           <w:noBreakHyphen/>
-          <w:t>11 Giao diện</w:t>
+          <w:t>7 Giao diện xem</w:t>
         </w:r>
         <w:r>
           <w:rPr>
@@ -5001,7 +5084,7 @@
             <w:noProof/>
             <w:lang w:val="vi-VN"/>
           </w:rPr>
-          <w:t xml:space="preserve"> đăng nhập với tư cách Khách hàng</w:t>
+          <w:t xml:space="preserve"> thông tin cá nhân của Khách hàng</w:t>
         </w:r>
         <w:r>
           <w:rPr>
@@ -5022,7 +5105,7 @@
             <w:noProof/>
             <w:webHidden/>
           </w:rPr>
-          <w:instrText xml:space="preserve"> PAGEREF _Toc186871375 \h </w:instrText>
+          <w:instrText xml:space="preserve"> PAGEREF _Toc187073996 \h </w:instrText>
         </w:r>
         <w:r>
           <w:rPr>
@@ -5042,7 +5125,7 @@
             <w:noProof/>
             <w:webHidden/>
           </w:rPr>
-          <w:t>13</w:t>
+          <w:t>14</w:t>
         </w:r>
         <w:r>
           <w:rPr>
@@ -5066,7 +5149,7 @@
           <w:szCs w:val="22"/>
         </w:rPr>
       </w:pPr>
-      <w:hyperlink w:anchor="_Toc186871376" w:history="1">
+      <w:hyperlink w:anchor="_Toc187073997" w:history="1">
         <w:r>
           <w:rPr>
             <w:rStyle w:val="Hyperlink"/>
@@ -5080,7 +5163,7 @@
             <w:noProof/>
           </w:rPr>
           <w:noBreakHyphen/>
-          <w:t>12 Giao diện đăng</w:t>
+          <w:t>8 Giao diện cập</w:t>
         </w:r>
         <w:r>
           <w:rPr>
@@ -5088,7 +5171,7 @@
             <w:noProof/>
             <w:lang w:val="vi-VN"/>
           </w:rPr>
-          <w:t xml:space="preserve"> ký với tư cách Khách hàng</w:t>
+          <w:t xml:space="preserve"> nhật thông tin cá nhân của Khách hàng</w:t>
         </w:r>
         <w:r>
           <w:rPr>
@@ -5109,7 +5192,7 @@
             <w:noProof/>
             <w:webHidden/>
           </w:rPr>
-          <w:instrText xml:space="preserve"> PAGEREF _Toc186871376 \h </w:instrText>
+          <w:instrText xml:space="preserve"> PAGEREF _Toc187073997 \h </w:instrText>
         </w:r>
         <w:r>
           <w:rPr>
@@ -5129,7 +5212,7 @@
             <w:noProof/>
             <w:webHidden/>
           </w:rPr>
-          <w:t>13</w:t>
+          <w:t>14</w:t>
         </w:r>
         <w:r>
           <w:rPr>
@@ -5153,7 +5236,7 @@
           <w:szCs w:val="22"/>
         </w:rPr>
       </w:pPr>
-      <w:hyperlink w:anchor="_Toc186871377" w:history="1">
+      <w:hyperlink w:anchor="_Toc187073998" w:history="1">
         <w:r>
           <w:rPr>
             <w:rStyle w:val="Hyperlink"/>
@@ -5167,7 +5250,7 @@
             <w:noProof/>
           </w:rPr>
           <w:noBreakHyphen/>
-          <w:t>13 Giao diện xem</w:t>
+          <w:t>9</w:t>
         </w:r>
         <w:r>
           <w:rPr>
@@ -5175,7 +5258,7 @@
             <w:noProof/>
             <w:lang w:val="vi-VN"/>
           </w:rPr>
-          <w:t xml:space="preserve"> thông tin cá nhân</w:t>
+          <w:t xml:space="preserve"> Giao diện xem vé đã mua của cá nhân Khách hàng</w:t>
         </w:r>
         <w:r>
           <w:rPr>
@@ -5196,7 +5279,7 @@
             <w:noProof/>
             <w:webHidden/>
           </w:rPr>
-          <w:instrText xml:space="preserve"> PAGEREF _Toc186871377 \h </w:instrText>
+          <w:instrText xml:space="preserve"> PAGEREF _Toc187073998 \h </w:instrText>
         </w:r>
         <w:r>
           <w:rPr>
@@ -5216,7 +5299,7 @@
             <w:noProof/>
             <w:webHidden/>
           </w:rPr>
-          <w:t>14</w:t>
+          <w:t>15</w:t>
         </w:r>
         <w:r>
           <w:rPr>
@@ -5240,7 +5323,7 @@
           <w:szCs w:val="22"/>
         </w:rPr>
       </w:pPr>
-      <w:hyperlink w:anchor="_Toc186871378" w:history="1">
+      <w:hyperlink w:anchor="_Toc187073999" w:history="1">
         <w:r>
           <w:rPr>
             <w:rStyle w:val="Hyperlink"/>
@@ -5254,7 +5337,7 @@
             <w:noProof/>
           </w:rPr>
           <w:noBreakHyphen/>
-          <w:t>14 Giao diện cập</w:t>
+          <w:t>10</w:t>
         </w:r>
         <w:r>
           <w:rPr>
@@ -5262,7 +5345,7 @@
             <w:noProof/>
             <w:lang w:val="vi-VN"/>
           </w:rPr>
-          <w:t xml:space="preserve"> nhật thông tin cá nhân</w:t>
+          <w:t xml:space="preserve"> Giao diện đặt vé dành cho Khách hàng</w:t>
         </w:r>
         <w:r>
           <w:rPr>
@@ -5283,7 +5366,7 @@
             <w:noProof/>
             <w:webHidden/>
           </w:rPr>
-          <w:instrText xml:space="preserve"> PAGEREF _Toc186871378 \h </w:instrText>
+          <w:instrText xml:space="preserve"> PAGEREF _Toc187073999 \h </w:instrText>
         </w:r>
         <w:r>
           <w:rPr>
@@ -5303,7 +5386,703 @@
             <w:noProof/>
             <w:webHidden/>
           </w:rPr>
-          <w:t>14</w:t>
+          <w:t>15</w:t>
+        </w:r>
+        <w:r>
+          <w:rPr>
+            <w:noProof/>
+            <w:webHidden/>
+          </w:rPr>
+          <w:fldChar w:fldCharType="end"/>
+        </w:r>
+      </w:hyperlink>
+    </w:p>
+    <w:p>
+      <w:pPr>
+        <w:pStyle w:val="TableofFigures"/>
+        <w:tabs>
+          <w:tab w:val="right" w:leader="dot" w:pos="9062"/>
+        </w:tabs>
+        <w:rPr>
+          <w:rFonts w:asciiTheme="minorHAnsi" w:eastAsiaTheme="minorEastAsia" w:hAnsiTheme="minorHAnsi" w:cstheme="minorBidi"/>
+          <w:noProof/>
+          <w:sz w:val="22"/>
+          <w:szCs w:val="22"/>
+        </w:rPr>
+      </w:pPr>
+      <w:hyperlink w:anchor="_Toc187074000" w:history="1">
+        <w:r>
+          <w:rPr>
+            <w:rStyle w:val="Hyperlink"/>
+            <w:noProof/>
+          </w:rPr>
+          <w:t>Hình 3</w:t>
+        </w:r>
+        <w:r>
+          <w:rPr>
+            <w:rStyle w:val="Hyperlink"/>
+            <w:noProof/>
+          </w:rPr>
+          <w:noBreakHyphen/>
+          <w:t>11 Giao diện hiển</w:t>
+        </w:r>
+        <w:r>
+          <w:rPr>
+            <w:rStyle w:val="Hyperlink"/>
+            <w:noProof/>
+            <w:lang w:val="vi-VN"/>
+          </w:rPr>
+          <w:t xml:space="preserve"> thị tất cả Phim</w:t>
+        </w:r>
+        <w:r>
+          <w:rPr>
+            <w:noProof/>
+            <w:webHidden/>
+          </w:rPr>
+          <w:tab/>
+        </w:r>
+        <w:r>
+          <w:rPr>
+            <w:noProof/>
+            <w:webHidden/>
+          </w:rPr>
+          <w:fldChar w:fldCharType="begin"/>
+        </w:r>
+        <w:r>
+          <w:rPr>
+            <w:noProof/>
+            <w:webHidden/>
+          </w:rPr>
+          <w:instrText xml:space="preserve"> PAGEREF _Toc187074000 \h </w:instrText>
+        </w:r>
+        <w:r>
+          <w:rPr>
+            <w:noProof/>
+            <w:webHidden/>
+          </w:rPr>
+        </w:r>
+        <w:r>
+          <w:rPr>
+            <w:noProof/>
+            <w:webHidden/>
+          </w:rPr>
+          <w:fldChar w:fldCharType="separate"/>
+        </w:r>
+        <w:r>
+          <w:rPr>
+            <w:noProof/>
+            <w:webHidden/>
+          </w:rPr>
+          <w:t>16</w:t>
+        </w:r>
+        <w:r>
+          <w:rPr>
+            <w:noProof/>
+            <w:webHidden/>
+          </w:rPr>
+          <w:fldChar w:fldCharType="end"/>
+        </w:r>
+      </w:hyperlink>
+    </w:p>
+    <w:p>
+      <w:pPr>
+        <w:pStyle w:val="TableofFigures"/>
+        <w:tabs>
+          <w:tab w:val="right" w:leader="dot" w:pos="9062"/>
+        </w:tabs>
+        <w:rPr>
+          <w:rFonts w:asciiTheme="minorHAnsi" w:eastAsiaTheme="minorEastAsia" w:hAnsiTheme="minorHAnsi" w:cstheme="minorBidi"/>
+          <w:noProof/>
+          <w:sz w:val="22"/>
+          <w:szCs w:val="22"/>
+        </w:rPr>
+      </w:pPr>
+      <w:hyperlink w:anchor="_Toc187074001" w:history="1">
+        <w:r>
+          <w:rPr>
+            <w:rStyle w:val="Hyperlink"/>
+            <w:noProof/>
+          </w:rPr>
+          <w:t>Hình 3</w:t>
+        </w:r>
+        <w:r>
+          <w:rPr>
+            <w:rStyle w:val="Hyperlink"/>
+            <w:noProof/>
+          </w:rPr>
+          <w:noBreakHyphen/>
+          <w:t xml:space="preserve">12 Giao diện </w:t>
+        </w:r>
+        <w:r>
+          <w:rPr>
+            <w:rStyle w:val="Hyperlink"/>
+            <w:noProof/>
+            <w:lang w:val="vi-VN"/>
+          </w:rPr>
+          <w:t>thêm Phim</w:t>
+        </w:r>
+        <w:r>
+          <w:rPr>
+            <w:noProof/>
+            <w:webHidden/>
+          </w:rPr>
+          <w:tab/>
+        </w:r>
+        <w:r>
+          <w:rPr>
+            <w:noProof/>
+            <w:webHidden/>
+          </w:rPr>
+          <w:fldChar w:fldCharType="begin"/>
+        </w:r>
+        <w:r>
+          <w:rPr>
+            <w:noProof/>
+            <w:webHidden/>
+          </w:rPr>
+          <w:instrText xml:space="preserve"> PAGEREF _Toc187074001 \h </w:instrText>
+        </w:r>
+        <w:r>
+          <w:rPr>
+            <w:noProof/>
+            <w:webHidden/>
+          </w:rPr>
+        </w:r>
+        <w:r>
+          <w:rPr>
+            <w:noProof/>
+            <w:webHidden/>
+          </w:rPr>
+          <w:fldChar w:fldCharType="separate"/>
+        </w:r>
+        <w:r>
+          <w:rPr>
+            <w:noProof/>
+            <w:webHidden/>
+          </w:rPr>
+          <w:t>16</w:t>
+        </w:r>
+        <w:r>
+          <w:rPr>
+            <w:noProof/>
+            <w:webHidden/>
+          </w:rPr>
+          <w:fldChar w:fldCharType="end"/>
+        </w:r>
+      </w:hyperlink>
+    </w:p>
+    <w:p>
+      <w:pPr>
+        <w:pStyle w:val="TableofFigures"/>
+        <w:tabs>
+          <w:tab w:val="right" w:leader="dot" w:pos="9062"/>
+        </w:tabs>
+        <w:rPr>
+          <w:rFonts w:asciiTheme="minorHAnsi" w:eastAsiaTheme="minorEastAsia" w:hAnsiTheme="minorHAnsi" w:cstheme="minorBidi"/>
+          <w:noProof/>
+          <w:sz w:val="22"/>
+          <w:szCs w:val="22"/>
+        </w:rPr>
+      </w:pPr>
+      <w:hyperlink w:anchor="_Toc187074002" w:history="1">
+        <w:r>
+          <w:rPr>
+            <w:rStyle w:val="Hyperlink"/>
+            <w:noProof/>
+          </w:rPr>
+          <w:t>Hình 3</w:t>
+        </w:r>
+        <w:r>
+          <w:rPr>
+            <w:rStyle w:val="Hyperlink"/>
+            <w:noProof/>
+          </w:rPr>
+          <w:noBreakHyphen/>
+          <w:t xml:space="preserve">13 Giao diện </w:t>
+        </w:r>
+        <w:r>
+          <w:rPr>
+            <w:rStyle w:val="Hyperlink"/>
+            <w:noProof/>
+            <w:lang w:val="vi-VN"/>
+          </w:rPr>
+          <w:t>cập nhật Phim</w:t>
+        </w:r>
+        <w:r>
+          <w:rPr>
+            <w:noProof/>
+            <w:webHidden/>
+          </w:rPr>
+          <w:tab/>
+        </w:r>
+        <w:r>
+          <w:rPr>
+            <w:noProof/>
+            <w:webHidden/>
+          </w:rPr>
+          <w:fldChar w:fldCharType="begin"/>
+        </w:r>
+        <w:r>
+          <w:rPr>
+            <w:noProof/>
+            <w:webHidden/>
+          </w:rPr>
+          <w:instrText xml:space="preserve"> PAGEREF _Toc187074002 \h </w:instrText>
+        </w:r>
+        <w:r>
+          <w:rPr>
+            <w:noProof/>
+            <w:webHidden/>
+          </w:rPr>
+        </w:r>
+        <w:r>
+          <w:rPr>
+            <w:noProof/>
+            <w:webHidden/>
+          </w:rPr>
+          <w:fldChar w:fldCharType="separate"/>
+        </w:r>
+        <w:r>
+          <w:rPr>
+            <w:noProof/>
+            <w:webHidden/>
+          </w:rPr>
+          <w:t>16</w:t>
+        </w:r>
+        <w:r>
+          <w:rPr>
+            <w:noProof/>
+            <w:webHidden/>
+          </w:rPr>
+          <w:fldChar w:fldCharType="end"/>
+        </w:r>
+      </w:hyperlink>
+    </w:p>
+    <w:p>
+      <w:pPr>
+        <w:pStyle w:val="TableofFigures"/>
+        <w:tabs>
+          <w:tab w:val="right" w:leader="dot" w:pos="9062"/>
+        </w:tabs>
+        <w:rPr>
+          <w:rFonts w:asciiTheme="minorHAnsi" w:eastAsiaTheme="minorEastAsia" w:hAnsiTheme="minorHAnsi" w:cstheme="minorBidi"/>
+          <w:noProof/>
+          <w:sz w:val="22"/>
+          <w:szCs w:val="22"/>
+        </w:rPr>
+      </w:pPr>
+      <w:hyperlink w:anchor="_Toc187074003" w:history="1">
+        <w:r>
+          <w:rPr>
+            <w:rStyle w:val="Hyperlink"/>
+            <w:noProof/>
+          </w:rPr>
+          <w:t>Hình 3</w:t>
+        </w:r>
+        <w:r>
+          <w:rPr>
+            <w:rStyle w:val="Hyperlink"/>
+            <w:noProof/>
+          </w:rPr>
+          <w:noBreakHyphen/>
+          <w:t xml:space="preserve">14 Giao diện </w:t>
+        </w:r>
+        <w:r>
+          <w:rPr>
+            <w:rStyle w:val="Hyperlink"/>
+            <w:noProof/>
+            <w:lang w:val="vi-VN"/>
+          </w:rPr>
+          <w:t>xóa Phim</w:t>
+        </w:r>
+        <w:r>
+          <w:rPr>
+            <w:noProof/>
+            <w:webHidden/>
+          </w:rPr>
+          <w:tab/>
+        </w:r>
+        <w:r>
+          <w:rPr>
+            <w:noProof/>
+            <w:webHidden/>
+          </w:rPr>
+          <w:fldChar w:fldCharType="begin"/>
+        </w:r>
+        <w:r>
+          <w:rPr>
+            <w:noProof/>
+            <w:webHidden/>
+          </w:rPr>
+          <w:instrText xml:space="preserve"> PAGEREF _Toc187074003 \h </w:instrText>
+        </w:r>
+        <w:r>
+          <w:rPr>
+            <w:noProof/>
+            <w:webHidden/>
+          </w:rPr>
+        </w:r>
+        <w:r>
+          <w:rPr>
+            <w:noProof/>
+            <w:webHidden/>
+          </w:rPr>
+          <w:fldChar w:fldCharType="separate"/>
+        </w:r>
+        <w:r>
+          <w:rPr>
+            <w:noProof/>
+            <w:webHidden/>
+          </w:rPr>
+          <w:t>16</w:t>
+        </w:r>
+        <w:r>
+          <w:rPr>
+            <w:noProof/>
+            <w:webHidden/>
+          </w:rPr>
+          <w:fldChar w:fldCharType="end"/>
+        </w:r>
+      </w:hyperlink>
+    </w:p>
+    <w:p>
+      <w:pPr>
+        <w:pStyle w:val="TableofFigures"/>
+        <w:tabs>
+          <w:tab w:val="right" w:leader="dot" w:pos="9062"/>
+        </w:tabs>
+        <w:rPr>
+          <w:rFonts w:asciiTheme="minorHAnsi" w:eastAsiaTheme="minorEastAsia" w:hAnsiTheme="minorHAnsi" w:cstheme="minorBidi"/>
+          <w:noProof/>
+          <w:sz w:val="22"/>
+          <w:szCs w:val="22"/>
+        </w:rPr>
+      </w:pPr>
+      <w:hyperlink w:anchor="_Toc187074004" w:history="1">
+        <w:r>
+          <w:rPr>
+            <w:rStyle w:val="Hyperlink"/>
+            <w:noProof/>
+          </w:rPr>
+          <w:t>Hình 3</w:t>
+        </w:r>
+        <w:r>
+          <w:rPr>
+            <w:rStyle w:val="Hyperlink"/>
+            <w:noProof/>
+          </w:rPr>
+          <w:noBreakHyphen/>
+          <w:t xml:space="preserve">15 Giao diện </w:t>
+        </w:r>
+        <w:r>
+          <w:rPr>
+            <w:rStyle w:val="Hyperlink"/>
+            <w:noProof/>
+            <w:lang w:val="vi-VN"/>
+          </w:rPr>
+          <w:t>hiển thị tất cả Suất chiếu</w:t>
+        </w:r>
+        <w:r>
+          <w:rPr>
+            <w:noProof/>
+            <w:webHidden/>
+          </w:rPr>
+          <w:tab/>
+        </w:r>
+        <w:r>
+          <w:rPr>
+            <w:noProof/>
+            <w:webHidden/>
+          </w:rPr>
+          <w:fldChar w:fldCharType="begin"/>
+        </w:r>
+        <w:r>
+          <w:rPr>
+            <w:noProof/>
+            <w:webHidden/>
+          </w:rPr>
+          <w:instrText xml:space="preserve"> PAGEREF _Toc187074004 \h </w:instrText>
+        </w:r>
+        <w:r>
+          <w:rPr>
+            <w:noProof/>
+            <w:webHidden/>
+          </w:rPr>
+        </w:r>
+        <w:r>
+          <w:rPr>
+            <w:noProof/>
+            <w:webHidden/>
+          </w:rPr>
+          <w:fldChar w:fldCharType="separate"/>
+        </w:r>
+        <w:r>
+          <w:rPr>
+            <w:noProof/>
+            <w:webHidden/>
+          </w:rPr>
+          <w:t>17</w:t>
+        </w:r>
+        <w:r>
+          <w:rPr>
+            <w:noProof/>
+            <w:webHidden/>
+          </w:rPr>
+          <w:fldChar w:fldCharType="end"/>
+        </w:r>
+      </w:hyperlink>
+    </w:p>
+    <w:p>
+      <w:pPr>
+        <w:pStyle w:val="TableofFigures"/>
+        <w:tabs>
+          <w:tab w:val="right" w:leader="dot" w:pos="9062"/>
+        </w:tabs>
+        <w:rPr>
+          <w:rFonts w:asciiTheme="minorHAnsi" w:eastAsiaTheme="minorEastAsia" w:hAnsiTheme="minorHAnsi" w:cstheme="minorBidi"/>
+          <w:noProof/>
+          <w:sz w:val="22"/>
+          <w:szCs w:val="22"/>
+        </w:rPr>
+      </w:pPr>
+      <w:hyperlink w:anchor="_Toc187074005" w:history="1">
+        <w:r>
+          <w:rPr>
+            <w:rStyle w:val="Hyperlink"/>
+            <w:noProof/>
+          </w:rPr>
+          <w:t>Hình 3</w:t>
+        </w:r>
+        <w:r>
+          <w:rPr>
+            <w:rStyle w:val="Hyperlink"/>
+            <w:noProof/>
+          </w:rPr>
+          <w:noBreakHyphen/>
+          <w:t>16 Giao diện thêm</w:t>
+        </w:r>
+        <w:r>
+          <w:rPr>
+            <w:rStyle w:val="Hyperlink"/>
+            <w:noProof/>
+            <w:lang w:val="vi-VN"/>
+          </w:rPr>
+          <w:t xml:space="preserve"> Suất chiếu</w:t>
+        </w:r>
+        <w:r>
+          <w:rPr>
+            <w:noProof/>
+            <w:webHidden/>
+          </w:rPr>
+          <w:tab/>
+        </w:r>
+        <w:r>
+          <w:rPr>
+            <w:noProof/>
+            <w:webHidden/>
+          </w:rPr>
+          <w:fldChar w:fldCharType="begin"/>
+        </w:r>
+        <w:r>
+          <w:rPr>
+            <w:noProof/>
+            <w:webHidden/>
+          </w:rPr>
+          <w:instrText xml:space="preserve"> PAGEREF _Toc187074005 \h </w:instrText>
+        </w:r>
+        <w:r>
+          <w:rPr>
+            <w:noProof/>
+            <w:webHidden/>
+          </w:rPr>
+        </w:r>
+        <w:r>
+          <w:rPr>
+            <w:noProof/>
+            <w:webHidden/>
+          </w:rPr>
+          <w:fldChar w:fldCharType="separate"/>
+        </w:r>
+        <w:r>
+          <w:rPr>
+            <w:noProof/>
+            <w:webHidden/>
+          </w:rPr>
+          <w:t>17</w:t>
+        </w:r>
+        <w:r>
+          <w:rPr>
+            <w:noProof/>
+            <w:webHidden/>
+          </w:rPr>
+          <w:fldChar w:fldCharType="end"/>
+        </w:r>
+      </w:hyperlink>
+    </w:p>
+    <w:p>
+      <w:pPr>
+        <w:pStyle w:val="TableofFigures"/>
+        <w:tabs>
+          <w:tab w:val="right" w:leader="dot" w:pos="9062"/>
+        </w:tabs>
+        <w:rPr>
+          <w:rFonts w:asciiTheme="minorHAnsi" w:eastAsiaTheme="minorEastAsia" w:hAnsiTheme="minorHAnsi" w:cstheme="minorBidi"/>
+          <w:noProof/>
+          <w:sz w:val="22"/>
+          <w:szCs w:val="22"/>
+        </w:rPr>
+      </w:pPr>
+      <w:hyperlink w:anchor="_Toc187074006" w:history="1">
+        <w:r>
+          <w:rPr>
+            <w:rStyle w:val="Hyperlink"/>
+            <w:noProof/>
+          </w:rPr>
+          <w:t>Hình 3</w:t>
+        </w:r>
+        <w:r>
+          <w:rPr>
+            <w:rStyle w:val="Hyperlink"/>
+            <w:noProof/>
+          </w:rPr>
+          <w:noBreakHyphen/>
+          <w:t>17 Giao diện cập</w:t>
+        </w:r>
+        <w:r>
+          <w:rPr>
+            <w:rStyle w:val="Hyperlink"/>
+            <w:noProof/>
+            <w:lang w:val="vi-VN"/>
+          </w:rPr>
+          <w:t xml:space="preserve"> nhật Suất chiếu</w:t>
+        </w:r>
+        <w:r>
+          <w:rPr>
+            <w:noProof/>
+            <w:webHidden/>
+          </w:rPr>
+          <w:tab/>
+        </w:r>
+        <w:r>
+          <w:rPr>
+            <w:noProof/>
+            <w:webHidden/>
+          </w:rPr>
+          <w:fldChar w:fldCharType="begin"/>
+        </w:r>
+        <w:r>
+          <w:rPr>
+            <w:noProof/>
+            <w:webHidden/>
+          </w:rPr>
+          <w:instrText xml:space="preserve"> PAGEREF _Toc187074006 \h </w:instrText>
+        </w:r>
+        <w:r>
+          <w:rPr>
+            <w:noProof/>
+            <w:webHidden/>
+          </w:rPr>
+        </w:r>
+        <w:r>
+          <w:rPr>
+            <w:noProof/>
+            <w:webHidden/>
+          </w:rPr>
+          <w:fldChar w:fldCharType="separate"/>
+        </w:r>
+        <w:r>
+          <w:rPr>
+            <w:noProof/>
+            <w:webHidden/>
+          </w:rPr>
+          <w:t>17</w:t>
+        </w:r>
+        <w:r>
+          <w:rPr>
+            <w:noProof/>
+            <w:webHidden/>
+          </w:rPr>
+          <w:fldChar w:fldCharType="end"/>
+        </w:r>
+      </w:hyperlink>
+    </w:p>
+    <w:p>
+      <w:pPr>
+        <w:pStyle w:val="TableofFigures"/>
+        <w:tabs>
+          <w:tab w:val="right" w:leader="dot" w:pos="9062"/>
+        </w:tabs>
+        <w:rPr>
+          <w:rFonts w:asciiTheme="minorHAnsi" w:eastAsiaTheme="minorEastAsia" w:hAnsiTheme="minorHAnsi" w:cstheme="minorBidi"/>
+          <w:noProof/>
+          <w:sz w:val="22"/>
+          <w:szCs w:val="22"/>
+        </w:rPr>
+      </w:pPr>
+      <w:hyperlink w:anchor="_Toc187074007" w:history="1">
+        <w:r>
+          <w:rPr>
+            <w:rStyle w:val="Hyperlink"/>
+            <w:noProof/>
+          </w:rPr>
+          <w:t>Hình 3</w:t>
+        </w:r>
+        <w:r>
+          <w:rPr>
+            <w:rStyle w:val="Hyperlink"/>
+            <w:noProof/>
+          </w:rPr>
+          <w:noBreakHyphen/>
+          <w:t>18 Giao diện xóa</w:t>
+        </w:r>
+        <w:r>
+          <w:rPr>
+            <w:rStyle w:val="Hyperlink"/>
+            <w:noProof/>
+            <w:lang w:val="vi-VN"/>
+          </w:rPr>
+          <w:t xml:space="preserve"> Suất chiếu</w:t>
+        </w:r>
+        <w:r>
+          <w:rPr>
+            <w:noProof/>
+            <w:webHidden/>
+          </w:rPr>
+          <w:tab/>
+        </w:r>
+        <w:r>
+          <w:rPr>
+            <w:noProof/>
+            <w:webHidden/>
+          </w:rPr>
+          <w:fldChar w:fldCharType="begin"/>
+        </w:r>
+        <w:r>
+          <w:rPr>
+            <w:noProof/>
+            <w:webHidden/>
+          </w:rPr>
+          <w:instrText xml:space="preserve"> PAGEREF _Toc187074007 \h </w:instrText>
+        </w:r>
+        <w:r>
+          <w:rPr>
+            <w:noProof/>
+            <w:webHidden/>
+          </w:rPr>
+        </w:r>
+        <w:r>
+          <w:rPr>
+            <w:noProof/>
+            <w:webHidden/>
+          </w:rPr>
+          <w:fldChar w:fldCharType="separate"/>
+        </w:r>
+        <w:r>
+          <w:rPr>
+            <w:noProof/>
+            <w:webHidden/>
+          </w:rPr>
+          <w:t>17</w:t>
         </w:r>
         <w:r>
           <w:rPr>
@@ -5338,7 +6117,7 @@
       <w:pPr>
         <w:pStyle w:val="Title"/>
       </w:pPr>
-      <w:bookmarkStart w:id="5" w:name="_Toc186871326"/>
+      <w:bookmarkStart w:id="5" w:name="_Toc187073947"/>
       <w:r>
         <w:lastRenderedPageBreak/>
         <w:t>LỜI MỞ ĐẦU</w:t>
@@ -5820,23 +6599,9 @@
           <w:iCs/>
           <w:lang w:val="vi-VN"/>
         </w:rPr>
-      </w:pPr>
-    </w:p>
-    <w:p>
-      <w:pPr>
-        <w:pStyle w:val="0-NDUNG"/>
-        <w:numPr>
-          <w:ilvl w:val="0"/>
-          <w:numId w:val="39"/>
-        </w:numPr>
-        <w:rPr>
-          <w:i/>
-          <w:iCs/>
-          <w:lang w:val="vi-VN"/>
-        </w:rPr>
         <w:sectPr>
-          <w:headerReference w:type="default" r:id="rId10"/>
-          <w:footerReference w:type="default" r:id="rId11"/>
+          <w:headerReference w:type="default" r:id="rId12"/>
+          <w:footerReference w:type="default" r:id="rId13"/>
           <w:pgSz w:w="11909" w:h="16834" w:code="9"/>
           <w:pgMar w:top="1138" w:right="1138" w:bottom="1138" w:left="1699" w:header="720" w:footer="432" w:gutter="0"/>
           <w:pgNumType w:fmt="lowerRoman" w:start="1"/>
@@ -5852,7 +6617,7 @@
           <w:lang w:val="vi-VN"/>
         </w:rPr>
       </w:pPr>
-      <w:bookmarkStart w:id="6" w:name="_Toc186871327"/>
+      <w:bookmarkStart w:id="6" w:name="_Toc187073948"/>
       <w:r>
         <w:lastRenderedPageBreak/>
         <w:t>CƠ</w:t>
@@ -5869,7 +6634,7 @@
       <w:pPr>
         <w:pStyle w:val="Heading2"/>
       </w:pPr>
-      <w:bookmarkStart w:id="7" w:name="_Toc186871328"/>
+      <w:bookmarkStart w:id="7" w:name="_Toc187073949"/>
       <w:r>
         <w:t>Giới</w:t>
       </w:r>
@@ -5973,7 +6738,7 @@
       <w:pPr>
         <w:pStyle w:val="Heading3"/>
       </w:pPr>
-      <w:bookmarkStart w:id="8" w:name="_Toc186871329"/>
+      <w:bookmarkStart w:id="8" w:name="_Toc187073950"/>
       <w:r>
         <w:t>Các</w:t>
       </w:r>
@@ -6014,7 +6779,7 @@
                     </pic:cNvPicPr>
                   </pic:nvPicPr>
                   <pic:blipFill>
-                    <a:blip r:embed="rId12">
+                    <a:blip r:embed="rId14">
                       <a:extLst>
                         <a:ext uri="{28A0092B-C50C-407E-A947-70E740481C1C}">
                           <a14:useLocalDpi xmlns:a14="http://schemas.microsoft.com/office/drawing/2010/main" val="0"/>
@@ -6050,7 +6815,7 @@
       <w:pPr>
         <w:pStyle w:val="Caption"/>
       </w:pPr>
-      <w:bookmarkStart w:id="9" w:name="_Toc186871352"/>
+      <w:bookmarkStart w:id="9" w:name="_Toc187073973"/>
       <w:r>
         <w:t xml:space="preserve">Hình </w:t>
       </w:r>
@@ -6154,7 +6919,7 @@
       <w:pPr>
         <w:pStyle w:val="Heading3"/>
       </w:pPr>
-      <w:bookmarkStart w:id="10" w:name="_Toc186871330"/>
+      <w:bookmarkStart w:id="10" w:name="_Toc187073951"/>
       <w:r>
         <w:lastRenderedPageBreak/>
         <w:t>Các</w:t>
@@ -6197,7 +6962,7 @@
                     </pic:cNvPicPr>
                   </pic:nvPicPr>
                   <pic:blipFill>
-                    <a:blip r:embed="rId13">
+                    <a:blip r:embed="rId15">
                       <a:extLst>
                         <a:ext uri="{28A0092B-C50C-407E-A947-70E740481C1C}">
                           <a14:useLocalDpi xmlns:a14="http://schemas.microsoft.com/office/drawing/2010/main" val="0"/>
@@ -6233,7 +6998,7 @@
       <w:pPr>
         <w:pStyle w:val="Caption"/>
       </w:pPr>
-      <w:bookmarkStart w:id="11" w:name="_Toc186871353"/>
+      <w:bookmarkStart w:id="11" w:name="_Toc187073974"/>
       <w:r>
         <w:t xml:space="preserve">Hình </w:t>
       </w:r>
@@ -6315,7 +7080,7 @@
       <w:pPr>
         <w:pStyle w:val="Heading3"/>
       </w:pPr>
-      <w:bookmarkStart w:id="12" w:name="_Toc186871331"/>
+      <w:bookmarkStart w:id="12" w:name="_Toc187073952"/>
       <w:r>
         <w:t>Các</w:t>
       </w:r>
@@ -6353,7 +7118,7 @@
                     </pic:cNvPicPr>
                   </pic:nvPicPr>
                   <pic:blipFill>
-                    <a:blip r:embed="rId14">
+                    <a:blip r:embed="rId16">
                       <a:extLst>
                         <a:ext uri="{28A0092B-C50C-407E-A947-70E740481C1C}">
                           <a14:useLocalDpi xmlns:a14="http://schemas.microsoft.com/office/drawing/2010/main" val="0"/>
@@ -6389,7 +7154,7 @@
       <w:pPr>
         <w:pStyle w:val="Caption"/>
       </w:pPr>
-      <w:bookmarkStart w:id="13" w:name="_Toc186871354"/>
+      <w:bookmarkStart w:id="13" w:name="_Toc187073975"/>
       <w:r>
         <w:t xml:space="preserve">Hình </w:t>
       </w:r>
@@ -6457,7 +7222,7 @@
           <w:rStyle w:val="apple-converted-space"/>
         </w:rPr>
       </w:pPr>
-      <w:bookmarkStart w:id="14" w:name="_Toc186871332"/>
+      <w:bookmarkStart w:id="14" w:name="_Toc187073953"/>
       <w:r>
         <w:rPr>
           <w:rStyle w:val="apple-converted-space"/>
@@ -6538,7 +7303,7 @@
       <w:pPr>
         <w:pStyle w:val="Heading2"/>
       </w:pPr>
-      <w:bookmarkStart w:id="15" w:name="_Toc186871333"/>
+      <w:bookmarkStart w:id="15" w:name="_Toc187073954"/>
       <w:r>
         <w:t>Giới</w:t>
       </w:r>
@@ -6605,7 +7370,7 @@
                     </pic:cNvPicPr>
                   </pic:nvPicPr>
                   <pic:blipFill>
-                    <a:blip r:embed="rId15">
+                    <a:blip r:embed="rId17">
                       <a:extLst>
                         <a:ext uri="{28A0092B-C50C-407E-A947-70E740481C1C}">
                           <a14:useLocalDpi xmlns:a14="http://schemas.microsoft.com/office/drawing/2010/main" val="0"/>
@@ -6641,7 +7406,7 @@
       <w:pPr>
         <w:pStyle w:val="Caption"/>
       </w:pPr>
-      <w:bookmarkStart w:id="16" w:name="_Toc186871355"/>
+      <w:bookmarkStart w:id="16" w:name="_Toc187073976"/>
       <w:r>
         <w:t xml:space="preserve">Hình </w:t>
       </w:r>
@@ -6805,6 +7570,12 @@
       <w:pPr>
         <w:pStyle w:val="ListParagraph"/>
         <w:ind w:left="1440" w:firstLine="0"/>
+      </w:pPr>
+    </w:p>
+    <w:p>
+      <w:pPr>
+        <w:pStyle w:val="ListParagraph"/>
+        <w:ind w:left="1440" w:firstLine="0"/>
         <w:rPr>
           <w:b/>
           <w:bCs/>
@@ -6914,7 +7685,7 @@
           <w:rStyle w:val="apple-converted-space"/>
         </w:rPr>
       </w:pPr>
-      <w:bookmarkStart w:id="17" w:name="_Toc186871334"/>
+      <w:bookmarkStart w:id="17" w:name="_Toc187073955"/>
       <w:r>
         <w:rPr>
           <w:rStyle w:val="apple-converted-space"/>
@@ -6952,11 +7723,6 @@
         <w:t>C++</w:t>
       </w:r>
       <w:bookmarkEnd w:id="17"/>
-    </w:p>
-    <w:p>
-      <w:r>
-        <w:t>Trình bày sơ lược lý thuyết về ngôn ngữ sử dụng để phát triển chương trình: lý do chọn ngôn ngữ đó, các lệnh, hàm cơ bản được sử dụng…</w:t>
-      </w:r>
     </w:p>
     <w:p>
       <w:pPr>
@@ -7067,7 +7833,7 @@
       <w:pPr>
         <w:pStyle w:val="Heading1"/>
       </w:pPr>
-      <w:bookmarkStart w:id="18" w:name="_Toc186871335"/>
+      <w:bookmarkStart w:id="18" w:name="_Toc187073956"/>
       <w:r>
         <w:lastRenderedPageBreak/>
         <w:t xml:space="preserve">TỔ CHỨC </w:t>
@@ -7081,7 +7847,7 @@
       <w:pPr>
         <w:pStyle w:val="Heading2"/>
       </w:pPr>
-      <w:bookmarkStart w:id="19" w:name="_Toc186871336"/>
+      <w:bookmarkStart w:id="19" w:name="_Toc187073957"/>
       <w:r>
         <w:rPr>
           <w:rStyle w:val="apple-converted-space"/>
@@ -7100,7 +7866,7 @@
       <w:pPr>
         <w:pStyle w:val="Heading3"/>
       </w:pPr>
-      <w:bookmarkStart w:id="20" w:name="_Toc186871337"/>
+      <w:bookmarkStart w:id="20" w:name="_Toc187073958"/>
       <w:r>
         <w:t>Mô hình quan hệ</w:t>
       </w:r>
@@ -7155,7 +7921,7 @@
                     </pic:cNvPicPr>
                   </pic:nvPicPr>
                   <pic:blipFill>
-                    <a:blip r:embed="rId16">
+                    <a:blip r:embed="rId18">
                       <a:extLst>
                         <a:ext uri="{28A0092B-C50C-407E-A947-70E740481C1C}">
                           <a14:useLocalDpi xmlns:a14="http://schemas.microsoft.com/office/drawing/2010/main" val="0"/>
@@ -7191,6 +7957,7 @@
       <w:pPr>
         <w:pStyle w:val="Caption"/>
       </w:pPr>
+      <w:bookmarkStart w:id="21" w:name="_Toc187073977"/>
       <w:r>
         <w:t xml:space="preserve">Hình </w:t>
       </w:r>
@@ -7222,6 +7989,7 @@
         </w:rPr>
         <w:t xml:space="preserve"> hình quan hệ</w:t>
       </w:r>
+      <w:bookmarkEnd w:id="21"/>
     </w:p>
     <w:p>
       <w:pPr>
@@ -7234,9 +8002,11 @@
       <w:pPr>
         <w:pStyle w:val="Heading3"/>
       </w:pPr>
+      <w:bookmarkStart w:id="22" w:name="_Toc187073959"/>
       <w:r>
         <w:t>Đầu vào (Input)</w:t>
       </w:r>
+      <w:bookmarkEnd w:id="22"/>
     </w:p>
     <w:p>
       <w:pPr>
@@ -7287,11 +8057,11 @@
       <w:pPr>
         <w:pStyle w:val="Heading3"/>
       </w:pPr>
-      <w:bookmarkStart w:id="21" w:name="_Toc186871339"/>
+      <w:bookmarkStart w:id="23" w:name="_Toc187073960"/>
       <w:r>
         <w:t>Đầu ra (Output)</w:t>
       </w:r>
-      <w:bookmarkEnd w:id="21"/>
+      <w:bookmarkEnd w:id="23"/>
     </w:p>
     <w:p>
       <w:pPr>
@@ -7337,7 +8107,6 @@
       <w:r>
         <w:br w:type="page"/>
       </w:r>
-      <w:bookmarkStart w:id="22" w:name="_Toc186871338"/>
     </w:p>
     <w:p>
       <w:pPr>
@@ -7346,8 +8115,7 @@
           <w:rStyle w:val="apple-converted-space"/>
         </w:rPr>
       </w:pPr>
-      <w:bookmarkStart w:id="23" w:name="_Toc186871340"/>
-      <w:bookmarkEnd w:id="22"/>
+      <w:bookmarkStart w:id="24" w:name="_Toc187073961"/>
       <w:r>
         <w:rPr>
           <w:rStyle w:val="apple-converted-space"/>
@@ -7361,7 +8129,7 @@
         </w:rPr>
         <w:t>tổ chức dữ liệu đầu vào</w:t>
       </w:r>
-      <w:bookmarkEnd w:id="23"/>
+      <w:bookmarkEnd w:id="24"/>
     </w:p>
     <w:p>
       <w:pPr>
@@ -7425,7 +8193,7 @@
                     <pic:cNvPicPr/>
                   </pic:nvPicPr>
                   <pic:blipFill rotWithShape="1">
-                    <a:blip r:embed="rId17"/>
+                    <a:blip r:embed="rId19"/>
                     <a:srcRect t="-1" b="22641"/>
                     <a:stretch/>
                   </pic:blipFill>
@@ -7460,7 +8228,7 @@
           <w:lang w:val="vi-VN"/>
         </w:rPr>
       </w:pPr>
-      <w:bookmarkStart w:id="24" w:name="_Toc186871357"/>
+      <w:bookmarkStart w:id="25" w:name="_Toc187073978"/>
       <w:r>
         <w:t xml:space="preserve">Hình </w:t>
       </w:r>
@@ -7489,7 +8257,7 @@
         </w:rPr>
         <w:t xml:space="preserve"> File lưu trữ thông tin Khách hàng</w:t>
       </w:r>
-      <w:bookmarkEnd w:id="24"/>
+      <w:bookmarkEnd w:id="25"/>
     </w:p>
     <w:p>
       <w:pPr>
@@ -7544,7 +8312,7 @@
                     <pic:cNvPicPr/>
                   </pic:nvPicPr>
                   <pic:blipFill>
-                    <a:blip r:embed="rId18"/>
+                    <a:blip r:embed="rId20"/>
                     <a:stretch>
                       <a:fillRect/>
                     </a:stretch>
@@ -7572,7 +8340,7 @@
           <w:lang w:val="vi-VN"/>
         </w:rPr>
       </w:pPr>
-      <w:bookmarkStart w:id="25" w:name="_Toc186871358"/>
+      <w:bookmarkStart w:id="26" w:name="_Toc187073979"/>
       <w:r>
         <w:t xml:space="preserve">Hình </w:t>
       </w:r>
@@ -7601,7 +8369,7 @@
         </w:rPr>
         <w:t xml:space="preserve"> File lưu trữ mật khẩu truy cập quyền Quản trị viên</w:t>
       </w:r>
-      <w:bookmarkEnd w:id="25"/>
+      <w:bookmarkEnd w:id="26"/>
     </w:p>
     <w:p>
       <w:pPr>
@@ -7659,7 +8427,7 @@
                     <pic:cNvPicPr/>
                   </pic:nvPicPr>
                   <pic:blipFill rotWithShape="1">
-                    <a:blip r:embed="rId19">
+                    <a:blip r:embed="rId21">
                       <a:extLst>
                         <a:ext uri="{28A0092B-C50C-407E-A947-70E740481C1C}">
                           <a14:useLocalDpi xmlns:a14="http://schemas.microsoft.com/office/drawing/2010/main" val="0"/>
@@ -7700,7 +8468,7 @@
           <w:lang w:val="vi-VN"/>
         </w:rPr>
       </w:pPr>
-      <w:bookmarkStart w:id="26" w:name="_Toc186871359"/>
+      <w:bookmarkStart w:id="27" w:name="_Toc187073980"/>
       <w:r>
         <w:t xml:space="preserve">Hình </w:t>
       </w:r>
@@ -7729,7 +8497,7 @@
         </w:rPr>
         <w:t xml:space="preserve"> File lưu trữ thông tin Phim</w:t>
       </w:r>
-      <w:bookmarkEnd w:id="26"/>
+      <w:bookmarkEnd w:id="27"/>
     </w:p>
     <w:p>
       <w:pPr>
@@ -7786,7 +8554,7 @@
                     <pic:cNvPicPr/>
                   </pic:nvPicPr>
                   <pic:blipFill>
-                    <a:blip r:embed="rId20">
+                    <a:blip r:embed="rId22">
                       <a:extLst>
                         <a:ext uri="{28A0092B-C50C-407E-A947-70E740481C1C}">
                           <a14:useLocalDpi xmlns:a14="http://schemas.microsoft.com/office/drawing/2010/main" val="0"/>
@@ -7820,7 +8588,7 @@
           <w:lang w:val="vi-VN"/>
         </w:rPr>
       </w:pPr>
-      <w:bookmarkStart w:id="27" w:name="_Toc186871361"/>
+      <w:bookmarkStart w:id="28" w:name="_Toc187073981"/>
       <w:r>
         <w:t xml:space="preserve">Hình </w:t>
       </w:r>
@@ -7840,7 +8608,7 @@
           <w:rPr>
             <w:noProof/>
           </w:rPr>
-          <w:t>6</w:t>
+          <w:t>5</w:t>
         </w:r>
       </w:fldSimple>
       <w:r>
@@ -7849,7 +8617,7 @@
         </w:rPr>
         <w:t xml:space="preserve"> File lưu trữ thông tin Phòng chiếu</w:t>
       </w:r>
-      <w:bookmarkEnd w:id="27"/>
+      <w:bookmarkEnd w:id="28"/>
     </w:p>
     <w:p>
       <w:pPr>
@@ -7906,7 +8674,7 @@
                     <pic:cNvPicPr/>
                   </pic:nvPicPr>
                   <pic:blipFill>
-                    <a:blip r:embed="rId21">
+                    <a:blip r:embed="rId23">
                       <a:extLst>
                         <a:ext uri="{28A0092B-C50C-407E-A947-70E740481C1C}">
                           <a14:useLocalDpi xmlns:a14="http://schemas.microsoft.com/office/drawing/2010/main" val="0"/>
@@ -7949,7 +8717,7 @@
           <w:lang w:val="vi-VN"/>
         </w:rPr>
       </w:pPr>
-      <w:bookmarkStart w:id="28" w:name="_Toc186871362"/>
+      <w:bookmarkStart w:id="29" w:name="_Toc187073982"/>
       <w:r>
         <w:t xml:space="preserve">Hình </w:t>
       </w:r>
@@ -7969,7 +8737,7 @@
           <w:rPr>
             <w:noProof/>
           </w:rPr>
-          <w:t>7</w:t>
+          <w:t>6</w:t>
         </w:r>
       </w:fldSimple>
       <w:r>
@@ -7978,7 +8746,7 @@
         </w:rPr>
         <w:t xml:space="preserve"> File lưu trữ thông tin Ghế ngồi</w:t>
       </w:r>
-      <w:bookmarkEnd w:id="28"/>
+      <w:bookmarkEnd w:id="29"/>
     </w:p>
     <w:p>
       <w:pPr>
@@ -8007,22 +8775,22 @@
           <w:lang w:val="vi-VN"/>
         </w:rPr>
         <w:drawing>
-          <wp:anchor distT="0" distB="0" distL="114300" distR="114300" simplePos="0" relativeHeight="251659776" behindDoc="0" locked="0" layoutInCell="1" allowOverlap="1" wp14:anchorId="16592335" wp14:editId="5992C12A">
+          <wp:anchor distT="0" distB="0" distL="114300" distR="114300" simplePos="0" relativeHeight="251659776" behindDoc="0" locked="0" layoutInCell="1" allowOverlap="1" wp14:anchorId="16592335" wp14:editId="57FC1FAD">
             <wp:simplePos x="0" y="0"/>
             <wp:positionH relativeFrom="page">
-              <wp:posOffset>1090295</wp:posOffset>
+              <wp:posOffset>1089025</wp:posOffset>
             </wp:positionH>
             <wp:positionV relativeFrom="paragraph">
-              <wp:posOffset>287020</wp:posOffset>
+              <wp:posOffset>286385</wp:posOffset>
             </wp:positionV>
-            <wp:extent cx="6158230" cy="1502410"/>
-            <wp:effectExtent l="0" t="0" r="0" b="2540"/>
+            <wp:extent cx="6010275" cy="1466215"/>
+            <wp:effectExtent l="0" t="0" r="9525" b="635"/>
             <wp:wrapThrough wrapText="bothSides">
               <wp:wrapPolygon edited="0">
                 <wp:start x="0" y="0"/>
-                <wp:lineTo x="0" y="21363"/>
-                <wp:lineTo x="21515" y="21363"/>
-                <wp:lineTo x="21515" y="0"/>
+                <wp:lineTo x="0" y="21329"/>
+                <wp:lineTo x="21566" y="21329"/>
+                <wp:lineTo x="21566" y="0"/>
                 <wp:lineTo x="0" y="0"/>
               </wp:wrapPolygon>
             </wp:wrapThrough>
@@ -8038,7 +8806,7 @@
                     <pic:cNvPicPr/>
                   </pic:nvPicPr>
                   <pic:blipFill rotWithShape="1">
-                    <a:blip r:embed="rId22">
+                    <a:blip r:embed="rId24">
                       <a:extLst>
                         <a:ext uri="{28A0092B-C50C-407E-A947-70E740481C1C}">
                           <a14:useLocalDpi xmlns:a14="http://schemas.microsoft.com/office/drawing/2010/main" val="0"/>
@@ -8051,7 +8819,7 @@
                   <pic:spPr bwMode="auto">
                     <a:xfrm>
                       <a:off x="0" y="0"/>
-                      <a:ext cx="6158230" cy="1502410"/>
+                      <a:ext cx="6010275" cy="1466215"/>
                     </a:xfrm>
                     <a:prstGeom prst="rect">
                       <a:avLst/>
@@ -8091,7 +8859,7 @@
           <w:lang w:val="vi-VN"/>
         </w:rPr>
       </w:pPr>
-      <w:bookmarkStart w:id="29" w:name="_Toc186871363"/>
+      <w:bookmarkStart w:id="30" w:name="_Toc187073983"/>
       <w:r>
         <w:t xml:space="preserve">Hình </w:t>
       </w:r>
@@ -8111,7 +8879,7 @@
           <w:rPr>
             <w:noProof/>
           </w:rPr>
-          <w:t>8</w:t>
+          <w:t>7</w:t>
         </w:r>
       </w:fldSimple>
       <w:r>
@@ -8120,7 +8888,7 @@
         </w:rPr>
         <w:t xml:space="preserve"> File lưu trữ thông tin Suất chiếu</w:t>
       </w:r>
-      <w:bookmarkEnd w:id="29"/>
+      <w:bookmarkEnd w:id="30"/>
     </w:p>
     <w:p>
       <w:pPr>
@@ -8149,7 +8917,7 @@
           <w:lang w:val="vi-VN"/>
         </w:rPr>
         <w:drawing>
-          <wp:anchor distT="0" distB="0" distL="114300" distR="114300" simplePos="0" relativeHeight="251660800" behindDoc="0" locked="0" layoutInCell="1" allowOverlap="1" wp14:anchorId="79106F65" wp14:editId="37D3C76F">
+          <wp:anchor distT="0" distB="0" distL="114300" distR="114300" simplePos="0" relativeHeight="251660800" behindDoc="0" locked="0" layoutInCell="1" allowOverlap="1" wp14:anchorId="79106F65" wp14:editId="6F7AAAF4">
             <wp:simplePos x="0" y="0"/>
             <wp:positionH relativeFrom="margin">
               <wp:align>left</wp:align>
@@ -8157,14 +8925,14 @@
             <wp:positionV relativeFrom="paragraph">
               <wp:posOffset>236571</wp:posOffset>
             </wp:positionV>
-            <wp:extent cx="6180455" cy="2045970"/>
+            <wp:extent cx="5989320" cy="1982470"/>
             <wp:effectExtent l="0" t="0" r="0" b="0"/>
             <wp:wrapThrough wrapText="bothSides">
               <wp:wrapPolygon edited="0">
                 <wp:start x="0" y="0"/>
-                <wp:lineTo x="0" y="21318"/>
-                <wp:lineTo x="21505" y="21318"/>
-                <wp:lineTo x="21505" y="0"/>
+                <wp:lineTo x="0" y="21379"/>
+                <wp:lineTo x="21504" y="21379"/>
+                <wp:lineTo x="21504" y="0"/>
                 <wp:lineTo x="0" y="0"/>
               </wp:wrapPolygon>
             </wp:wrapThrough>
@@ -8180,7 +8948,7 @@
                     <pic:cNvPicPr/>
                   </pic:nvPicPr>
                   <pic:blipFill>
-                    <a:blip r:embed="rId23">
+                    <a:blip r:embed="rId25">
                       <a:extLst>
                         <a:ext uri="{28A0092B-C50C-407E-A947-70E740481C1C}">
                           <a14:useLocalDpi xmlns:a14="http://schemas.microsoft.com/office/drawing/2010/main" val="0"/>
@@ -8194,7 +8962,7 @@
                   <pic:spPr>
                     <a:xfrm>
                       <a:off x="0" y="0"/>
-                      <a:ext cx="6180455" cy="2045970"/>
+                      <a:ext cx="6008829" cy="1989155"/>
                     </a:xfrm>
                     <a:prstGeom prst="rect">
                       <a:avLst/>
@@ -8229,7 +8997,7 @@
           <w:lang w:val="vi-VN"/>
         </w:rPr>
       </w:pPr>
-      <w:bookmarkStart w:id="30" w:name="_Toc186871364"/>
+      <w:bookmarkStart w:id="31" w:name="_Toc187073984"/>
       <w:r>
         <w:t xml:space="preserve">Hình </w:t>
       </w:r>
@@ -8249,7 +9017,7 @@
           <w:rPr>
             <w:noProof/>
           </w:rPr>
-          <w:t>9</w:t>
+          <w:t>8</w:t>
         </w:r>
       </w:fldSimple>
       <w:r>
@@ -8258,7 +9026,7 @@
         </w:rPr>
         <w:t xml:space="preserve"> File lưu trữ thông tin Vé</w:t>
       </w:r>
-      <w:bookmarkEnd w:id="30"/>
+      <w:bookmarkEnd w:id="31"/>
     </w:p>
     <w:p>
       <w:pPr>
@@ -8295,7 +9063,7 @@
           <w:rStyle w:val="apple-converted-space"/>
         </w:rPr>
       </w:pPr>
-      <w:bookmarkStart w:id="31" w:name="_Toc186871341"/>
+      <w:bookmarkStart w:id="32" w:name="_Toc187073962"/>
       <w:r>
         <w:rPr>
           <w:rStyle w:val="apple-converted-space"/>
@@ -8309,7 +9077,7 @@
         </w:rPr>
         <w:t xml:space="preserve"> xử lý</w:t>
       </w:r>
-      <w:bookmarkEnd w:id="31"/>
+      <w:bookmarkEnd w:id="32"/>
     </w:p>
     <w:p>
       <w:pPr>
@@ -8318,23 +9086,17 @@
           <w:lang w:val="vi-VN"/>
         </w:rPr>
       </w:pPr>
-      <w:bookmarkStart w:id="32" w:name="_Toc186871342"/>
-      <w:r>
-        <w:t>Cách</w:t>
-      </w:r>
-      <w:r>
-        <w:rPr>
-          <w:lang w:val="vi-VN"/>
-        </w:rPr>
-        <w:t xml:space="preserve"> tổ chức </w:t>
-      </w:r>
-      <w:bookmarkEnd w:id="32"/>
-      <w:r>
-        <w:rPr>
-          <w:lang w:val="vi-VN"/>
-        </w:rPr>
-        <w:t>chương trình</w:t>
-      </w:r>
+      <w:bookmarkStart w:id="33" w:name="_Toc187073963"/>
+      <w:r>
+        <w:t>Các</w:t>
+      </w:r>
+      <w:r>
+        <w:rPr>
+          <w:lang w:val="vi-VN"/>
+        </w:rPr>
+        <w:t xml:space="preserve"> thuật toán xử lí dữ liệu</w:t>
+      </w:r>
+      <w:bookmarkEnd w:id="33"/>
     </w:p>
     <w:p>
       <w:pPr>
@@ -8351,8 +9113,112 @@
         <w:rPr>
           <w:lang w:val="vi-VN"/>
         </w:rPr>
-        <w:t xml:space="preserve">Các file .txt dùng để lưu trữ dữ liệu của mô hình </w:t>
-      </w:r>
+        <w:t>Thuật toán cập nhật dữ liệu:</w:t>
+      </w:r>
+    </w:p>
+    <w:p>
+      <w:pPr>
+        <w:pStyle w:val="ListParagraph"/>
+        <w:keepNext/>
+        <w:ind w:left="1440" w:firstLine="0"/>
+      </w:pPr>
+      <w:r>
+        <w:rPr>
+          <w:noProof/>
+          <w:lang w:val="vi-VN"/>
+        </w:rPr>
+        <w:drawing>
+          <wp:inline distT="0" distB="0" distL="0" distR="0" wp14:anchorId="1F1A3BBF" wp14:editId="25B953A9">
+            <wp:extent cx="4944165" cy="3395615"/>
+            <wp:effectExtent l="0" t="0" r="8890" b="0"/>
+            <wp:docPr id="15" name="Picture 15"/>
+            <wp:cNvGraphicFramePr>
+              <a:graphicFrameLocks xmlns:a="http://schemas.openxmlformats.org/drawingml/2006/main" noChangeAspect="1"/>
+            </wp:cNvGraphicFramePr>
+            <a:graphic xmlns:a="http://schemas.openxmlformats.org/drawingml/2006/main">
+              <a:graphicData uri="http://schemas.openxmlformats.org/drawingml/2006/picture">
+                <pic:pic xmlns:pic="http://schemas.openxmlformats.org/drawingml/2006/picture">
+                  <pic:nvPicPr>
+                    <pic:cNvPr id="15" name="Picture 15"/>
+                    <pic:cNvPicPr/>
+                  </pic:nvPicPr>
+                  <pic:blipFill>
+                    <a:blip r:embed="rId26">
+                      <a:extLst>
+                        <a:ext uri="{28A0092B-C50C-407E-A947-70E740481C1C}">
+                          <a14:useLocalDpi xmlns:a14="http://schemas.microsoft.com/office/drawing/2010/main" val="0"/>
+                        </a:ext>
+                      </a:extLst>
+                    </a:blip>
+                    <a:stretch>
+                      <a:fillRect/>
+                    </a:stretch>
+                  </pic:blipFill>
+                  <pic:spPr>
+                    <a:xfrm>
+                      <a:off x="0" y="0"/>
+                      <a:ext cx="4944165" cy="3395615"/>
+                    </a:xfrm>
+                    <a:prstGeom prst="rect">
+                      <a:avLst/>
+                    </a:prstGeom>
+                  </pic:spPr>
+                </pic:pic>
+              </a:graphicData>
+            </a:graphic>
+          </wp:inline>
+        </w:drawing>
+      </w:r>
+    </w:p>
+    <w:p>
+      <w:pPr>
+        <w:pStyle w:val="Caption"/>
+        <w:rPr>
+          <w:lang w:val="vi-VN"/>
+        </w:rPr>
+      </w:pPr>
+      <w:bookmarkStart w:id="34" w:name="_Toc187073985"/>
+      <w:r>
+        <w:t xml:space="preserve">Hình </w:t>
+      </w:r>
+      <w:fldSimple w:instr=" STYLEREF 1 \s ">
+        <w:r>
+          <w:rPr>
+            <w:noProof/>
+          </w:rPr>
+          <w:t>2</w:t>
+        </w:r>
+      </w:fldSimple>
+      <w:r>
+        <w:noBreakHyphen/>
+      </w:r>
+      <w:fldSimple w:instr=" SEQ Hình \* ARABIC \s 1 ">
+        <w:r>
+          <w:rPr>
+            <w:noProof/>
+          </w:rPr>
+          <w:t>9</w:t>
+        </w:r>
+      </w:fldSimple>
+      <w:r>
+        <w:t xml:space="preserve"> Thuật</w:t>
+      </w:r>
+      <w:r>
+        <w:rPr>
+          <w:lang w:val="vi-VN"/>
+        </w:rPr>
+        <w:t xml:space="preserve"> toán cập nhật dữ liệu</w:t>
+      </w:r>
+      <w:bookmarkEnd w:id="34"/>
+    </w:p>
+    <w:p>
+      <w:pPr>
+        <w:pStyle w:val="ListParagraph"/>
+        <w:ind w:left="1440" w:firstLine="0"/>
+        <w:rPr>
+          <w:lang w:val="vi-VN"/>
+        </w:rPr>
+      </w:pPr>
     </w:p>
     <w:p>
       <w:pPr>
@@ -8369,26 +9235,243 @@
         <w:rPr>
           <w:lang w:val="vi-VN"/>
         </w:rPr>
-        <w:t>Các lớp đối tượng dành cho dữ liệu</w:t>
-      </w:r>
-      <w:r>
-        <w:rPr>
-          <w:lang w:val="vi-VN"/>
-        </w:rPr>
-        <w:t xml:space="preserve"> (gồm Account, </w:t>
-      </w:r>
-      <w:r>
-        <w:t>Ticket, Showtime, Seat, Room, Movie)</w:t>
-      </w:r>
-      <w:r>
-        <w:rPr>
-          <w:lang w:val="vi-VN"/>
-        </w:rPr>
-        <w:t xml:space="preserve"> sẽ lưu trữ các thuộc tính của dữ liệu</w:t>
-      </w:r>
-      <w:r>
-        <w:t>.</w:t>
-      </w:r>
+        <w:t>Thuật toán xóa dữ liệu:</w:t>
+      </w:r>
+    </w:p>
+    <w:p>
+      <w:pPr>
+        <w:pStyle w:val="ListParagraph"/>
+        <w:keepNext/>
+        <w:ind w:left="1440" w:firstLine="0"/>
+        <w:jc w:val="center"/>
+      </w:pPr>
+      <w:r>
+        <w:rPr>
+          <w:noProof/>
+          <w:lang w:val="vi-VN"/>
+        </w:rPr>
+        <w:drawing>
+          <wp:inline distT="0" distB="0" distL="0" distR="0" wp14:anchorId="6BF0F105" wp14:editId="155B44C8">
+            <wp:extent cx="3343275" cy="3462391"/>
+            <wp:effectExtent l="0" t="0" r="0" b="5080"/>
+            <wp:docPr id="16" name="Picture 16"/>
+            <wp:cNvGraphicFramePr>
+              <a:graphicFrameLocks xmlns:a="http://schemas.openxmlformats.org/drawingml/2006/main" noChangeAspect="1"/>
+            </wp:cNvGraphicFramePr>
+            <a:graphic xmlns:a="http://schemas.openxmlformats.org/drawingml/2006/main">
+              <a:graphicData uri="http://schemas.openxmlformats.org/drawingml/2006/picture">
+                <pic:pic xmlns:pic="http://schemas.openxmlformats.org/drawingml/2006/picture">
+                  <pic:nvPicPr>
+                    <pic:cNvPr id="16" name="Picture 16"/>
+                    <pic:cNvPicPr/>
+                  </pic:nvPicPr>
+                  <pic:blipFill rotWithShape="1">
+                    <a:blip r:embed="rId27">
+                      <a:extLst>
+                        <a:ext uri="{28A0092B-C50C-407E-A947-70E740481C1C}">
+                          <a14:useLocalDpi xmlns:a14="http://schemas.microsoft.com/office/drawing/2010/main" val="0"/>
+                        </a:ext>
+                      </a:extLst>
+                    </a:blip>
+                    <a:srcRect t="-1" b="2380"/>
+                    <a:stretch/>
+                  </pic:blipFill>
+                  <pic:spPr bwMode="auto">
+                    <a:xfrm>
+                      <a:off x="0" y="0"/>
+                      <a:ext cx="3343742" cy="3462875"/>
+                    </a:xfrm>
+                    <a:prstGeom prst="rect">
+                      <a:avLst/>
+                    </a:prstGeom>
+                    <a:ln>
+                      <a:noFill/>
+                    </a:ln>
+                    <a:extLst>
+                      <a:ext uri="{53640926-AAD7-44D8-BBD7-CCE9431645EC}">
+                        <a14:shadowObscured xmlns:a14="http://schemas.microsoft.com/office/drawing/2010/main"/>
+                      </a:ext>
+                    </a:extLst>
+                  </pic:spPr>
+                </pic:pic>
+              </a:graphicData>
+            </a:graphic>
+          </wp:inline>
+        </w:drawing>
+      </w:r>
+    </w:p>
+    <w:p>
+      <w:pPr>
+        <w:pStyle w:val="Caption"/>
+        <w:rPr>
+          <w:lang w:val="vi-VN"/>
+        </w:rPr>
+      </w:pPr>
+      <w:bookmarkStart w:id="35" w:name="_Toc187073986"/>
+      <w:r>
+        <w:t xml:space="preserve">Hình </w:t>
+      </w:r>
+      <w:fldSimple w:instr=" STYLEREF 1 \s ">
+        <w:r>
+          <w:rPr>
+            <w:noProof/>
+          </w:rPr>
+          <w:t>2</w:t>
+        </w:r>
+      </w:fldSimple>
+      <w:r>
+        <w:noBreakHyphen/>
+      </w:r>
+      <w:fldSimple w:instr=" SEQ Hình \* ARABIC \s 1 ">
+        <w:r>
+          <w:rPr>
+            <w:noProof/>
+          </w:rPr>
+          <w:t>10</w:t>
+        </w:r>
+      </w:fldSimple>
+      <w:r>
+        <w:rPr>
+          <w:lang w:val="vi-VN"/>
+        </w:rPr>
+        <w:t xml:space="preserve"> Thuật toán xóa dữ liệu</w:t>
+      </w:r>
+      <w:bookmarkEnd w:id="35"/>
+    </w:p>
+    <w:p>
+      <w:pPr>
+        <w:pStyle w:val="ListParagraph"/>
+        <w:ind w:left="1440" w:firstLine="0"/>
+        <w:rPr>
+          <w:lang w:val="vi-VN"/>
+        </w:rPr>
+      </w:pPr>
+    </w:p>
+    <w:p>
+      <w:pPr>
+        <w:pStyle w:val="ListParagraph"/>
+        <w:keepNext/>
+        <w:numPr>
+          <w:ilvl w:val="0"/>
+          <w:numId w:val="41"/>
+        </w:numPr>
+        <w:rPr>
+          <w:lang w:val="vi-VN"/>
+        </w:rPr>
+      </w:pPr>
+      <w:r>
+        <w:rPr>
+          <w:noProof/>
+          <w:lang w:val="vi-VN"/>
+        </w:rPr>
+        <w:drawing>
+          <wp:anchor distT="0" distB="0" distL="114300" distR="114300" simplePos="0" relativeHeight="251663872" behindDoc="0" locked="0" layoutInCell="1" allowOverlap="1" wp14:anchorId="696A58C9" wp14:editId="2FDD16B3">
+            <wp:simplePos x="0" y="0"/>
+            <wp:positionH relativeFrom="column">
+              <wp:posOffset>338684</wp:posOffset>
+            </wp:positionH>
+            <wp:positionV relativeFrom="paragraph">
+              <wp:posOffset>259322</wp:posOffset>
+            </wp:positionV>
+            <wp:extent cx="5760720" cy="4168775"/>
+            <wp:effectExtent l="0" t="0" r="0" b="3175"/>
+            <wp:wrapThrough wrapText="bothSides">
+              <wp:wrapPolygon edited="0">
+                <wp:start x="0" y="0"/>
+                <wp:lineTo x="0" y="21518"/>
+                <wp:lineTo x="21500" y="21518"/>
+                <wp:lineTo x="21500" y="0"/>
+                <wp:lineTo x="0" y="0"/>
+              </wp:wrapPolygon>
+            </wp:wrapThrough>
+            <wp:docPr id="20" name="Picture 20"/>
+            <wp:cNvGraphicFramePr>
+              <a:graphicFrameLocks xmlns:a="http://schemas.openxmlformats.org/drawingml/2006/main" noChangeAspect="1"/>
+            </wp:cNvGraphicFramePr>
+            <a:graphic xmlns:a="http://schemas.openxmlformats.org/drawingml/2006/main">
+              <a:graphicData uri="http://schemas.openxmlformats.org/drawingml/2006/picture">
+                <pic:pic xmlns:pic="http://schemas.openxmlformats.org/drawingml/2006/picture">
+                  <pic:nvPicPr>
+                    <pic:cNvPr id="20" name="Picture 20"/>
+                    <pic:cNvPicPr/>
+                  </pic:nvPicPr>
+                  <pic:blipFill>
+                    <a:blip r:embed="rId28">
+                      <a:extLst>
+                        <a:ext uri="{28A0092B-C50C-407E-A947-70E740481C1C}">
+                          <a14:useLocalDpi xmlns:a14="http://schemas.microsoft.com/office/drawing/2010/main" val="0"/>
+                        </a:ext>
+                      </a:extLst>
+                    </a:blip>
+                    <a:stretch>
+                      <a:fillRect/>
+                    </a:stretch>
+                  </pic:blipFill>
+                  <pic:spPr>
+                    <a:xfrm>
+                      <a:off x="0" y="0"/>
+                      <a:ext cx="5760720" cy="4168775"/>
+                    </a:xfrm>
+                    <a:prstGeom prst="rect">
+                      <a:avLst/>
+                    </a:prstGeom>
+                  </pic:spPr>
+                </pic:pic>
+              </a:graphicData>
+            </a:graphic>
+            <wp14:sizeRelH relativeFrom="page">
+              <wp14:pctWidth>0</wp14:pctWidth>
+            </wp14:sizeRelH>
+            <wp14:sizeRelV relativeFrom="page">
+              <wp14:pctHeight>0</wp14:pctHeight>
+            </wp14:sizeRelV>
+          </wp:anchor>
+        </w:drawing>
+      </w:r>
+      <w:r>
+        <w:rPr>
+          <w:lang w:val="vi-VN"/>
+        </w:rPr>
+        <w:t>Thuật toán thêm dữ liệu vào cuối:</w:t>
+      </w:r>
+    </w:p>
+    <w:p>
+      <w:pPr>
+        <w:pStyle w:val="Caption"/>
+        <w:rPr>
+          <w:lang w:val="vi-VN"/>
+        </w:rPr>
+      </w:pPr>
+      <w:bookmarkStart w:id="36" w:name="_Toc187073987"/>
+      <w:r>
+        <w:t xml:space="preserve">Hình </w:t>
+      </w:r>
+      <w:fldSimple w:instr=" STYLEREF 1 \s ">
+        <w:r>
+          <w:rPr>
+            <w:noProof/>
+          </w:rPr>
+          <w:t>2</w:t>
+        </w:r>
+      </w:fldSimple>
+      <w:r>
+        <w:noBreakHyphen/>
+      </w:r>
+      <w:fldSimple w:instr=" SEQ Hình \* ARABIC \s 1 ">
+        <w:r>
+          <w:rPr>
+            <w:noProof/>
+          </w:rPr>
+          <w:t>11</w:t>
+        </w:r>
+      </w:fldSimple>
+      <w:r>
+        <w:rPr>
+          <w:lang w:val="vi-VN"/>
+        </w:rPr>
+        <w:t xml:space="preserve"> Thuật toán thêm dữ liệu vào cuối</w:t>
+      </w:r>
+      <w:bookmarkEnd w:id="36"/>
     </w:p>
     <w:p>
       <w:pPr>
@@ -8403,598 +9486,183 @@
       </w:pPr>
       <w:r>
         <w:rPr>
-          <w:lang w:val="vi-VN"/>
-        </w:rPr>
-        <w:t>Các lớp nghiệp vụ quản lý dữ liệu</w:t>
-      </w:r>
-      <w:r>
-        <w:rPr>
-          <w:lang w:val="vi-VN"/>
-        </w:rPr>
-        <w:t xml:space="preserve"> (gồm Account_Mana</w:t>
-      </w:r>
-      <w:r>
-        <w:t>gement</w:t>
-      </w:r>
-      <w:r>
-        <w:rPr>
-          <w:lang w:val="vi-VN"/>
-        </w:rPr>
-        <w:t xml:space="preserve">, </w:t>
-      </w:r>
-      <w:r>
-        <w:t>Ticket</w:t>
-      </w:r>
-      <w:r>
-        <w:rPr>
-          <w:lang w:val="vi-VN"/>
-        </w:rPr>
-        <w:t>_Mana</w:t>
-      </w:r>
-      <w:r>
-        <w:t>gement, Showtime</w:t>
-      </w:r>
-      <w:r>
-        <w:rPr>
-          <w:lang w:val="vi-VN"/>
-        </w:rPr>
-        <w:t>_Mana</w:t>
-      </w:r>
-      <w:r>
-        <w:t>gement, Seat</w:t>
-      </w:r>
-      <w:r>
-        <w:rPr>
-          <w:lang w:val="vi-VN"/>
-        </w:rPr>
-        <w:t>_Mana</w:t>
-      </w:r>
-      <w:r>
-        <w:t>gement, Room</w:t>
-      </w:r>
-      <w:r>
-        <w:rPr>
-          <w:lang w:val="vi-VN"/>
-        </w:rPr>
-        <w:t>_Mana</w:t>
-      </w:r>
-      <w:r>
-        <w:t>gement, Movie</w:t>
-      </w:r>
-      <w:r>
-        <w:rPr>
-          <w:lang w:val="vi-VN"/>
-        </w:rPr>
-        <w:t>_Mana</w:t>
-      </w:r>
-      <w:r>
-        <w:t>gement)</w:t>
-      </w:r>
-      <w:r>
-        <w:rPr>
-          <w:lang w:val="vi-VN"/>
-        </w:rPr>
-        <w:t xml:space="preserve"> sẽ </w:t>
-      </w:r>
-      <w:r>
-        <w:rPr>
-          <w:lang w:val="vi-VN"/>
-        </w:rPr>
-        <w:t>đồng thời:</w:t>
-      </w:r>
-      <w:r>
-        <w:rPr>
-          <w:lang w:val="vi-VN"/>
-        </w:rPr>
-        <w:t xml:space="preserve"> có</w:t>
-      </w:r>
-      <w:r>
-        <w:rPr>
-          <w:lang w:val="vi-VN"/>
-        </w:rPr>
-        <w:t xml:space="preserve"> </w:t>
-      </w:r>
-      <w:r>
-        <w:rPr>
-          <w:lang w:val="vi-VN"/>
-        </w:rPr>
-        <w:t>một</w:t>
-      </w:r>
-      <w:r>
-        <w:rPr>
-          <w:lang w:val="vi-VN"/>
-        </w:rPr>
-        <w:t xml:space="preserve"> thuộc tính</w:t>
-      </w:r>
-      <w:r>
-        <w:rPr>
-          <w:lang w:val="vi-VN"/>
-        </w:rPr>
-        <w:t xml:space="preserve"> template </w:t>
-      </w:r>
-      <w:r>
-        <w:rPr>
-          <w:lang w:val="vi-VN"/>
-        </w:rPr>
-        <w:t xml:space="preserve"> LinkedList - </w:t>
-      </w:r>
-      <w:r>
-        <w:rPr>
-          <w:lang w:val="vi-VN"/>
-        </w:rPr>
-        <w:t>danh sách liên kết đơn của các đối tượng thuộc các lớp dành cho dữ liệu</w:t>
-      </w:r>
-      <w:r>
-        <w:rPr>
-          <w:lang w:val="vi-VN"/>
-        </w:rPr>
-        <w:t xml:space="preserve"> và </w:t>
-      </w:r>
-      <w:r>
-        <w:rPr>
-          <w:lang w:val="vi-VN"/>
-        </w:rPr>
-        <w:t xml:space="preserve">kế thừa từ </w:t>
-      </w:r>
-      <w:r>
-        <w:rPr>
-          <w:lang w:val="vi-VN"/>
-        </w:rPr>
-        <w:t>lớp</w:t>
-      </w:r>
-      <w:r>
-        <w:rPr>
-          <w:lang w:val="vi-VN"/>
-        </w:rPr>
-        <w:t xml:space="preserve"> DB_Helper giúp</w:t>
-      </w:r>
-      <w:r>
-        <w:rPr>
-          <w:lang w:val="vi-VN"/>
-        </w:rPr>
-        <w:t xml:space="preserve"> truy xuất các file Database</w:t>
-      </w:r>
-      <w:r>
-        <w:rPr>
-          <w:lang w:val="vi-VN"/>
-        </w:rPr>
-        <w:t xml:space="preserve"> nhằm đồng bộ quá dữ liệu đầu ra ở các file Database và giao diện hiển thị</w:t>
-      </w:r>
-      <w:r>
-        <w:t>.</w:t>
-      </w:r>
-    </w:p>
-    <w:p>
-      <w:pPr>
-        <w:pStyle w:val="ListParagraph"/>
-        <w:numPr>
-          <w:ilvl w:val="0"/>
-          <w:numId w:val="41"/>
-        </w:numPr>
-        <w:rPr>
-          <w:lang w:val="vi-VN"/>
-        </w:rPr>
-      </w:pPr>
-      <w:r>
-        <w:rPr>
-          <w:lang w:val="vi-VN"/>
-        </w:rPr>
-        <w:t>Lớp</w:t>
-      </w:r>
-      <w:r>
-        <w:t xml:space="preserve"> Controller sẽ</w:t>
-      </w:r>
-      <w:r>
-        <w:rPr>
-          <w:lang w:val="vi-VN"/>
-        </w:rPr>
-        <w:t xml:space="preserve"> gồm các thuộc tính là Con trỏ của các đối tượng lớp nghiệp vụ quản lý dữ liệu trên, đóng vai trò </w:t>
-      </w:r>
-      <w:r>
-        <w:rPr>
-          <w:lang w:val="vi-VN"/>
-        </w:rPr>
-        <w:t>xử lý yêu cầu của người dùng từ bàn phím, truy xuất, thay đổi dữ liệu và phản hồi yêu cầu của người dùng qua lớp DisplayManager</w:t>
-      </w:r>
-    </w:p>
-    <w:p>
-      <w:pPr>
-        <w:pStyle w:val="ListParagraph"/>
-        <w:ind w:left="1440" w:firstLine="0"/>
-        <w:rPr>
-          <w:lang w:val="vi-VN"/>
-        </w:rPr>
-      </w:pPr>
-    </w:p>
-    <w:p>
-      <w:pPr>
-        <w:pStyle w:val="Heading3"/>
-        <w:rPr>
-          <w:lang w:val="vi-VN"/>
-        </w:rPr>
-      </w:pPr>
-      <w:bookmarkStart w:id="33" w:name="_Toc186871343"/>
-      <w:r>
-        <w:t>Mối</w:t>
-      </w:r>
-      <w:r>
-        <w:rPr>
-          <w:lang w:val="vi-VN"/>
-        </w:rPr>
-        <w:t xml:space="preserve"> quan hệ giữa các lớp</w:t>
-      </w:r>
-      <w:bookmarkEnd w:id="33"/>
-    </w:p>
-    <w:p>
-      <w:r>
-        <w:rPr>
-          <w:lang w:val="vi-VN"/>
-        </w:rPr>
-        <w:t xml:space="preserve">Mối quan hệ giữa các lớp ở Hình 2-1 </w:t>
-      </w:r>
-      <w:r>
-        <w:rPr>
-          <w:lang w:val="vi-VN"/>
-        </w:rPr>
-        <w:t>được</w:t>
-      </w:r>
-    </w:p>
-    <w:p>
-      <w:pPr>
-        <w:pStyle w:val="ListParagraph"/>
-        <w:numPr>
-          <w:ilvl w:val="0"/>
-          <w:numId w:val="42"/>
-        </w:numPr>
-        <w:rPr>
-          <w:lang w:val="vi-VN"/>
-        </w:rPr>
-      </w:pPr>
-      <w:r>
-        <w:rPr>
-          <w:lang w:val="vi-VN"/>
-        </w:rPr>
-        <w:t xml:space="preserve">Một Account có thể có nhiều </w:t>
-      </w:r>
-      <w:r>
-        <w:rPr>
-          <w:lang w:val="vi-VN"/>
-        </w:rPr>
-        <w:t>Ticket</w:t>
-      </w:r>
-    </w:p>
-    <w:p>
-      <w:pPr>
-        <w:pStyle w:val="ListParagraph"/>
-        <w:numPr>
-          <w:ilvl w:val="0"/>
-          <w:numId w:val="42"/>
-        </w:numPr>
-        <w:rPr>
-          <w:lang w:val="vi-VN"/>
-        </w:rPr>
-      </w:pPr>
-      <w:r>
-        <w:rPr>
-          <w:lang w:val="vi-VN"/>
-        </w:rPr>
-        <w:t xml:space="preserve">Một Ticket chỉ thuộc về một </w:t>
-      </w:r>
-      <w:r>
-        <w:rPr>
-          <w:lang w:val="vi-VN"/>
-        </w:rPr>
-        <w:t>Account</w:t>
-      </w:r>
-    </w:p>
-    <w:p>
-      <w:pPr>
-        <w:pStyle w:val="ListParagraph"/>
-        <w:numPr>
-          <w:ilvl w:val="0"/>
-          <w:numId w:val="42"/>
-        </w:numPr>
-        <w:rPr>
-          <w:lang w:val="vi-VN"/>
-        </w:rPr>
-      </w:pPr>
-      <w:r>
-        <w:rPr>
-          <w:lang w:val="vi-VN"/>
-        </w:rPr>
-        <w:t>Một Ticket chỉ thuộc về một Showtime</w:t>
-      </w:r>
-    </w:p>
-    <w:p>
-      <w:pPr>
-        <w:pStyle w:val="ListParagraph"/>
-        <w:numPr>
-          <w:ilvl w:val="0"/>
-          <w:numId w:val="42"/>
-        </w:numPr>
-        <w:rPr>
-          <w:lang w:val="vi-VN"/>
-        </w:rPr>
-      </w:pPr>
-      <w:r>
-        <w:rPr>
-          <w:lang w:val="vi-VN"/>
-        </w:rPr>
-        <w:t>Một Ticket chỉ thuộc về một Seat</w:t>
-      </w:r>
-    </w:p>
-    <w:p>
-      <w:pPr>
-        <w:pStyle w:val="ListParagraph"/>
-        <w:numPr>
-          <w:ilvl w:val="0"/>
-          <w:numId w:val="42"/>
-        </w:numPr>
-        <w:rPr>
-          <w:lang w:val="vi-VN"/>
-        </w:rPr>
-      </w:pPr>
-      <w:r>
-        <w:rPr>
-          <w:lang w:val="vi-VN"/>
-        </w:rPr>
-        <w:t>Một Showtime có thể có nhiều Ticket</w:t>
-      </w:r>
-    </w:p>
-    <w:p>
-      <w:pPr>
-        <w:pStyle w:val="ListParagraph"/>
-        <w:numPr>
-          <w:ilvl w:val="0"/>
-          <w:numId w:val="42"/>
-        </w:numPr>
-        <w:rPr>
-          <w:lang w:val="vi-VN"/>
-        </w:rPr>
-      </w:pPr>
-      <w:r>
-        <w:rPr>
-          <w:lang w:val="vi-VN"/>
-        </w:rPr>
-        <w:t>Một Showtime chỉ thuộc về một Movie</w:t>
-      </w:r>
-    </w:p>
-    <w:p>
-      <w:pPr>
-        <w:pStyle w:val="ListParagraph"/>
-        <w:numPr>
-          <w:ilvl w:val="0"/>
-          <w:numId w:val="42"/>
-        </w:numPr>
-        <w:rPr>
-          <w:lang w:val="vi-VN"/>
-        </w:rPr>
-      </w:pPr>
-      <w:r>
-        <w:rPr>
-          <w:lang w:val="vi-VN"/>
-        </w:rPr>
-        <w:t>Một Showtime chỉ thuộc về một Room</w:t>
-      </w:r>
-      <w:r>
-        <w:rPr>
-          <w:lang w:val="vi-VN"/>
-        </w:rPr>
-        <w:t xml:space="preserve"> </w:t>
-      </w:r>
-    </w:p>
-    <w:p>
-      <w:pPr>
-        <w:pStyle w:val="ListParagraph"/>
-        <w:numPr>
-          <w:ilvl w:val="0"/>
-          <w:numId w:val="42"/>
-        </w:numPr>
-        <w:rPr>
-          <w:lang w:val="vi-VN"/>
-        </w:rPr>
-      </w:pPr>
-      <w:r>
-        <w:rPr>
-          <w:lang w:val="vi-VN"/>
-        </w:rPr>
-        <w:t>Một Seat có thể có nhiều Ticket</w:t>
-      </w:r>
-    </w:p>
-    <w:p>
-      <w:pPr>
-        <w:pStyle w:val="ListParagraph"/>
-        <w:numPr>
-          <w:ilvl w:val="0"/>
-          <w:numId w:val="42"/>
-        </w:numPr>
-        <w:rPr>
-          <w:lang w:val="vi-VN"/>
-        </w:rPr>
-      </w:pPr>
-      <w:r>
-        <w:rPr>
-          <w:lang w:val="vi-VN"/>
-        </w:rPr>
-        <w:t xml:space="preserve">Một </w:t>
-      </w:r>
-      <w:r>
-        <w:t>Seat</w:t>
-      </w:r>
-      <w:r>
-        <w:rPr>
-          <w:lang w:val="vi-VN"/>
-        </w:rPr>
-        <w:t xml:space="preserve"> chỉ thuộc về một </w:t>
-      </w:r>
-      <w:r>
-        <w:t>Room</w:t>
-      </w:r>
-    </w:p>
-    <w:p>
-      <w:pPr>
-        <w:pStyle w:val="ListParagraph"/>
-        <w:numPr>
-          <w:ilvl w:val="0"/>
-          <w:numId w:val="42"/>
-        </w:numPr>
-        <w:rPr>
-          <w:lang w:val="vi-VN"/>
-        </w:rPr>
-      </w:pPr>
-      <w:r>
-        <w:rPr>
-          <w:lang w:val="vi-VN"/>
-        </w:rPr>
-        <w:t>Một Movie có thể có nhiều Showtime</w:t>
-      </w:r>
-    </w:p>
-    <w:p>
-      <w:pPr>
-        <w:pStyle w:val="ListParagraph"/>
-        <w:numPr>
-          <w:ilvl w:val="0"/>
-          <w:numId w:val="42"/>
-        </w:numPr>
-        <w:rPr>
-          <w:lang w:val="vi-VN"/>
-        </w:rPr>
-      </w:pPr>
-      <w:r>
-        <w:rPr>
-          <w:lang w:val="vi-VN"/>
-        </w:rPr>
-        <w:t xml:space="preserve">Một </w:t>
-      </w:r>
-      <w:r>
-        <w:t>Room</w:t>
-      </w:r>
-      <w:r>
-        <w:rPr>
-          <w:lang w:val="vi-VN"/>
-        </w:rPr>
-        <w:t xml:space="preserve"> có thể có nhiều </w:t>
-      </w:r>
-      <w:r>
-        <w:t>Showtime</w:t>
-      </w:r>
-    </w:p>
-    <w:p>
-      <w:pPr>
-        <w:pStyle w:val="ListParagraph"/>
-        <w:numPr>
-          <w:ilvl w:val="0"/>
-          <w:numId w:val="42"/>
-        </w:numPr>
-        <w:rPr>
-          <w:lang w:val="vi-VN"/>
-        </w:rPr>
-      </w:pPr>
-      <w:r>
-        <w:rPr>
-          <w:lang w:val="vi-VN"/>
-        </w:rPr>
-        <w:t xml:space="preserve">Một </w:t>
-      </w:r>
-      <w:r>
-        <w:t>Room</w:t>
-      </w:r>
-      <w:r>
-        <w:rPr>
-          <w:lang w:val="vi-VN"/>
-        </w:rPr>
-        <w:t xml:space="preserve"> có thể có nhiều </w:t>
-      </w:r>
-      <w:r>
-        <w:t>Seat</w:t>
-      </w:r>
-    </w:p>
-    <w:p>
-      <w:pPr>
-        <w:rPr>
-          <w:lang w:val="vi-VN"/>
-        </w:rPr>
-      </w:pPr>
-    </w:p>
-    <w:p>
-      <w:pPr>
-        <w:spacing w:before="0" w:after="0" w:line="240" w:lineRule="auto"/>
-        <w:ind w:firstLine="0"/>
-        <w:jc w:val="left"/>
-        <w:rPr>
-          <w:rFonts w:cs="Arial"/>
-          <w:b/>
-          <w:bCs/>
-          <w:kern w:val="32"/>
-          <w:sz w:val="28"/>
-          <w:szCs w:val="32"/>
-        </w:rPr>
-      </w:pPr>
-      <w:r>
-        <w:br w:type="page"/>
-      </w:r>
-    </w:p>
-    <w:p>
-      <w:pPr>
-        <w:pStyle w:val="Heading1"/>
-      </w:pPr>
-      <w:bookmarkStart w:id="34" w:name="_Toc186871344"/>
-      <w:r>
-        <w:lastRenderedPageBreak/>
-        <w:t>CHƯƠNG TRÌNH VÀ KẾT QUẢ</w:t>
-      </w:r>
-      <w:bookmarkEnd w:id="34"/>
-    </w:p>
-    <w:p>
-      <w:pPr>
-        <w:pStyle w:val="Heading2"/>
-      </w:pPr>
-      <w:bookmarkStart w:id="35" w:name="_Toc186871345"/>
-      <w:r>
-        <w:rPr>
-          <w:rStyle w:val="apple-converted-space"/>
-        </w:rPr>
-        <w:t xml:space="preserve">Kết </w:t>
-      </w:r>
-      <w:r>
-        <w:rPr>
-          <w:rStyle w:val="apple-converted-space"/>
-        </w:rPr>
-        <w:t>q</w:t>
-      </w:r>
-      <w:r>
-        <w:rPr>
-          <w:rStyle w:val="apple-converted-space"/>
-        </w:rPr>
-        <w:t>uả</w:t>
-      </w:r>
-      <w:r>
-        <w:rPr>
-          <w:rStyle w:val="apple-converted-space"/>
-        </w:rPr>
-        <w:t xml:space="preserve"> - </w:t>
-      </w:r>
-      <w:r>
-        <w:rPr>
-          <w:rStyle w:val="apple-converted-space"/>
-        </w:rPr>
-        <w:t>Giao diện chính của chương trình</w:t>
-      </w:r>
-      <w:bookmarkEnd w:id="35"/>
-    </w:p>
-    <w:p>
-      <w:pPr>
-        <w:keepNext/>
-      </w:pPr>
-      <w:r>
-        <w:rPr>
           <w:noProof/>
         </w:rPr>
+        <mc:AlternateContent>
+          <mc:Choice Requires="wps">
+            <w:drawing>
+              <wp:anchor distT="0" distB="0" distL="114300" distR="114300" simplePos="0" relativeHeight="251668992" behindDoc="0" locked="0" layoutInCell="1" allowOverlap="1" wp14:anchorId="640BDE55" wp14:editId="1B301625">
+                <wp:simplePos x="0" y="0"/>
+                <wp:positionH relativeFrom="column">
+                  <wp:posOffset>358775</wp:posOffset>
+                </wp:positionH>
+                <wp:positionV relativeFrom="paragraph">
+                  <wp:posOffset>3259455</wp:posOffset>
+                </wp:positionV>
+                <wp:extent cx="5753735" cy="635"/>
+                <wp:effectExtent l="0" t="0" r="0" b="0"/>
+                <wp:wrapThrough wrapText="bothSides">
+                  <wp:wrapPolygon edited="0">
+                    <wp:start x="0" y="0"/>
+                    <wp:lineTo x="0" y="21600"/>
+                    <wp:lineTo x="21600" y="21600"/>
+                    <wp:lineTo x="21600" y="0"/>
+                  </wp:wrapPolygon>
+                </wp:wrapThrough>
+                <wp:docPr id="30" name="Text Box 30"/>
+                <wp:cNvGraphicFramePr/>
+                <a:graphic xmlns:a="http://schemas.openxmlformats.org/drawingml/2006/main">
+                  <a:graphicData uri="http://schemas.microsoft.com/office/word/2010/wordprocessingShape">
+                    <wps:wsp>
+                      <wps:cNvSpPr txBox="1"/>
+                      <wps:spPr>
+                        <a:xfrm>
+                          <a:off x="0" y="0"/>
+                          <a:ext cx="5753735" cy="635"/>
+                        </a:xfrm>
+                        <a:prstGeom prst="rect">
+                          <a:avLst/>
+                        </a:prstGeom>
+                        <a:solidFill>
+                          <a:prstClr val="white"/>
+                        </a:solidFill>
+                        <a:ln>
+                          <a:noFill/>
+                        </a:ln>
+                      </wps:spPr>
+                      <wps:txbx>
+                        <w:txbxContent>
+                          <w:p>
+                            <w:pPr>
+                              <w:pStyle w:val="Caption"/>
+                              <w:rPr>
+                                <w:sz w:val="26"/>
+                                <w:szCs w:val="26"/>
+                                <w:lang w:val="vi-VN"/>
+                              </w:rPr>
+                            </w:pPr>
+                            <w:bookmarkStart w:id="37" w:name="_Toc187073988"/>
+                            <w:r>
+                              <w:t xml:space="preserve">Hình </w:t>
+                            </w:r>
+                            <w:fldSimple w:instr=" STYLEREF 1 \s ">
+                              <w:r>
+                                <w:rPr>
+                                  <w:noProof/>
+                                </w:rPr>
+                                <w:t>2</w:t>
+                              </w:r>
+                            </w:fldSimple>
+                            <w:r>
+                              <w:noBreakHyphen/>
+                            </w:r>
+                            <w:fldSimple w:instr=" SEQ Hình \* ARABIC \s 1 ">
+                              <w:r>
+                                <w:rPr>
+                                  <w:noProof/>
+                                </w:rPr>
+                                <w:t>12</w:t>
+                              </w:r>
+                            </w:fldSimple>
+                            <w:r>
+                              <w:t xml:space="preserve"> Thuật toán xác định bản ghi dựa trên ID</w:t>
+                            </w:r>
+                            <w:bookmarkEnd w:id="37"/>
+                          </w:p>
+                        </w:txbxContent>
+                      </wps:txbx>
+                      <wps:bodyPr rot="0" spcFirstLastPara="0" vertOverflow="overflow" horzOverflow="overflow" vert="horz" wrap="square" lIns="0" tIns="0" rIns="0" bIns="0" numCol="1" spcCol="0" rtlCol="0" fromWordArt="0" anchor="t" anchorCtr="0" forceAA="0" compatLnSpc="1">
+                        <a:prstTxWarp prst="textNoShape">
+                          <a:avLst/>
+                        </a:prstTxWarp>
+                        <a:spAutoFit/>
+                      </wps:bodyPr>
+                    </wps:wsp>
+                  </a:graphicData>
+                </a:graphic>
+              </wp:anchor>
+            </w:drawing>
+          </mc:Choice>
+          <mc:Fallback>
+            <w:pict>
+              <v:shapetype w14:anchorId="640BDE55" id="_x0000_t202" coordsize="21600,21600" o:spt="202" path="m,l,21600r21600,l21600,xe">
+                <v:stroke joinstyle="miter"/>
+                <v:path gradientshapeok="t" o:connecttype="rect"/>
+              </v:shapetype>
+              <v:shape id="Text Box 30" o:spid="_x0000_s1026" type="#_x0000_t202" style="position:absolute;left:0;text-align:left;margin-left:28.25pt;margin-top:256.65pt;width:453.05pt;height:.05pt;z-index:251668992;visibility:visible;mso-wrap-style:square;mso-wrap-distance-left:9pt;mso-wrap-distance-top:0;mso-wrap-distance-right:9pt;mso-wrap-distance-bottom:0;mso-position-horizontal:absolute;mso-position-horizontal-relative:text;mso-position-vertical:absolute;mso-position-vertical-relative:text;v-text-anchor:top" o:gfxdata="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" stroked="f">
+                <v:textbox style="mso-fit-shape-to-text:t" inset="0,0,0,0">
+                  <w:txbxContent>
+                    <w:p>
+                      <w:pPr>
+                        <w:pStyle w:val="Caption"/>
+                        <w:rPr>
+                          <w:sz w:val="26"/>
+                          <w:szCs w:val="26"/>
+                          <w:lang w:val="vi-VN"/>
+                        </w:rPr>
+                      </w:pPr>
+                      <w:bookmarkStart w:id="38" w:name="_Toc187073988"/>
+                      <w:r>
+                        <w:t xml:space="preserve">Hình </w:t>
+                      </w:r>
+                      <w:fldSimple w:instr=" STYLEREF 1 \s ">
+                        <w:r>
+                          <w:rPr>
+                            <w:noProof/>
+                          </w:rPr>
+                          <w:t>2</w:t>
+                        </w:r>
+                      </w:fldSimple>
+                      <w:r>
+                        <w:noBreakHyphen/>
+                      </w:r>
+                      <w:fldSimple w:instr=" SEQ Hình \* ARABIC \s 1 ">
+                        <w:r>
+                          <w:rPr>
+                            <w:noProof/>
+                          </w:rPr>
+                          <w:t>12</w:t>
+                        </w:r>
+                      </w:fldSimple>
+                      <w:r>
+                        <w:t xml:space="preserve"> Thuật toán xác định bản ghi dựa trên ID</w:t>
+                      </w:r>
+                      <w:bookmarkEnd w:id="38"/>
+                    </w:p>
+                  </w:txbxContent>
+                </v:textbox>
+                <w10:wrap type="through"/>
+              </v:shape>
+            </w:pict>
+          </mc:Fallback>
+        </mc:AlternateContent>
+      </w:r>
+      <w:r>
+        <w:rPr>
+          <w:noProof/>
+          <w:lang w:val="vi-VN"/>
+        </w:rPr>
         <w:drawing>
-          <wp:inline distT="0" distB="0" distL="0" distR="0" wp14:anchorId="24029048" wp14:editId="1165EDEE">
-            <wp:extent cx="5760720" cy="1618615"/>
-            <wp:effectExtent l="0" t="0" r="0" b="635"/>
-            <wp:docPr id="27" name="Picture 27"/>
+          <wp:anchor distT="0" distB="0" distL="114300" distR="114300" simplePos="0" relativeHeight="251664896" behindDoc="0" locked="0" layoutInCell="1" allowOverlap="1" wp14:anchorId="4FBC9849" wp14:editId="6A6F585C">
+            <wp:simplePos x="0" y="0"/>
+            <wp:positionH relativeFrom="column">
+              <wp:posOffset>358953</wp:posOffset>
+            </wp:positionH>
+            <wp:positionV relativeFrom="paragraph">
+              <wp:posOffset>240030</wp:posOffset>
+            </wp:positionV>
+            <wp:extent cx="5753903" cy="2962688"/>
+            <wp:effectExtent l="0" t="0" r="0" b="9525"/>
+            <wp:wrapThrough wrapText="bothSides">
+              <wp:wrapPolygon edited="0">
+                <wp:start x="0" y="0"/>
+                <wp:lineTo x="0" y="21531"/>
+                <wp:lineTo x="21526" y="21531"/>
+                <wp:lineTo x="21526" y="0"/>
+                <wp:lineTo x="0" y="0"/>
+              </wp:wrapPolygon>
+            </wp:wrapThrough>
+            <wp:docPr id="24" name="Picture 24"/>
             <wp:cNvGraphicFramePr>
               <a:graphicFrameLocks xmlns:a="http://schemas.openxmlformats.org/drawingml/2006/main" noChangeAspect="1"/>
             </wp:cNvGraphicFramePr>
@@ -9006,7 +9674,13 @@
                     <pic:cNvPicPr/>
                   </pic:nvPicPr>
                   <pic:blipFill>
-                    <a:blip r:embed="rId24"/>
+                    <a:blip r:embed="rId29">
+                      <a:extLst>
+                        <a:ext uri="{28A0092B-C50C-407E-A947-70E740481C1C}">
+                          <a14:useLocalDpi xmlns:a14="http://schemas.microsoft.com/office/drawing/2010/main" val="0"/>
+                        </a:ext>
+                      </a:extLst>
+                    </a:blip>
                     <a:stretch>
                       <a:fillRect/>
                     </a:stretch>
@@ -9014,7 +9688,7 @@
                   <pic:spPr>
                     <a:xfrm>
                       <a:off x="0" y="0"/>
-                      <a:ext cx="5760720" cy="1618615"/>
+                      <a:ext cx="5753903" cy="2962688"/>
                     </a:xfrm>
                     <a:prstGeom prst="rect">
                       <a:avLst/>
@@ -9023,69 +9697,237 @@
                 </pic:pic>
               </a:graphicData>
             </a:graphic>
-          </wp:inline>
+            <wp14:sizeRelH relativeFrom="page">
+              <wp14:pctWidth>0</wp14:pctWidth>
+            </wp14:sizeRelH>
+            <wp14:sizeRelV relativeFrom="page">
+              <wp14:pctHeight>0</wp14:pctHeight>
+            </wp14:sizeRelV>
+          </wp:anchor>
         </w:drawing>
       </w:r>
-    </w:p>
-    <w:p>
-      <w:pPr>
-        <w:pStyle w:val="Caption"/>
-        <w:rPr>
-          <w:lang w:val="vi-VN"/>
-        </w:rPr>
-      </w:pPr>
-      <w:bookmarkStart w:id="36" w:name="_Toc186871365"/>
-      <w:r>
-        <w:t xml:space="preserve">Hình </w:t>
-      </w:r>
-      <w:fldSimple w:instr=" STYLEREF 1 \s ">
-        <w:r>
-          <w:rPr>
-            <w:noProof/>
-          </w:rPr>
-          <w:t>3</w:t>
-        </w:r>
-      </w:fldSimple>
-      <w:r>
-        <w:noBreakHyphen/>
-      </w:r>
-      <w:fldSimple w:instr=" SEQ Hình \* ARABIC \s 1 ">
-        <w:r>
-          <w:rPr>
-            <w:noProof/>
-          </w:rPr>
-          <w:t>1</w:t>
-        </w:r>
-      </w:fldSimple>
-      <w:r>
-        <w:rPr>
-          <w:lang w:val="vi-VN"/>
-        </w:rPr>
-        <w:t xml:space="preserve"> Giao diện Trang chủ</w:t>
-      </w:r>
-      <w:bookmarkEnd w:id="36"/>
-    </w:p>
-    <w:p>
-      <w:pPr>
-        <w:rPr>
-          <w:lang w:val="vi-VN"/>
-        </w:rPr>
-      </w:pPr>
-    </w:p>
-    <w:p>
-      <w:pPr>
-        <w:keepNext/>
-        <w:jc w:val="center"/>
+      <w:r>
+        <w:rPr>
+          <w:lang w:val="vi-VN"/>
+        </w:rPr>
+        <w:t>Thuật toán xác định bản ghi dựa trên ID:</w:t>
+      </w:r>
+    </w:p>
+    <w:p>
+      <w:pPr>
+        <w:pStyle w:val="Heading3"/>
+        <w:rPr>
+          <w:lang w:val="vi-VN"/>
+        </w:rPr>
+      </w:pPr>
+      <w:bookmarkStart w:id="39" w:name="_Toc187073964"/>
+      <w:r>
+        <w:lastRenderedPageBreak/>
+        <w:t>Cách</w:t>
+      </w:r>
+      <w:r>
+        <w:rPr>
+          <w:lang w:val="vi-VN"/>
+        </w:rPr>
+        <w:t xml:space="preserve"> tổ chức </w:t>
+      </w:r>
+      <w:r>
+        <w:rPr>
+          <w:lang w:val="vi-VN"/>
+        </w:rPr>
+        <w:t>chương trình</w:t>
+      </w:r>
+      <w:bookmarkEnd w:id="39"/>
+    </w:p>
+    <w:p>
+      <w:pPr>
+        <w:pStyle w:val="ListParagraph"/>
+        <w:ind w:left="1440" w:firstLine="0"/>
+        <w:rPr>
+          <w:lang w:val="vi-VN"/>
+        </w:rPr>
       </w:pPr>
       <w:r>
         <w:rPr>
           <w:noProof/>
         </w:rPr>
+        <mc:AlternateContent>
+          <mc:Choice Requires="wps">
+            <w:drawing>
+              <wp:anchor distT="0" distB="0" distL="114300" distR="114300" simplePos="0" relativeHeight="251671040" behindDoc="0" locked="0" layoutInCell="1" allowOverlap="1" wp14:anchorId="05030288" wp14:editId="66A08AB6">
+                <wp:simplePos x="0" y="0"/>
+                <wp:positionH relativeFrom="column">
+                  <wp:posOffset>-635</wp:posOffset>
+                </wp:positionH>
+                <wp:positionV relativeFrom="paragraph">
+                  <wp:posOffset>7583805</wp:posOffset>
+                </wp:positionV>
+                <wp:extent cx="6288405" cy="635"/>
+                <wp:effectExtent l="0" t="0" r="0" b="0"/>
+                <wp:wrapThrough wrapText="bothSides">
+                  <wp:wrapPolygon edited="0">
+                    <wp:start x="0" y="0"/>
+                    <wp:lineTo x="0" y="21600"/>
+                    <wp:lineTo x="21600" y="21600"/>
+                    <wp:lineTo x="21600" y="0"/>
+                  </wp:wrapPolygon>
+                </wp:wrapThrough>
+                <wp:docPr id="31" name="Text Box 31"/>
+                <wp:cNvGraphicFramePr/>
+                <a:graphic xmlns:a="http://schemas.openxmlformats.org/drawingml/2006/main">
+                  <a:graphicData uri="http://schemas.microsoft.com/office/word/2010/wordprocessingShape">
+                    <wps:wsp>
+                      <wps:cNvSpPr txBox="1"/>
+                      <wps:spPr>
+                        <a:xfrm>
+                          <a:off x="0" y="0"/>
+                          <a:ext cx="6288405" cy="635"/>
+                        </a:xfrm>
+                        <a:prstGeom prst="rect">
+                          <a:avLst/>
+                        </a:prstGeom>
+                        <a:solidFill>
+                          <a:prstClr val="white"/>
+                        </a:solidFill>
+                        <a:ln>
+                          <a:noFill/>
+                        </a:ln>
+                      </wps:spPr>
+                      <wps:txbx>
+                        <w:txbxContent>
+                          <w:p>
+                            <w:pPr>
+                              <w:pStyle w:val="Caption"/>
+                              <w:rPr>
+                                <w:sz w:val="26"/>
+                                <w:szCs w:val="26"/>
+                                <w:lang w:val="vi-VN"/>
+                              </w:rPr>
+                            </w:pPr>
+                            <w:bookmarkStart w:id="40" w:name="_Toc187073989"/>
+                            <w:r>
+                              <w:t xml:space="preserve">Hình </w:t>
+                            </w:r>
+                            <w:fldSimple w:instr=" STYLEREF 1 \s ">
+                              <w:r>
+                                <w:rPr>
+                                  <w:noProof/>
+                                </w:rPr>
+                                <w:t>2</w:t>
+                              </w:r>
+                            </w:fldSimple>
+                            <w:r>
+                              <w:noBreakHyphen/>
+                            </w:r>
+                            <w:fldSimple w:instr=" SEQ Hình \* ARABIC \s 1 ">
+                              <w:r>
+                                <w:rPr>
+                                  <w:noProof/>
+                                </w:rPr>
+                                <w:t>13</w:t>
+                              </w:r>
+                            </w:fldSimple>
+                            <w:r>
+                              <w:rPr>
+                                <w:lang w:val="vi-VN"/>
+                              </w:rPr>
+                              <w:t xml:space="preserve"> Sơ đồ cấu trúc dự án và vai trò từng file</w:t>
+                            </w:r>
+                            <w:bookmarkEnd w:id="40"/>
+                          </w:p>
+                        </w:txbxContent>
+                      </wps:txbx>
+                      <wps:bodyPr rot="0" spcFirstLastPara="0" vertOverflow="overflow" horzOverflow="overflow" vert="horz" wrap="square" lIns="0" tIns="0" rIns="0" bIns="0" numCol="1" spcCol="0" rtlCol="0" fromWordArt="0" anchor="t" anchorCtr="0" forceAA="0" compatLnSpc="1">
+                        <a:prstTxWarp prst="textNoShape">
+                          <a:avLst/>
+                        </a:prstTxWarp>
+                        <a:spAutoFit/>
+                      </wps:bodyPr>
+                    </wps:wsp>
+                  </a:graphicData>
+                </a:graphic>
+              </wp:anchor>
+            </w:drawing>
+          </mc:Choice>
+          <mc:Fallback>
+            <w:pict>
+              <v:shape w14:anchorId="05030288" id="Text Box 31" o:spid="_x0000_s1027" type="#_x0000_t202" style="position:absolute;left:0;text-align:left;margin-left:-.05pt;margin-top:597.15pt;width:495.15pt;height:.05pt;z-index:251671040;visibility:visible;mso-wrap-style:square;mso-wrap-distance-left:9pt;mso-wrap-distance-top:0;mso-wrap-distance-right:9pt;mso-wrap-distance-bottom:0;mso-position-horizontal:absolute;mso-position-horizontal-relative:text;mso-position-vertical:absolute;mso-position-vertical-relative:text;v-text-anchor:top" o:gfxdata="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" stroked="f">
+                <v:textbox style="mso-fit-shape-to-text:t" inset="0,0,0,0">
+                  <w:txbxContent>
+                    <w:p>
+                      <w:pPr>
+                        <w:pStyle w:val="Caption"/>
+                        <w:rPr>
+                          <w:sz w:val="26"/>
+                          <w:szCs w:val="26"/>
+                          <w:lang w:val="vi-VN"/>
+                        </w:rPr>
+                      </w:pPr>
+                      <w:bookmarkStart w:id="41" w:name="_Toc187073989"/>
+                      <w:r>
+                        <w:t xml:space="preserve">Hình </w:t>
+                      </w:r>
+                      <w:fldSimple w:instr=" STYLEREF 1 \s ">
+                        <w:r>
+                          <w:rPr>
+                            <w:noProof/>
+                          </w:rPr>
+                          <w:t>2</w:t>
+                        </w:r>
+                      </w:fldSimple>
+                      <w:r>
+                        <w:noBreakHyphen/>
+                      </w:r>
+                      <w:fldSimple w:instr=" SEQ Hình \* ARABIC \s 1 ">
+                        <w:r>
+                          <w:rPr>
+                            <w:noProof/>
+                          </w:rPr>
+                          <w:t>13</w:t>
+                        </w:r>
+                      </w:fldSimple>
+                      <w:r>
+                        <w:rPr>
+                          <w:lang w:val="vi-VN"/>
+                        </w:rPr>
+                        <w:t xml:space="preserve"> Sơ đồ cấu trúc dự án và vai trò từng file</w:t>
+                      </w:r>
+                      <w:bookmarkEnd w:id="41"/>
+                    </w:p>
+                  </w:txbxContent>
+                </v:textbox>
+                <w10:wrap type="through"/>
+              </v:shape>
+            </w:pict>
+          </mc:Fallback>
+        </mc:AlternateContent>
+      </w:r>
+      <w:r>
+        <w:rPr>
+          <w:noProof/>
+          <w:lang w:val="vi-VN"/>
+        </w:rPr>
         <w:drawing>
-          <wp:inline distT="0" distB="0" distL="0" distR="0" wp14:anchorId="0E6579CA" wp14:editId="65FDE1F1">
-            <wp:extent cx="2467319" cy="828791"/>
-            <wp:effectExtent l="0" t="0" r="0" b="9525"/>
-            <wp:docPr id="29" name="Picture 29"/>
+          <wp:anchor distT="0" distB="0" distL="114300" distR="114300" simplePos="0" relativeHeight="251666944" behindDoc="0" locked="0" layoutInCell="1" allowOverlap="1" wp14:anchorId="7BE4385C" wp14:editId="7D531183">
+            <wp:simplePos x="0" y="0"/>
+            <wp:positionH relativeFrom="margin">
+              <wp:posOffset>-635</wp:posOffset>
+            </wp:positionH>
+            <wp:positionV relativeFrom="paragraph">
+              <wp:posOffset>345247</wp:posOffset>
+            </wp:positionV>
+            <wp:extent cx="6288405" cy="7181850"/>
+            <wp:effectExtent l="0" t="0" r="0" b="0"/>
+            <wp:wrapThrough wrapText="bothSides">
+              <wp:wrapPolygon edited="0">
+                <wp:start x="0" y="0"/>
+                <wp:lineTo x="0" y="21543"/>
+                <wp:lineTo x="21528" y="21543"/>
+                <wp:lineTo x="21528" y="0"/>
+                <wp:lineTo x="0" y="0"/>
+              </wp:wrapPolygon>
+            </wp:wrapThrough>
+            <wp:docPr id="13" name="Picture 13"/>
             <wp:cNvGraphicFramePr>
               <a:graphicFrameLocks xmlns:a="http://schemas.openxmlformats.org/drawingml/2006/main" noChangeAspect="1"/>
             </wp:cNvGraphicFramePr>
@@ -9096,78 +9938,719 @@
                     <pic:cNvPr id="1" name=""/>
                     <pic:cNvPicPr/>
                   </pic:nvPicPr>
-                  <pic:blipFill>
-                    <a:blip r:embed="rId25"/>
-                    <a:stretch>
-                      <a:fillRect/>
-                    </a:stretch>
+                  <pic:blipFill rotWithShape="1">
+                    <a:blip r:embed="rId30">
+                      <a:extLst>
+                        <a:ext uri="{28A0092B-C50C-407E-A947-70E740481C1C}">
+                          <a14:useLocalDpi xmlns:a14="http://schemas.microsoft.com/office/drawing/2010/main" val="0"/>
+                        </a:ext>
+                      </a:extLst>
+                    </a:blip>
+                    <a:srcRect l="8168"/>
+                    <a:stretch/>
                   </pic:blipFill>
-                  <pic:spPr>
+                  <pic:spPr bwMode="auto">
                     <a:xfrm>
                       <a:off x="0" y="0"/>
-                      <a:ext cx="2467319" cy="828791"/>
+                      <a:ext cx="6288405" cy="7181850"/>
                     </a:xfrm>
                     <a:prstGeom prst="rect">
                       <a:avLst/>
                     </a:prstGeom>
+                    <a:ln>
+                      <a:noFill/>
+                    </a:ln>
+                    <a:extLst>
+                      <a:ext uri="{53640926-AAD7-44D8-BBD7-CCE9431645EC}">
+                        <a14:shadowObscured xmlns:a14="http://schemas.microsoft.com/office/drawing/2010/main"/>
+                      </a:ext>
+                    </a:extLst>
                   </pic:spPr>
                 </pic:pic>
               </a:graphicData>
             </a:graphic>
-          </wp:inline>
+            <wp14:sizeRelH relativeFrom="page">
+              <wp14:pctWidth>0</wp14:pctWidth>
+            </wp14:sizeRelH>
+            <wp14:sizeRelV relativeFrom="page">
+              <wp14:pctHeight>0</wp14:pctHeight>
+            </wp14:sizeRelV>
+          </wp:anchor>
         </w:drawing>
       </w:r>
-    </w:p>
-    <w:p>
-      <w:pPr>
-        <w:pStyle w:val="Caption"/>
-        <w:rPr>
-          <w:lang w:val="vi-VN"/>
-        </w:rPr>
-      </w:pPr>
-      <w:bookmarkStart w:id="37" w:name="_Toc186871366"/>
-      <w:r>
-        <w:t xml:space="preserve">Hình </w:t>
-      </w:r>
-      <w:fldSimple w:instr=" STYLEREF 1 \s ">
-        <w:r>
-          <w:rPr>
-            <w:noProof/>
-          </w:rPr>
-          <w:t>3</w:t>
-        </w:r>
-      </w:fldSimple>
-      <w:r>
-        <w:noBreakHyphen/>
-      </w:r>
-      <w:fldSimple w:instr=" SEQ Hình \* ARABIC \s 1 ">
-        <w:r>
-          <w:rPr>
-            <w:noProof/>
-          </w:rPr>
-          <w:t>2</w:t>
-        </w:r>
-      </w:fldSimple>
-      <w:r>
-        <w:t xml:space="preserve"> Giao diện </w:t>
-      </w:r>
-      <w:r>
-        <w:t>Đăng</w:t>
-      </w:r>
-      <w:r>
-        <w:rPr>
-          <w:lang w:val="vi-VN"/>
-        </w:rPr>
-        <w:t xml:space="preserve"> nhập với tư cách Admin</w:t>
-      </w:r>
-      <w:bookmarkEnd w:id="37"/>
-    </w:p>
-    <w:p>
-      <w:pPr>
-        <w:rPr>
-          <w:lang w:val="vi-VN"/>
-        </w:rPr>
-      </w:pPr>
+      <w:r>
+        <w:rPr>
+          <w:lang w:val="vi-VN"/>
+        </w:rPr>
+        <w:t>Dưới đây là sơ đồ cấu trúc dự án và giải thích vai trò của từng file:</w:t>
+      </w:r>
+    </w:p>
+    <w:p>
+      <w:pPr>
+        <w:rPr>
+          <w:lang w:val="vi-VN"/>
+        </w:rPr>
+      </w:pPr>
+    </w:p>
+    <w:p>
+      <w:pPr>
+        <w:spacing w:before="0" w:after="0" w:line="240" w:lineRule="auto"/>
+        <w:ind w:firstLine="0"/>
+        <w:jc w:val="left"/>
+        <w:rPr>
+          <w:lang w:val="vi-VN"/>
+        </w:rPr>
+      </w:pPr>
+      <w:r>
+        <w:rPr>
+          <w:lang w:val="vi-VN"/>
+        </w:rPr>
+        <w:br w:type="page"/>
+      </w:r>
+    </w:p>
+    <w:p>
+      <w:pPr>
+        <w:pStyle w:val="ListParagraph"/>
+        <w:numPr>
+          <w:ilvl w:val="0"/>
+          <w:numId w:val="41"/>
+        </w:numPr>
+        <w:rPr>
+          <w:lang w:val="vi-VN"/>
+        </w:rPr>
+      </w:pPr>
+      <w:r>
+        <w:rPr>
+          <w:lang w:val="vi-VN"/>
+        </w:rPr>
+        <w:lastRenderedPageBreak/>
+        <w:t xml:space="preserve">Các file .txt dùng để lưu trữ dữ liệu của mô hình </w:t>
+      </w:r>
+    </w:p>
+    <w:p>
+      <w:pPr>
+        <w:pStyle w:val="ListParagraph"/>
+        <w:numPr>
+          <w:ilvl w:val="0"/>
+          <w:numId w:val="41"/>
+        </w:numPr>
+        <w:rPr>
+          <w:lang w:val="vi-VN"/>
+        </w:rPr>
+      </w:pPr>
+      <w:r>
+        <w:rPr>
+          <w:lang w:val="vi-VN"/>
+        </w:rPr>
+        <w:t>Các lớp đối tượng dành cho dữ liệu</w:t>
+      </w:r>
+      <w:r>
+        <w:rPr>
+          <w:lang w:val="vi-VN"/>
+        </w:rPr>
+        <w:t xml:space="preserve"> (gồm Account, </w:t>
+      </w:r>
+      <w:r>
+        <w:t>Ticket, Showtime, Seat, Room, Movie)</w:t>
+      </w:r>
+      <w:r>
+        <w:rPr>
+          <w:lang w:val="vi-VN"/>
+        </w:rPr>
+        <w:t xml:space="preserve"> sẽ lưu trữ các thuộc tính của dữ liệu</w:t>
+      </w:r>
+      <w:r>
+        <w:t>.</w:t>
+      </w:r>
+    </w:p>
+    <w:p>
+      <w:pPr>
+        <w:pStyle w:val="ListParagraph"/>
+        <w:numPr>
+          <w:ilvl w:val="0"/>
+          <w:numId w:val="41"/>
+        </w:numPr>
+        <w:rPr>
+          <w:lang w:val="vi-VN"/>
+        </w:rPr>
+      </w:pPr>
+      <w:r>
+        <w:rPr>
+          <w:lang w:val="vi-VN"/>
+        </w:rPr>
+        <w:t>Các lớp nghiệp vụ quản lý dữ liệu</w:t>
+      </w:r>
+      <w:r>
+        <w:rPr>
+          <w:lang w:val="vi-VN"/>
+        </w:rPr>
+        <w:t xml:space="preserve"> (gồm Account_Mana</w:t>
+      </w:r>
+      <w:r>
+        <w:t>gement</w:t>
+      </w:r>
+      <w:r>
+        <w:rPr>
+          <w:lang w:val="vi-VN"/>
+        </w:rPr>
+        <w:t xml:space="preserve">, </w:t>
+      </w:r>
+      <w:r>
+        <w:t>Ticket</w:t>
+      </w:r>
+      <w:r>
+        <w:rPr>
+          <w:lang w:val="vi-VN"/>
+        </w:rPr>
+        <w:t>_Mana</w:t>
+      </w:r>
+      <w:r>
+        <w:t>gement, Showtime</w:t>
+      </w:r>
+      <w:r>
+        <w:rPr>
+          <w:lang w:val="vi-VN"/>
+        </w:rPr>
+        <w:t>_Mana</w:t>
+      </w:r>
+      <w:r>
+        <w:t>gement, Seat</w:t>
+      </w:r>
+      <w:r>
+        <w:rPr>
+          <w:lang w:val="vi-VN"/>
+        </w:rPr>
+        <w:t>_Mana</w:t>
+      </w:r>
+      <w:r>
+        <w:t>gement, Room</w:t>
+      </w:r>
+      <w:r>
+        <w:rPr>
+          <w:lang w:val="vi-VN"/>
+        </w:rPr>
+        <w:t>_Mana</w:t>
+      </w:r>
+      <w:r>
+        <w:t>gement, Movie</w:t>
+      </w:r>
+      <w:r>
+        <w:rPr>
+          <w:lang w:val="vi-VN"/>
+        </w:rPr>
+        <w:t>_Mana</w:t>
+      </w:r>
+      <w:r>
+        <w:t>gement)</w:t>
+      </w:r>
+      <w:r>
+        <w:rPr>
+          <w:lang w:val="vi-VN"/>
+        </w:rPr>
+        <w:t xml:space="preserve"> sẽ </w:t>
+      </w:r>
+      <w:r>
+        <w:rPr>
+          <w:lang w:val="vi-VN"/>
+        </w:rPr>
+        <w:t>đồng thời:</w:t>
+      </w:r>
+      <w:r>
+        <w:rPr>
+          <w:lang w:val="vi-VN"/>
+        </w:rPr>
+        <w:t xml:space="preserve"> có</w:t>
+      </w:r>
+      <w:r>
+        <w:rPr>
+          <w:lang w:val="vi-VN"/>
+        </w:rPr>
+        <w:t xml:space="preserve"> </w:t>
+      </w:r>
+      <w:r>
+        <w:rPr>
+          <w:lang w:val="vi-VN"/>
+        </w:rPr>
+        <w:t>một</w:t>
+      </w:r>
+      <w:r>
+        <w:rPr>
+          <w:lang w:val="vi-VN"/>
+        </w:rPr>
+        <w:t xml:space="preserve"> thuộc tính</w:t>
+      </w:r>
+      <w:r>
+        <w:rPr>
+          <w:lang w:val="vi-VN"/>
+        </w:rPr>
+        <w:t xml:space="preserve"> template </w:t>
+      </w:r>
+      <w:r>
+        <w:rPr>
+          <w:lang w:val="vi-VN"/>
+        </w:rPr>
+        <w:t xml:space="preserve"> LinkedList - </w:t>
+      </w:r>
+      <w:r>
+        <w:rPr>
+          <w:lang w:val="vi-VN"/>
+        </w:rPr>
+        <w:t>danh sách liên kết đơn của các đối tượng thuộc các lớp dành cho dữ liệu</w:t>
+      </w:r>
+      <w:r>
+        <w:rPr>
+          <w:lang w:val="vi-VN"/>
+        </w:rPr>
+        <w:t xml:space="preserve"> và </w:t>
+      </w:r>
+      <w:r>
+        <w:rPr>
+          <w:lang w:val="vi-VN"/>
+        </w:rPr>
+        <w:t xml:space="preserve">kế thừa từ </w:t>
+      </w:r>
+      <w:r>
+        <w:rPr>
+          <w:lang w:val="vi-VN"/>
+        </w:rPr>
+        <w:t>lớp</w:t>
+      </w:r>
+      <w:r>
+        <w:rPr>
+          <w:lang w:val="vi-VN"/>
+        </w:rPr>
+        <w:t xml:space="preserve"> DB_Helper giúp</w:t>
+      </w:r>
+      <w:r>
+        <w:rPr>
+          <w:lang w:val="vi-VN"/>
+        </w:rPr>
+        <w:t xml:space="preserve"> truy xuất các file Database</w:t>
+      </w:r>
+      <w:r>
+        <w:rPr>
+          <w:lang w:val="vi-VN"/>
+        </w:rPr>
+        <w:t xml:space="preserve"> nhằm đồng bộ quá dữ liệu đầu ra ở các file Database và giao diện hiển thị</w:t>
+      </w:r>
+      <w:r>
+        <w:t>.</w:t>
+      </w:r>
+    </w:p>
+    <w:p>
+      <w:pPr>
+        <w:pStyle w:val="ListParagraph"/>
+        <w:numPr>
+          <w:ilvl w:val="0"/>
+          <w:numId w:val="41"/>
+        </w:numPr>
+        <w:rPr>
+          <w:lang w:val="vi-VN"/>
+        </w:rPr>
+      </w:pPr>
+      <w:r>
+        <w:rPr>
+          <w:lang w:val="vi-VN"/>
+        </w:rPr>
+        <w:t>Lớp</w:t>
+      </w:r>
+      <w:r>
+        <w:t xml:space="preserve"> Controller sẽ</w:t>
+      </w:r>
+      <w:r>
+        <w:rPr>
+          <w:lang w:val="vi-VN"/>
+        </w:rPr>
+        <w:t xml:space="preserve"> gồm các thuộc tính là Con trỏ của các đối tượng lớp nghiệp vụ quản lý dữ liệu trên, đóng vai trò </w:t>
+      </w:r>
+      <w:r>
+        <w:rPr>
+          <w:lang w:val="vi-VN"/>
+        </w:rPr>
+        <w:t>xử lý yêu cầu của người dùng từ bàn phím, truy xuất, thay đổi dữ liệu và phản hồi yêu cầu của người dùng qua lớp DisplayManager</w:t>
+      </w:r>
+    </w:p>
+    <w:p>
+      <w:pPr>
+        <w:pStyle w:val="Heading3"/>
+        <w:rPr>
+          <w:lang w:val="vi-VN"/>
+        </w:rPr>
+      </w:pPr>
+      <w:bookmarkStart w:id="42" w:name="_Toc187073965"/>
+      <w:r>
+        <w:t>Mối</w:t>
+      </w:r>
+      <w:r>
+        <w:rPr>
+          <w:lang w:val="vi-VN"/>
+        </w:rPr>
+        <w:t xml:space="preserve"> quan hệ giữa các lớp</w:t>
+      </w:r>
+      <w:bookmarkEnd w:id="42"/>
+    </w:p>
+    <w:p>
+      <w:r>
+        <w:rPr>
+          <w:lang w:val="vi-VN"/>
+        </w:rPr>
+        <w:t>Mối quan hệ giữa các lớp</w:t>
+      </w:r>
+      <w:r>
+        <w:rPr>
+          <w:lang w:val="vi-VN"/>
+        </w:rPr>
+        <w:t xml:space="preserve"> Dữ liệu</w:t>
+      </w:r>
+      <w:r>
+        <w:rPr>
+          <w:lang w:val="vi-VN"/>
+        </w:rPr>
+        <w:t xml:space="preserve"> ở Hình 2-1</w:t>
+      </w:r>
+      <w:r>
+        <w:rPr>
+          <w:lang w:val="vi-VN"/>
+        </w:rPr>
+        <w:t xml:space="preserve"> được triển khai ở các lớp Quản lí như sau:</w:t>
+      </w:r>
+    </w:p>
+    <w:p>
+      <w:pPr>
+        <w:pStyle w:val="ListParagraph"/>
+        <w:numPr>
+          <w:ilvl w:val="0"/>
+          <w:numId w:val="42"/>
+        </w:numPr>
+        <w:rPr>
+          <w:lang w:val="vi-VN"/>
+        </w:rPr>
+      </w:pPr>
+      <w:r>
+        <w:rPr>
+          <w:lang w:val="vi-VN"/>
+        </w:rPr>
+        <w:t xml:space="preserve">Một Account có thể có nhiều </w:t>
+      </w:r>
+      <w:r>
+        <w:rPr>
+          <w:lang w:val="vi-VN"/>
+        </w:rPr>
+        <w:t>Ticket</w:t>
+      </w:r>
+    </w:p>
+    <w:p>
+      <w:pPr>
+        <w:pStyle w:val="ListParagraph"/>
+        <w:numPr>
+          <w:ilvl w:val="0"/>
+          <w:numId w:val="42"/>
+        </w:numPr>
+        <w:rPr>
+          <w:lang w:val="vi-VN"/>
+        </w:rPr>
+      </w:pPr>
+      <w:r>
+        <w:rPr>
+          <w:lang w:val="vi-VN"/>
+        </w:rPr>
+        <w:t xml:space="preserve">Một Ticket chỉ thuộc về một </w:t>
+      </w:r>
+      <w:r>
+        <w:rPr>
+          <w:lang w:val="vi-VN"/>
+        </w:rPr>
+        <w:t>Account</w:t>
+      </w:r>
+    </w:p>
+    <w:p>
+      <w:pPr>
+        <w:pStyle w:val="ListParagraph"/>
+        <w:numPr>
+          <w:ilvl w:val="0"/>
+          <w:numId w:val="42"/>
+        </w:numPr>
+        <w:rPr>
+          <w:lang w:val="vi-VN"/>
+        </w:rPr>
+      </w:pPr>
+      <w:r>
+        <w:rPr>
+          <w:lang w:val="vi-VN"/>
+        </w:rPr>
+        <w:t>Một Ticket chỉ thuộc về một Showtime</w:t>
+      </w:r>
+    </w:p>
+    <w:p>
+      <w:pPr>
+        <w:pStyle w:val="ListParagraph"/>
+        <w:numPr>
+          <w:ilvl w:val="0"/>
+          <w:numId w:val="42"/>
+        </w:numPr>
+        <w:rPr>
+          <w:lang w:val="vi-VN"/>
+        </w:rPr>
+      </w:pPr>
+      <w:r>
+        <w:rPr>
+          <w:lang w:val="vi-VN"/>
+        </w:rPr>
+        <w:t>Một Ticket chỉ thuộc về một Seat</w:t>
+      </w:r>
+    </w:p>
+    <w:p>
+      <w:pPr>
+        <w:pStyle w:val="ListParagraph"/>
+        <w:numPr>
+          <w:ilvl w:val="0"/>
+          <w:numId w:val="42"/>
+        </w:numPr>
+        <w:rPr>
+          <w:lang w:val="vi-VN"/>
+        </w:rPr>
+      </w:pPr>
+      <w:r>
+        <w:rPr>
+          <w:lang w:val="vi-VN"/>
+        </w:rPr>
+        <w:t>Một Showtime có thể có nhiều Ticket</w:t>
+      </w:r>
+    </w:p>
+    <w:p>
+      <w:pPr>
+        <w:pStyle w:val="ListParagraph"/>
+        <w:numPr>
+          <w:ilvl w:val="0"/>
+          <w:numId w:val="42"/>
+        </w:numPr>
+        <w:rPr>
+          <w:lang w:val="vi-VN"/>
+        </w:rPr>
+      </w:pPr>
+      <w:r>
+        <w:rPr>
+          <w:lang w:val="vi-VN"/>
+        </w:rPr>
+        <w:t>Một Showtime chỉ thuộc về một Movie</w:t>
+      </w:r>
+    </w:p>
+    <w:p>
+      <w:pPr>
+        <w:pStyle w:val="ListParagraph"/>
+        <w:numPr>
+          <w:ilvl w:val="0"/>
+          <w:numId w:val="42"/>
+        </w:numPr>
+        <w:rPr>
+          <w:lang w:val="vi-VN"/>
+        </w:rPr>
+      </w:pPr>
+      <w:r>
+        <w:rPr>
+          <w:lang w:val="vi-VN"/>
+        </w:rPr>
+        <w:t xml:space="preserve">Một Showtime chỉ thuộc về một Room </w:t>
+      </w:r>
+    </w:p>
+    <w:p>
+      <w:pPr>
+        <w:pStyle w:val="ListParagraph"/>
+        <w:numPr>
+          <w:ilvl w:val="0"/>
+          <w:numId w:val="42"/>
+        </w:numPr>
+        <w:rPr>
+          <w:lang w:val="vi-VN"/>
+        </w:rPr>
+      </w:pPr>
+      <w:r>
+        <w:rPr>
+          <w:lang w:val="vi-VN"/>
+        </w:rPr>
+        <w:t>Một Seat có thể có nhiều Ticket</w:t>
+      </w:r>
+    </w:p>
+    <w:p>
+      <w:pPr>
+        <w:pStyle w:val="ListParagraph"/>
+        <w:numPr>
+          <w:ilvl w:val="0"/>
+          <w:numId w:val="42"/>
+        </w:numPr>
+        <w:rPr>
+          <w:lang w:val="vi-VN"/>
+        </w:rPr>
+      </w:pPr>
+      <w:r>
+        <w:rPr>
+          <w:lang w:val="vi-VN"/>
+        </w:rPr>
+        <w:t xml:space="preserve">Một </w:t>
+      </w:r>
+      <w:r>
+        <w:t>Seat</w:t>
+      </w:r>
+      <w:r>
+        <w:rPr>
+          <w:lang w:val="vi-VN"/>
+        </w:rPr>
+        <w:t xml:space="preserve"> chỉ thuộc về một </w:t>
+      </w:r>
+      <w:r>
+        <w:t>Room</w:t>
+      </w:r>
+    </w:p>
+    <w:p>
+      <w:pPr>
+        <w:pStyle w:val="ListParagraph"/>
+        <w:numPr>
+          <w:ilvl w:val="0"/>
+          <w:numId w:val="42"/>
+        </w:numPr>
+        <w:rPr>
+          <w:lang w:val="vi-VN"/>
+        </w:rPr>
+      </w:pPr>
+      <w:r>
+        <w:rPr>
+          <w:lang w:val="vi-VN"/>
+        </w:rPr>
+        <w:t>Một Movie có thể có nhiều Showtime</w:t>
+      </w:r>
+    </w:p>
+    <w:p>
+      <w:pPr>
+        <w:pStyle w:val="ListParagraph"/>
+        <w:numPr>
+          <w:ilvl w:val="0"/>
+          <w:numId w:val="42"/>
+        </w:numPr>
+        <w:rPr>
+          <w:lang w:val="vi-VN"/>
+        </w:rPr>
+      </w:pPr>
+      <w:r>
+        <w:rPr>
+          <w:lang w:val="vi-VN"/>
+        </w:rPr>
+        <w:t xml:space="preserve">Một </w:t>
+      </w:r>
+      <w:r>
+        <w:t>Room</w:t>
+      </w:r>
+      <w:r>
+        <w:rPr>
+          <w:lang w:val="vi-VN"/>
+        </w:rPr>
+        <w:t xml:space="preserve"> có thể có nhiều </w:t>
+      </w:r>
+      <w:r>
+        <w:t>Showtime</w:t>
+      </w:r>
+    </w:p>
+    <w:p>
+      <w:pPr>
+        <w:pStyle w:val="ListParagraph"/>
+        <w:numPr>
+          <w:ilvl w:val="0"/>
+          <w:numId w:val="42"/>
+        </w:numPr>
+        <w:rPr>
+          <w:lang w:val="vi-VN"/>
+        </w:rPr>
+      </w:pPr>
+      <w:r>
+        <w:rPr>
+          <w:lang w:val="vi-VN"/>
+        </w:rPr>
+        <w:t xml:space="preserve">Một </w:t>
+      </w:r>
+      <w:r>
+        <w:t>Room</w:t>
+      </w:r>
+      <w:r>
+        <w:rPr>
+          <w:lang w:val="vi-VN"/>
+        </w:rPr>
+        <w:t xml:space="preserve"> có thể có nhiều </w:t>
+      </w:r>
+      <w:r>
+        <w:t>Seat</w:t>
+      </w:r>
+    </w:p>
+    <w:p>
+      <w:pPr>
+        <w:rPr>
+          <w:lang w:val="vi-VN"/>
+        </w:rPr>
+      </w:pPr>
+    </w:p>
+    <w:p>
+      <w:pPr>
+        <w:spacing w:before="0" w:after="0" w:line="240" w:lineRule="auto"/>
+        <w:ind w:firstLine="0"/>
+        <w:jc w:val="left"/>
+        <w:rPr>
+          <w:rFonts w:cs="Arial"/>
+          <w:b/>
+          <w:bCs/>
+          <w:kern w:val="32"/>
+          <w:sz w:val="28"/>
+          <w:szCs w:val="32"/>
+        </w:rPr>
+      </w:pPr>
+      <w:r>
+        <w:br w:type="page"/>
+      </w:r>
+    </w:p>
+    <w:p>
+      <w:pPr>
+        <w:pStyle w:val="Heading1"/>
+      </w:pPr>
+      <w:bookmarkStart w:id="43" w:name="_Toc187073966"/>
+      <w:r>
+        <w:lastRenderedPageBreak/>
+        <w:t>CHƯƠNG TRÌNH VÀ KẾT QUẢ</w:t>
+      </w:r>
+      <w:bookmarkEnd w:id="43"/>
+    </w:p>
+    <w:p>
+      <w:pPr>
+        <w:pStyle w:val="Heading2"/>
+      </w:pPr>
+      <w:bookmarkStart w:id="44" w:name="_Toc187073967"/>
+      <w:r>
+        <w:rPr>
+          <w:rStyle w:val="apple-converted-space"/>
+        </w:rPr>
+        <w:t xml:space="preserve">Kết </w:t>
+      </w:r>
+      <w:r>
+        <w:rPr>
+          <w:rStyle w:val="apple-converted-space"/>
+        </w:rPr>
+        <w:t>q</w:t>
+      </w:r>
+      <w:r>
+        <w:rPr>
+          <w:rStyle w:val="apple-converted-space"/>
+        </w:rPr>
+        <w:t>uả</w:t>
+      </w:r>
+      <w:r>
+        <w:rPr>
+          <w:rStyle w:val="apple-converted-space"/>
+        </w:rPr>
+        <w:t xml:space="preserve"> - </w:t>
+      </w:r>
+      <w:r>
+        <w:rPr>
+          <w:rStyle w:val="apple-converted-space"/>
+        </w:rPr>
+        <w:t>Giao diện chính của chương trình</w:t>
+      </w:r>
+      <w:bookmarkEnd w:id="44"/>
     </w:p>
     <w:p>
       <w:pPr>
@@ -9178,438 +10661,10 @@
           <w:noProof/>
         </w:rPr>
         <w:drawing>
-          <wp:inline distT="0" distB="0" distL="0" distR="0" wp14:anchorId="57D1D728" wp14:editId="2837F5FF">
-            <wp:extent cx="5760720" cy="2226310"/>
-            <wp:effectExtent l="0" t="0" r="0" b="2540"/>
-            <wp:docPr id="33" name="Picture 33"/>
-            <wp:cNvGraphicFramePr>
-              <a:graphicFrameLocks xmlns:a="http://schemas.openxmlformats.org/drawingml/2006/main" noChangeAspect="1"/>
-            </wp:cNvGraphicFramePr>
-            <a:graphic xmlns:a="http://schemas.openxmlformats.org/drawingml/2006/main">
-              <a:graphicData uri="http://schemas.openxmlformats.org/drawingml/2006/picture">
-                <pic:pic xmlns:pic="http://schemas.openxmlformats.org/drawingml/2006/picture">
-                  <pic:nvPicPr>
-                    <pic:cNvPr id="1" name=""/>
-                    <pic:cNvPicPr/>
-                  </pic:nvPicPr>
-                  <pic:blipFill>
-                    <a:blip r:embed="rId26"/>
-                    <a:stretch>
-                      <a:fillRect/>
-                    </a:stretch>
-                  </pic:blipFill>
-                  <pic:spPr>
-                    <a:xfrm>
-                      <a:off x="0" y="0"/>
-                      <a:ext cx="5760720" cy="2226310"/>
-                    </a:xfrm>
-                    <a:prstGeom prst="rect">
-                      <a:avLst/>
-                    </a:prstGeom>
-                  </pic:spPr>
-                </pic:pic>
-              </a:graphicData>
-            </a:graphic>
-          </wp:inline>
-        </w:drawing>
-      </w:r>
-    </w:p>
-    <w:p>
-      <w:pPr>
-        <w:pStyle w:val="Caption"/>
-      </w:pPr>
-      <w:bookmarkStart w:id="38" w:name="_Toc186871367"/>
-      <w:r>
-        <w:t xml:space="preserve">Hình </w:t>
-      </w:r>
-      <w:fldSimple w:instr=" STYLEREF 1 \s ">
-        <w:r>
-          <w:rPr>
-            <w:noProof/>
-          </w:rPr>
-          <w:t>3</w:t>
-        </w:r>
-      </w:fldSimple>
-      <w:r>
-        <w:noBreakHyphen/>
-      </w:r>
-      <w:fldSimple w:instr=" SEQ Hình \* ARABIC \s 1 ">
-        <w:r>
-          <w:rPr>
-            <w:noProof/>
-          </w:rPr>
-          <w:t>3</w:t>
-        </w:r>
-      </w:fldSimple>
-      <w:r>
-        <w:t xml:space="preserve"> Giao diện </w:t>
-      </w:r>
-      <w:r>
-        <w:t>hiển</w:t>
-      </w:r>
-      <w:r>
-        <w:rPr>
-          <w:lang w:val="vi-VN"/>
-        </w:rPr>
-        <w:t xml:space="preserve"> thị tất cả Phim</w:t>
-      </w:r>
-      <w:bookmarkEnd w:id="38"/>
-    </w:p>
-    <w:p/>
-    <w:p>
-      <w:pPr>
-        <w:keepNext/>
-        <w:jc w:val="center"/>
-      </w:pPr>
-      <w:r>
-        <w:rPr>
-          <w:noProof/>
-        </w:rPr>
-        <w:drawing>
-          <wp:inline distT="0" distB="0" distL="0" distR="0" wp14:anchorId="05E4F0A9" wp14:editId="3AF13FA3">
-            <wp:extent cx="2819794" cy="1076475"/>
-            <wp:effectExtent l="0" t="0" r="0" b="9525"/>
-            <wp:docPr id="36" name="Picture 36"/>
-            <wp:cNvGraphicFramePr>
-              <a:graphicFrameLocks xmlns:a="http://schemas.openxmlformats.org/drawingml/2006/main" noChangeAspect="1"/>
-            </wp:cNvGraphicFramePr>
-            <a:graphic xmlns:a="http://schemas.openxmlformats.org/drawingml/2006/main">
-              <a:graphicData uri="http://schemas.openxmlformats.org/drawingml/2006/picture">
-                <pic:pic xmlns:pic="http://schemas.openxmlformats.org/drawingml/2006/picture">
-                  <pic:nvPicPr>
-                    <pic:cNvPr id="1" name=""/>
-                    <pic:cNvPicPr/>
-                  </pic:nvPicPr>
-                  <pic:blipFill>
-                    <a:blip r:embed="rId27"/>
-                    <a:stretch>
-                      <a:fillRect/>
-                    </a:stretch>
-                  </pic:blipFill>
-                  <pic:spPr>
-                    <a:xfrm>
-                      <a:off x="0" y="0"/>
-                      <a:ext cx="2819794" cy="1076475"/>
-                    </a:xfrm>
-                    <a:prstGeom prst="rect">
-                      <a:avLst/>
-                    </a:prstGeom>
-                  </pic:spPr>
-                </pic:pic>
-              </a:graphicData>
-            </a:graphic>
-          </wp:inline>
-        </w:drawing>
-      </w:r>
-    </w:p>
-    <w:p>
-      <w:pPr>
-        <w:pStyle w:val="Caption"/>
-      </w:pPr>
-      <w:bookmarkStart w:id="39" w:name="_Toc186871368"/>
-      <w:r>
-        <w:t xml:space="preserve">Hình </w:t>
-      </w:r>
-      <w:fldSimple w:instr=" STYLEREF 1 \s ">
-        <w:r>
-          <w:rPr>
-            <w:noProof/>
-          </w:rPr>
-          <w:t>3</w:t>
-        </w:r>
-      </w:fldSimple>
-      <w:r>
-        <w:noBreakHyphen/>
-      </w:r>
-      <w:fldSimple w:instr=" SEQ Hình \* ARABIC \s 1 ">
-        <w:r>
-          <w:rPr>
-            <w:noProof/>
-          </w:rPr>
-          <w:t>4</w:t>
-        </w:r>
-      </w:fldSimple>
-      <w:r>
-        <w:t xml:space="preserve"> Giao diện </w:t>
-      </w:r>
-      <w:r>
-        <w:rPr>
-          <w:lang w:val="vi-VN"/>
-        </w:rPr>
-        <w:t>thêm Phim</w:t>
-      </w:r>
-      <w:bookmarkEnd w:id="39"/>
-    </w:p>
-    <w:p/>
-    <w:p>
-      <w:pPr>
-        <w:keepNext/>
-        <w:jc w:val="center"/>
-      </w:pPr>
-      <w:r>
-        <w:rPr>
-          <w:noProof/>
-        </w:rPr>
-        <w:drawing>
-          <wp:inline distT="0" distB="0" distL="0" distR="0" wp14:anchorId="54232B8D" wp14:editId="644AAA2B">
-            <wp:extent cx="4772691" cy="1305107"/>
-            <wp:effectExtent l="0" t="0" r="8890" b="9525"/>
-            <wp:docPr id="37" name="Picture 37"/>
-            <wp:cNvGraphicFramePr>
-              <a:graphicFrameLocks xmlns:a="http://schemas.openxmlformats.org/drawingml/2006/main" noChangeAspect="1"/>
-            </wp:cNvGraphicFramePr>
-            <a:graphic xmlns:a="http://schemas.openxmlformats.org/drawingml/2006/main">
-              <a:graphicData uri="http://schemas.openxmlformats.org/drawingml/2006/picture">
-                <pic:pic xmlns:pic="http://schemas.openxmlformats.org/drawingml/2006/picture">
-                  <pic:nvPicPr>
-                    <pic:cNvPr id="1" name=""/>
-                    <pic:cNvPicPr/>
-                  </pic:nvPicPr>
-                  <pic:blipFill>
-                    <a:blip r:embed="rId28"/>
-                    <a:stretch>
-                      <a:fillRect/>
-                    </a:stretch>
-                  </pic:blipFill>
-                  <pic:spPr>
-                    <a:xfrm>
-                      <a:off x="0" y="0"/>
-                      <a:ext cx="4772691" cy="1305107"/>
-                    </a:xfrm>
-                    <a:prstGeom prst="rect">
-                      <a:avLst/>
-                    </a:prstGeom>
-                  </pic:spPr>
-                </pic:pic>
-              </a:graphicData>
-            </a:graphic>
-          </wp:inline>
-        </w:drawing>
-      </w:r>
-    </w:p>
-    <w:p>
-      <w:pPr>
-        <w:pStyle w:val="Caption"/>
-      </w:pPr>
-      <w:bookmarkStart w:id="40" w:name="_Toc186871369"/>
-      <w:r>
-        <w:t xml:space="preserve">Hình </w:t>
-      </w:r>
-      <w:fldSimple w:instr=" STYLEREF 1 \s ">
-        <w:r>
-          <w:rPr>
-            <w:noProof/>
-          </w:rPr>
-          <w:t>3</w:t>
-        </w:r>
-      </w:fldSimple>
-      <w:r>
-        <w:noBreakHyphen/>
-      </w:r>
-      <w:fldSimple w:instr=" SEQ Hình \* ARABIC \s 1 ">
-        <w:r>
-          <w:rPr>
-            <w:noProof/>
-          </w:rPr>
-          <w:t>5</w:t>
-        </w:r>
-      </w:fldSimple>
-      <w:r>
-        <w:t xml:space="preserve"> Giao diện </w:t>
-      </w:r>
-      <w:r>
-        <w:rPr>
-          <w:lang w:val="vi-VN"/>
-        </w:rPr>
-        <w:t>cập nhật Phim</w:t>
-      </w:r>
-      <w:bookmarkEnd w:id="40"/>
-    </w:p>
-    <w:p/>
-    <w:p>
-      <w:pPr>
-        <w:keepNext/>
-        <w:jc w:val="center"/>
-      </w:pPr>
-      <w:r>
-        <w:rPr>
-          <w:noProof/>
-        </w:rPr>
-        <w:drawing>
-          <wp:inline distT="0" distB="0" distL="0" distR="0" wp14:anchorId="1F6F2DAE" wp14:editId="073841EF">
-            <wp:extent cx="2896004" cy="866896"/>
-            <wp:effectExtent l="0" t="0" r="0" b="9525"/>
-            <wp:docPr id="38" name="Picture 38"/>
-            <wp:cNvGraphicFramePr>
-              <a:graphicFrameLocks xmlns:a="http://schemas.openxmlformats.org/drawingml/2006/main" noChangeAspect="1"/>
-            </wp:cNvGraphicFramePr>
-            <a:graphic xmlns:a="http://schemas.openxmlformats.org/drawingml/2006/main">
-              <a:graphicData uri="http://schemas.openxmlformats.org/drawingml/2006/picture">
-                <pic:pic xmlns:pic="http://schemas.openxmlformats.org/drawingml/2006/picture">
-                  <pic:nvPicPr>
-                    <pic:cNvPr id="1" name=""/>
-                    <pic:cNvPicPr/>
-                  </pic:nvPicPr>
-                  <pic:blipFill>
-                    <a:blip r:embed="rId29"/>
-                    <a:stretch>
-                      <a:fillRect/>
-                    </a:stretch>
-                  </pic:blipFill>
-                  <pic:spPr>
-                    <a:xfrm>
-                      <a:off x="0" y="0"/>
-                      <a:ext cx="2896004" cy="866896"/>
-                    </a:xfrm>
-                    <a:prstGeom prst="rect">
-                      <a:avLst/>
-                    </a:prstGeom>
-                  </pic:spPr>
-                </pic:pic>
-              </a:graphicData>
-            </a:graphic>
-          </wp:inline>
-        </w:drawing>
-      </w:r>
-    </w:p>
-    <w:p>
-      <w:pPr>
-        <w:pStyle w:val="Caption"/>
-      </w:pPr>
-      <w:bookmarkStart w:id="41" w:name="_Toc186871370"/>
-      <w:r>
-        <w:t xml:space="preserve">Hình </w:t>
-      </w:r>
-      <w:fldSimple w:instr=" STYLEREF 1 \s ">
-        <w:r>
-          <w:rPr>
-            <w:noProof/>
-          </w:rPr>
-          <w:t>3</w:t>
-        </w:r>
-      </w:fldSimple>
-      <w:r>
-        <w:noBreakHyphen/>
-      </w:r>
-      <w:fldSimple w:instr=" SEQ Hình \* ARABIC \s 1 ">
-        <w:r>
-          <w:rPr>
-            <w:noProof/>
-          </w:rPr>
-          <w:t>6</w:t>
-        </w:r>
-      </w:fldSimple>
-      <w:r>
-        <w:t xml:space="preserve"> Giao diện </w:t>
-      </w:r>
-      <w:r>
-        <w:rPr>
-          <w:lang w:val="vi-VN"/>
-        </w:rPr>
-        <w:t>xóa Phim</w:t>
-      </w:r>
-      <w:bookmarkEnd w:id="41"/>
-    </w:p>
-    <w:p/>
-    <w:p>
-      <w:pPr>
-        <w:keepNext/>
-      </w:pPr>
-      <w:r>
-        <w:rPr>
-          <w:noProof/>
-        </w:rPr>
-        <w:drawing>
-          <wp:inline distT="0" distB="0" distL="0" distR="0" wp14:anchorId="14461983" wp14:editId="604D6618">
-            <wp:extent cx="5760720" cy="3935095"/>
-            <wp:effectExtent l="0" t="0" r="0" b="8255"/>
-            <wp:docPr id="39" name="Picture 39"/>
-            <wp:cNvGraphicFramePr>
-              <a:graphicFrameLocks xmlns:a="http://schemas.openxmlformats.org/drawingml/2006/main" noChangeAspect="1"/>
-            </wp:cNvGraphicFramePr>
-            <a:graphic xmlns:a="http://schemas.openxmlformats.org/drawingml/2006/main">
-              <a:graphicData uri="http://schemas.openxmlformats.org/drawingml/2006/picture">
-                <pic:pic xmlns:pic="http://schemas.openxmlformats.org/drawingml/2006/picture">
-                  <pic:nvPicPr>
-                    <pic:cNvPr id="1" name=""/>
-                    <pic:cNvPicPr/>
-                  </pic:nvPicPr>
-                  <pic:blipFill>
-                    <a:blip r:embed="rId30"/>
-                    <a:stretch>
-                      <a:fillRect/>
-                    </a:stretch>
-                  </pic:blipFill>
-                  <pic:spPr>
-                    <a:xfrm>
-                      <a:off x="0" y="0"/>
-                      <a:ext cx="5760720" cy="3935095"/>
-                    </a:xfrm>
-                    <a:prstGeom prst="rect">
-                      <a:avLst/>
-                    </a:prstGeom>
-                  </pic:spPr>
-                </pic:pic>
-              </a:graphicData>
-            </a:graphic>
-          </wp:inline>
-        </w:drawing>
-      </w:r>
-    </w:p>
-    <w:p>
-      <w:pPr>
-        <w:pStyle w:val="Caption"/>
-      </w:pPr>
-      <w:bookmarkStart w:id="42" w:name="_Toc186871371"/>
-      <w:r>
-        <w:t xml:space="preserve">Hình </w:t>
-      </w:r>
-      <w:fldSimple w:instr=" STYLEREF 1 \s ">
-        <w:r>
-          <w:rPr>
-            <w:noProof/>
-          </w:rPr>
-          <w:t>3</w:t>
-        </w:r>
-      </w:fldSimple>
-      <w:r>
-        <w:noBreakHyphen/>
-      </w:r>
-      <w:fldSimple w:instr=" SEQ Hình \* ARABIC \s 1 ">
-        <w:r>
-          <w:rPr>
-            <w:noProof/>
-          </w:rPr>
-          <w:t>7</w:t>
-        </w:r>
-      </w:fldSimple>
-      <w:r>
-        <w:t xml:space="preserve"> Giao diện </w:t>
-      </w:r>
-      <w:r>
-        <w:rPr>
-          <w:lang w:val="vi-VN"/>
-        </w:rPr>
-        <w:t>hiển thị tất cả Suất chiếu</w:t>
-      </w:r>
-      <w:bookmarkEnd w:id="42"/>
-    </w:p>
-    <w:p/>
-    <w:p>
-      <w:pPr>
-        <w:keepNext/>
-        <w:jc w:val="center"/>
-      </w:pPr>
-      <w:r>
-        <w:rPr>
-          <w:noProof/>
-        </w:rPr>
-        <w:lastRenderedPageBreak/>
-        <w:drawing>
-          <wp:inline distT="0" distB="0" distL="0" distR="0" wp14:anchorId="145286B4" wp14:editId="3D067504">
-            <wp:extent cx="3629532" cy="1209844"/>
-            <wp:effectExtent l="0" t="0" r="9525" b="9525"/>
-            <wp:docPr id="40" name="Picture 40"/>
+          <wp:inline distT="0" distB="0" distL="0" distR="0" wp14:anchorId="24029048" wp14:editId="1165EDEE">
+            <wp:extent cx="5760720" cy="1618615"/>
+            <wp:effectExtent l="0" t="0" r="0" b="635"/>
+            <wp:docPr id="27" name="Picture 27"/>
             <wp:cNvGraphicFramePr>
               <a:graphicFrameLocks xmlns:a="http://schemas.openxmlformats.org/drawingml/2006/main" noChangeAspect="1"/>
             </wp:cNvGraphicFramePr>
@@ -9629,7 +10684,7 @@
                   <pic:spPr>
                     <a:xfrm>
                       <a:off x="0" y="0"/>
-                      <a:ext cx="3629532" cy="1209844"/>
+                      <a:ext cx="5760720" cy="1618615"/>
                     </a:xfrm>
                     <a:prstGeom prst="rect">
                       <a:avLst/>
@@ -9645,8 +10700,11 @@
     <w:p>
       <w:pPr>
         <w:pStyle w:val="Caption"/>
-      </w:pPr>
-      <w:bookmarkStart w:id="43" w:name="_Toc186871372"/>
+        <w:rPr>
+          <w:lang w:val="vi-VN"/>
+        </w:rPr>
+      </w:pPr>
+      <w:bookmarkStart w:id="45" w:name="_Toc187073990"/>
       <w:r>
         <w:t xml:space="preserve">Hình </w:t>
       </w:r>
@@ -9666,37 +10724,38 @@
           <w:rPr>
             <w:noProof/>
           </w:rPr>
-          <w:t>8</w:t>
+          <w:t>1</w:t>
         </w:r>
       </w:fldSimple>
       <w:r>
-        <w:t xml:space="preserve"> Giao diện </w:t>
-      </w:r>
-      <w:r>
-        <w:t>thêm</w:t>
-      </w:r>
-      <w:r>
-        <w:rPr>
-          <w:lang w:val="vi-VN"/>
-        </w:rPr>
-        <w:t xml:space="preserve"> Suất chiếu</w:t>
-      </w:r>
-      <w:bookmarkEnd w:id="43"/>
-    </w:p>
-    <w:p/>
+        <w:rPr>
+          <w:lang w:val="vi-VN"/>
+        </w:rPr>
+        <w:t xml:space="preserve"> Giao diện Trang chủ</w:t>
+      </w:r>
+      <w:bookmarkEnd w:id="45"/>
+    </w:p>
+    <w:p>
+      <w:pPr>
+        <w:rPr>
+          <w:lang w:val="vi-VN"/>
+        </w:rPr>
+      </w:pPr>
+    </w:p>
     <w:p>
       <w:pPr>
         <w:keepNext/>
+        <w:jc w:val="center"/>
       </w:pPr>
       <w:r>
         <w:rPr>
           <w:noProof/>
         </w:rPr>
         <w:drawing>
-          <wp:inline distT="0" distB="0" distL="0" distR="0" wp14:anchorId="3BC3FB30" wp14:editId="68882705">
-            <wp:extent cx="5401429" cy="1524213"/>
-            <wp:effectExtent l="0" t="0" r="0" b="0"/>
-            <wp:docPr id="41" name="Picture 41"/>
+          <wp:inline distT="0" distB="0" distL="0" distR="0" wp14:anchorId="0E6579CA" wp14:editId="65FDE1F1">
+            <wp:extent cx="2467319" cy="828791"/>
+            <wp:effectExtent l="0" t="0" r="0" b="9525"/>
+            <wp:docPr id="29" name="Picture 29"/>
             <wp:cNvGraphicFramePr>
               <a:graphicFrameLocks xmlns:a="http://schemas.openxmlformats.org/drawingml/2006/main" noChangeAspect="1"/>
             </wp:cNvGraphicFramePr>
@@ -9716,7 +10775,7 @@
                   <pic:spPr>
                     <a:xfrm>
                       <a:off x="0" y="0"/>
-                      <a:ext cx="5401429" cy="1524213"/>
+                      <a:ext cx="2467319" cy="828791"/>
                     </a:xfrm>
                     <a:prstGeom prst="rect">
                       <a:avLst/>
@@ -9732,8 +10791,11 @@
     <w:p>
       <w:pPr>
         <w:pStyle w:val="Caption"/>
-      </w:pPr>
-      <w:bookmarkStart w:id="44" w:name="_Toc186871373"/>
+        <w:rPr>
+          <w:lang w:val="vi-VN"/>
+        </w:rPr>
+      </w:pPr>
+      <w:bookmarkStart w:id="46" w:name="_Toc187073991"/>
       <w:r>
         <w:t xml:space="preserve">Hình </w:t>
       </w:r>
@@ -9753,24 +10815,39 @@
           <w:rPr>
             <w:noProof/>
           </w:rPr>
-          <w:t>9</w:t>
+          <w:t>2</w:t>
         </w:r>
       </w:fldSimple>
       <w:r>
         <w:t xml:space="preserve"> Giao diện </w:t>
       </w:r>
       <w:r>
-        <w:t>cập</w:t>
-      </w:r>
-      <w:r>
-        <w:rPr>
-          <w:lang w:val="vi-VN"/>
-        </w:rPr>
-        <w:t xml:space="preserve"> nhật Suất chiếu</w:t>
-      </w:r>
-      <w:bookmarkEnd w:id="44"/>
-    </w:p>
-    <w:p/>
+        <w:t>đ</w:t>
+      </w:r>
+      <w:r>
+        <w:t>ăng</w:t>
+      </w:r>
+      <w:r>
+        <w:rPr>
+          <w:lang w:val="vi-VN"/>
+        </w:rPr>
+        <w:t xml:space="preserve"> nhập với tư cách </w:t>
+      </w:r>
+      <w:r>
+        <w:rPr>
+          <w:lang w:val="vi-VN"/>
+        </w:rPr>
+        <w:t>Quản trị viên</w:t>
+      </w:r>
+      <w:bookmarkEnd w:id="46"/>
+    </w:p>
+    <w:p>
+      <w:pPr>
+        <w:rPr>
+          <w:lang w:val="vi-VN"/>
+        </w:rPr>
+      </w:pPr>
+    </w:p>
     <w:p>
       <w:pPr>
         <w:keepNext/>
@@ -9781,10 +10858,10 @@
           <w:noProof/>
         </w:rPr>
         <w:drawing>
-          <wp:inline distT="0" distB="0" distL="0" distR="0" wp14:anchorId="4A4DC8B4" wp14:editId="25196BB9">
-            <wp:extent cx="2924583" cy="724001"/>
-            <wp:effectExtent l="0" t="0" r="9525" b="0"/>
-            <wp:docPr id="43" name="Picture 43"/>
+          <wp:inline distT="0" distB="0" distL="0" distR="0" wp14:anchorId="76810396" wp14:editId="4E738B2D">
+            <wp:extent cx="3010320" cy="1076475"/>
+            <wp:effectExtent l="0" t="0" r="0" b="9525"/>
+            <wp:docPr id="45" name="Picture 45"/>
             <wp:cNvGraphicFramePr>
               <a:graphicFrameLocks xmlns:a="http://schemas.openxmlformats.org/drawingml/2006/main" noChangeAspect="1"/>
             </wp:cNvGraphicFramePr>
@@ -9804,7 +10881,7 @@
                   <pic:spPr>
                     <a:xfrm>
                       <a:off x="0" y="0"/>
-                      <a:ext cx="2924583" cy="724001"/>
+                      <a:ext cx="3010320" cy="1076475"/>
                     </a:xfrm>
                     <a:prstGeom prst="rect">
                       <a:avLst/>
@@ -9821,7 +10898,7 @@
       <w:pPr>
         <w:pStyle w:val="Caption"/>
       </w:pPr>
-      <w:bookmarkStart w:id="45" w:name="_Toc186871374"/>
+      <w:bookmarkStart w:id="47" w:name="_Toc187073992"/>
       <w:r>
         <w:t xml:space="preserve">Hình </w:t>
       </w:r>
@@ -9841,27 +10918,32 @@
           <w:rPr>
             <w:noProof/>
           </w:rPr>
-          <w:t>10</w:t>
+          <w:t>3</w:t>
         </w:r>
       </w:fldSimple>
       <w:r>
         <w:t xml:space="preserve"> Giao diện </w:t>
       </w:r>
       <w:r>
-        <w:t>xóa</w:t>
-      </w:r>
-      <w:r>
-        <w:rPr>
-          <w:lang w:val="vi-VN"/>
-        </w:rPr>
-        <w:t xml:space="preserve"> Suất chiếu</w:t>
-      </w:r>
-      <w:bookmarkEnd w:id="45"/>
-    </w:p>
-    <w:p/>
-    <w:p>
-      <w:pPr>
-        <w:keepNext/>
+        <w:t>đăng</w:t>
+      </w:r>
+      <w:r>
+        <w:rPr>
+          <w:lang w:val="vi-VN"/>
+        </w:rPr>
+        <w:t xml:space="preserve"> ký với tư cách Khách hàng</w:t>
+      </w:r>
+      <w:bookmarkEnd w:id="47"/>
+    </w:p>
+    <w:p>
+      <w:pPr>
+        <w:rPr>
+          <w:lang w:val="vi-VN"/>
+        </w:rPr>
+      </w:pPr>
+    </w:p>
+    <w:p>
+      <w:pPr>
         <w:jc w:val="center"/>
       </w:pPr>
       <w:r>
@@ -9869,10 +10951,10 @@
           <w:noProof/>
         </w:rPr>
         <w:drawing>
-          <wp:inline distT="0" distB="0" distL="0" distR="0" wp14:anchorId="5B4652E0" wp14:editId="33E63DD5">
-            <wp:extent cx="2734057" cy="943107"/>
-            <wp:effectExtent l="0" t="0" r="0" b="9525"/>
-            <wp:docPr id="44" name="Picture 44"/>
+          <wp:inline distT="0" distB="0" distL="0" distR="0" wp14:anchorId="4B92914F" wp14:editId="50DD5E23">
+            <wp:extent cx="2676899" cy="924054"/>
+            <wp:effectExtent l="0" t="0" r="9525" b="9525"/>
+            <wp:docPr id="5" name="Picture 5"/>
             <wp:cNvGraphicFramePr>
               <a:graphicFrameLocks xmlns:a="http://schemas.openxmlformats.org/drawingml/2006/main" noChangeAspect="1"/>
             </wp:cNvGraphicFramePr>
@@ -9892,7 +10974,7 @@
                   <pic:spPr>
                     <a:xfrm>
                       <a:off x="0" y="0"/>
-                      <a:ext cx="2734057" cy="943107"/>
+                      <a:ext cx="2676899" cy="924054"/>
                     </a:xfrm>
                     <a:prstGeom prst="rect">
                       <a:avLst/>
@@ -9908,8 +10990,11 @@
     <w:p>
       <w:pPr>
         <w:pStyle w:val="Caption"/>
-      </w:pPr>
-      <w:bookmarkStart w:id="46" w:name="_Toc186871375"/>
+        <w:rPr>
+          <w:lang w:val="vi-VN"/>
+        </w:rPr>
+      </w:pPr>
+      <w:bookmarkStart w:id="48" w:name="_Toc187073993"/>
       <w:r>
         <w:t xml:space="preserve">Hình </w:t>
       </w:r>
@@ -9929,14 +11014,11 @@
           <w:rPr>
             <w:noProof/>
           </w:rPr>
-          <w:t>11</w:t>
+          <w:t>4</w:t>
         </w:r>
       </w:fldSimple>
       <w:r>
-        <w:t xml:space="preserve"> Giao </w:t>
-      </w:r>
-      <w:r>
-        <w:t>diện</w:t>
+        <w:t xml:space="preserve"> Giao diện</w:t>
       </w:r>
       <w:r>
         <w:rPr>
@@ -9944,9 +11026,24 @@
         </w:rPr>
         <w:t xml:space="preserve"> đăng nhập với tư cách Khách hàng</w:t>
       </w:r>
-      <w:bookmarkEnd w:id="46"/>
-    </w:p>
-    <w:p/>
+      <w:bookmarkEnd w:id="48"/>
+    </w:p>
+    <w:p>
+      <w:pPr>
+        <w:jc w:val="center"/>
+        <w:rPr>
+          <w:lang w:val="vi-VN"/>
+        </w:rPr>
+      </w:pPr>
+    </w:p>
+    <w:p>
+      <w:pPr>
+        <w:jc w:val="center"/>
+        <w:rPr>
+          <w:lang w:val="vi-VN"/>
+        </w:rPr>
+      </w:pPr>
+    </w:p>
     <w:p>
       <w:pPr>
         <w:keepNext/>
@@ -9955,12 +11052,14 @@
       <w:r>
         <w:rPr>
           <w:noProof/>
-        </w:rPr>
+          <w:lang w:val="vi-VN"/>
+        </w:rPr>
+        <w:lastRenderedPageBreak/>
         <w:drawing>
-          <wp:inline distT="0" distB="0" distL="0" distR="0" wp14:anchorId="22DEE1C8" wp14:editId="5B88817B">
-            <wp:extent cx="3010320" cy="1076475"/>
+          <wp:inline distT="0" distB="0" distL="0" distR="0" wp14:anchorId="69AC1E22" wp14:editId="0B0CFE1C">
+            <wp:extent cx="1562318" cy="1305107"/>
             <wp:effectExtent l="0" t="0" r="0" b="9525"/>
-            <wp:docPr id="45" name="Picture 45"/>
+            <wp:docPr id="8" name="Picture 8"/>
             <wp:cNvGraphicFramePr>
               <a:graphicFrameLocks xmlns:a="http://schemas.openxmlformats.org/drawingml/2006/main" noChangeAspect="1"/>
             </wp:cNvGraphicFramePr>
@@ -9980,7 +11079,7 @@
                   <pic:spPr>
                     <a:xfrm>
                       <a:off x="0" y="0"/>
-                      <a:ext cx="3010320" cy="1076475"/>
+                      <a:ext cx="1562318" cy="1305107"/>
                     </a:xfrm>
                     <a:prstGeom prst="rect">
                       <a:avLst/>
@@ -9996,8 +11095,11 @@
     <w:p>
       <w:pPr>
         <w:pStyle w:val="Caption"/>
-      </w:pPr>
-      <w:bookmarkStart w:id="47" w:name="_Toc186871376"/>
+        <w:rPr>
+          <w:lang w:val="vi-VN"/>
+        </w:rPr>
+      </w:pPr>
+      <w:bookmarkStart w:id="49" w:name="_Toc187073994"/>
       <w:r>
         <w:t xml:space="preserve">Hình </w:t>
       </w:r>
@@ -10017,24 +11119,25 @@
           <w:rPr>
             <w:noProof/>
           </w:rPr>
-          <w:t>12</w:t>
+          <w:t>5</w:t>
         </w:r>
       </w:fldSimple>
       <w:r>
-        <w:t xml:space="preserve"> Giao diện </w:t>
-      </w:r>
-      <w:r>
-        <w:t>đăng</w:t>
-      </w:r>
-      <w:r>
-        <w:rPr>
-          <w:lang w:val="vi-VN"/>
-        </w:rPr>
-        <w:t xml:space="preserve"> ký với tư cách Khách hàng</w:t>
-      </w:r>
-      <w:bookmarkEnd w:id="47"/>
-    </w:p>
-    <w:p/>
+        <w:rPr>
+          <w:lang w:val="vi-VN"/>
+        </w:rPr>
+        <w:t xml:space="preserve"> Giao diện Menu chính của Quản trị viên</w:t>
+      </w:r>
+      <w:bookmarkEnd w:id="49"/>
+    </w:p>
+    <w:p>
+      <w:pPr>
+        <w:jc w:val="center"/>
+        <w:rPr>
+          <w:lang w:val="vi-VN"/>
+        </w:rPr>
+      </w:pPr>
+    </w:p>
     <w:p>
       <w:pPr>
         <w:keepNext/>
@@ -10043,13 +11146,13 @@
       <w:r>
         <w:rPr>
           <w:noProof/>
-        </w:rPr>
-        <w:lastRenderedPageBreak/>
+          <w:lang w:val="vi-VN"/>
+        </w:rPr>
         <w:drawing>
-          <wp:inline distT="0" distB="0" distL="0" distR="0" wp14:anchorId="1EDC44FF" wp14:editId="034FA10A">
-            <wp:extent cx="1971950" cy="1819529"/>
-            <wp:effectExtent l="0" t="0" r="9525" b="9525"/>
-            <wp:docPr id="46" name="Picture 46"/>
+          <wp:inline distT="0" distB="0" distL="0" distR="0" wp14:anchorId="19B2E82B" wp14:editId="7F8175DC">
+            <wp:extent cx="1933845" cy="1752845"/>
+            <wp:effectExtent l="0" t="0" r="9525" b="0"/>
+            <wp:docPr id="11" name="Picture 11"/>
             <wp:cNvGraphicFramePr>
               <a:graphicFrameLocks xmlns:a="http://schemas.openxmlformats.org/drawingml/2006/main" noChangeAspect="1"/>
             </wp:cNvGraphicFramePr>
@@ -10069,7 +11172,7 @@
                   <pic:spPr>
                     <a:xfrm>
                       <a:off x="0" y="0"/>
-                      <a:ext cx="1971950" cy="1819529"/>
+                      <a:ext cx="1933845" cy="1752845"/>
                     </a:xfrm>
                     <a:prstGeom prst="rect">
                       <a:avLst/>
@@ -10085,8 +11188,11 @@
     <w:p>
       <w:pPr>
         <w:pStyle w:val="Caption"/>
-      </w:pPr>
-      <w:bookmarkStart w:id="48" w:name="_Toc186871377"/>
+        <w:rPr>
+          <w:lang w:val="vi-VN"/>
+        </w:rPr>
+      </w:pPr>
+      <w:bookmarkStart w:id="50" w:name="_Toc187073995"/>
       <w:r>
         <w:t xml:space="preserve">Hình </w:t>
       </w:r>
@@ -10106,37 +11212,45 @@
           <w:rPr>
             <w:noProof/>
           </w:rPr>
-          <w:t>13</w:t>
+          <w:t>6</w:t>
         </w:r>
       </w:fldSimple>
       <w:r>
-        <w:t xml:space="preserve"> Giao diện </w:t>
-      </w:r>
-      <w:r>
-        <w:t>xem</w:t>
-      </w:r>
-      <w:r>
-        <w:rPr>
-          <w:lang w:val="vi-VN"/>
-        </w:rPr>
-        <w:t xml:space="preserve"> thông tin cá nhân</w:t>
-      </w:r>
-      <w:bookmarkEnd w:id="48"/>
-    </w:p>
-    <w:p/>
+        <w:t xml:space="preserve"> Giao diện Menu chính của </w:t>
+      </w:r>
+      <w:r>
+        <w:t>Khách</w:t>
+      </w:r>
+      <w:r>
+        <w:rPr>
+          <w:lang w:val="vi-VN"/>
+        </w:rPr>
+        <w:t xml:space="preserve"> hàng</w:t>
+      </w:r>
+      <w:bookmarkEnd w:id="50"/>
+    </w:p>
+    <w:p>
+      <w:pPr>
+        <w:jc w:val="center"/>
+        <w:rPr>
+          <w:lang w:val="vi-VN"/>
+        </w:rPr>
+      </w:pPr>
+    </w:p>
     <w:p>
       <w:pPr>
         <w:keepNext/>
+        <w:jc w:val="center"/>
       </w:pPr>
       <w:r>
         <w:rPr>
           <w:noProof/>
         </w:rPr>
         <w:drawing>
-          <wp:inline distT="0" distB="0" distL="0" distR="0" wp14:anchorId="20E1AB2A" wp14:editId="0C703C63">
-            <wp:extent cx="4629796" cy="1076475"/>
-            <wp:effectExtent l="0" t="0" r="0" b="9525"/>
-            <wp:docPr id="47" name="Picture 47"/>
+          <wp:inline distT="0" distB="0" distL="0" distR="0" wp14:anchorId="3BB659A5" wp14:editId="5D99D7D8">
+            <wp:extent cx="1971950" cy="1819529"/>
+            <wp:effectExtent l="0" t="0" r="9525" b="9525"/>
+            <wp:docPr id="46" name="Picture 46"/>
             <wp:cNvGraphicFramePr>
               <a:graphicFrameLocks xmlns:a="http://schemas.openxmlformats.org/drawingml/2006/main" noChangeAspect="1"/>
             </wp:cNvGraphicFramePr>
@@ -10156,6 +11270,100 @@
                   <pic:spPr>
                     <a:xfrm>
                       <a:off x="0" y="0"/>
+                      <a:ext cx="1971950" cy="1819529"/>
+                    </a:xfrm>
+                    <a:prstGeom prst="rect">
+                      <a:avLst/>
+                    </a:prstGeom>
+                  </pic:spPr>
+                </pic:pic>
+              </a:graphicData>
+            </a:graphic>
+          </wp:inline>
+        </w:drawing>
+      </w:r>
+    </w:p>
+    <w:p>
+      <w:pPr>
+        <w:pStyle w:val="Caption"/>
+      </w:pPr>
+      <w:bookmarkStart w:id="51" w:name="_Toc187073996"/>
+      <w:r>
+        <w:t xml:space="preserve">Hình </w:t>
+      </w:r>
+      <w:fldSimple w:instr=" STYLEREF 1 \s ">
+        <w:r>
+          <w:rPr>
+            <w:noProof/>
+          </w:rPr>
+          <w:t>3</w:t>
+        </w:r>
+      </w:fldSimple>
+      <w:r>
+        <w:noBreakHyphen/>
+      </w:r>
+      <w:fldSimple w:instr=" SEQ Hình \* ARABIC \s 1 ">
+        <w:r>
+          <w:rPr>
+            <w:noProof/>
+          </w:rPr>
+          <w:t>7</w:t>
+        </w:r>
+      </w:fldSimple>
+      <w:r>
+        <w:t xml:space="preserve"> Giao diện </w:t>
+      </w:r>
+      <w:r>
+        <w:t>xem</w:t>
+      </w:r>
+      <w:r>
+        <w:rPr>
+          <w:lang w:val="vi-VN"/>
+        </w:rPr>
+        <w:t xml:space="preserve"> thông tin cá nhân</w:t>
+      </w:r>
+      <w:r>
+        <w:rPr>
+          <w:lang w:val="vi-VN"/>
+        </w:rPr>
+        <w:t xml:space="preserve"> của Khách hàng</w:t>
+      </w:r>
+      <w:bookmarkEnd w:id="51"/>
+    </w:p>
+    <w:p/>
+    <w:p>
+      <w:pPr>
+        <w:keepNext/>
+        <w:jc w:val="center"/>
+      </w:pPr>
+      <w:r>
+        <w:rPr>
+          <w:noProof/>
+        </w:rPr>
+        <w:drawing>
+          <wp:inline distT="0" distB="0" distL="0" distR="0" wp14:anchorId="71FA6F8E" wp14:editId="2F967E9E">
+            <wp:extent cx="4629796" cy="1076475"/>
+            <wp:effectExtent l="0" t="0" r="0" b="9525"/>
+            <wp:docPr id="47" name="Picture 47"/>
+            <wp:cNvGraphicFramePr>
+              <a:graphicFrameLocks xmlns:a="http://schemas.openxmlformats.org/drawingml/2006/main" noChangeAspect="1"/>
+            </wp:cNvGraphicFramePr>
+            <a:graphic xmlns:a="http://schemas.openxmlformats.org/drawingml/2006/main">
+              <a:graphicData uri="http://schemas.openxmlformats.org/drawingml/2006/picture">
+                <pic:pic xmlns:pic="http://schemas.openxmlformats.org/drawingml/2006/picture">
+                  <pic:nvPicPr>
+                    <pic:cNvPr id="1" name=""/>
+                    <pic:cNvPicPr/>
+                  </pic:nvPicPr>
+                  <pic:blipFill>
+                    <a:blip r:embed="rId38"/>
+                    <a:stretch>
+                      <a:fillRect/>
+                    </a:stretch>
+                  </pic:blipFill>
+                  <pic:spPr>
+                    <a:xfrm>
+                      <a:off x="0" y="0"/>
                       <a:ext cx="4629796" cy="1076475"/>
                     </a:xfrm>
                     <a:prstGeom prst="rect">
@@ -10172,8 +11380,11 @@
     <w:p>
       <w:pPr>
         <w:pStyle w:val="Caption"/>
-      </w:pPr>
-      <w:bookmarkStart w:id="49" w:name="_Toc186871378"/>
+        <w:rPr>
+          <w:lang w:val="vi-VN"/>
+        </w:rPr>
+      </w:pPr>
+      <w:bookmarkStart w:id="52" w:name="_Toc187073997"/>
       <w:r>
         <w:t xml:space="preserve">Hình </w:t>
       </w:r>
@@ -10193,6 +11404,565 @@
           <w:rPr>
             <w:noProof/>
           </w:rPr>
+          <w:t>8</w:t>
+        </w:r>
+      </w:fldSimple>
+      <w:r>
+        <w:t xml:space="preserve"> Giao diện </w:t>
+      </w:r>
+      <w:r>
+        <w:t>cập</w:t>
+      </w:r>
+      <w:r>
+        <w:rPr>
+          <w:lang w:val="vi-VN"/>
+        </w:rPr>
+        <w:t xml:space="preserve"> nhật thông tin cá nhân</w:t>
+      </w:r>
+      <w:r>
+        <w:rPr>
+          <w:lang w:val="vi-VN"/>
+        </w:rPr>
+        <w:t xml:space="preserve"> của Khách hàng</w:t>
+      </w:r>
+      <w:bookmarkEnd w:id="52"/>
+    </w:p>
+    <w:p>
+      <w:pPr>
+        <w:rPr>
+          <w:lang w:val="vi-VN"/>
+        </w:rPr>
+      </w:pPr>
+    </w:p>
+    <w:p>
+      <w:pPr>
+        <w:keepNext/>
+      </w:pPr>
+      <w:r>
+        <w:rPr>
+          <w:noProof/>
+          <w:lang w:val="vi-VN"/>
+        </w:rPr>
+        <w:lastRenderedPageBreak/>
+        <w:drawing>
+          <wp:inline distT="0" distB="0" distL="0" distR="0" wp14:anchorId="3B8439C2" wp14:editId="5AA89075">
+            <wp:extent cx="5760720" cy="1734185"/>
+            <wp:effectExtent l="0" t="0" r="0" b="0"/>
+            <wp:docPr id="4" name="Picture 4"/>
+            <wp:cNvGraphicFramePr>
+              <a:graphicFrameLocks xmlns:a="http://schemas.openxmlformats.org/drawingml/2006/main" noChangeAspect="1"/>
+            </wp:cNvGraphicFramePr>
+            <a:graphic xmlns:a="http://schemas.openxmlformats.org/drawingml/2006/main">
+              <a:graphicData uri="http://schemas.openxmlformats.org/drawingml/2006/picture">
+                <pic:pic xmlns:pic="http://schemas.openxmlformats.org/drawingml/2006/picture">
+                  <pic:nvPicPr>
+                    <pic:cNvPr id="1" name=""/>
+                    <pic:cNvPicPr/>
+                  </pic:nvPicPr>
+                  <pic:blipFill>
+                    <a:blip r:embed="rId39"/>
+                    <a:stretch>
+                      <a:fillRect/>
+                    </a:stretch>
+                  </pic:blipFill>
+                  <pic:spPr>
+                    <a:xfrm>
+                      <a:off x="0" y="0"/>
+                      <a:ext cx="5760720" cy="1734185"/>
+                    </a:xfrm>
+                    <a:prstGeom prst="rect">
+                      <a:avLst/>
+                    </a:prstGeom>
+                  </pic:spPr>
+                </pic:pic>
+              </a:graphicData>
+            </a:graphic>
+          </wp:inline>
+        </w:drawing>
+      </w:r>
+    </w:p>
+    <w:p>
+      <w:pPr>
+        <w:pStyle w:val="Caption"/>
+        <w:rPr>
+          <w:lang w:val="vi-VN"/>
+        </w:rPr>
+      </w:pPr>
+      <w:bookmarkStart w:id="53" w:name="_Toc187073998"/>
+      <w:r>
+        <w:t xml:space="preserve">Hình </w:t>
+      </w:r>
+      <w:fldSimple w:instr=" STYLEREF 1 \s ">
+        <w:r>
+          <w:rPr>
+            <w:noProof/>
+          </w:rPr>
+          <w:t>3</w:t>
+        </w:r>
+      </w:fldSimple>
+      <w:r>
+        <w:noBreakHyphen/>
+      </w:r>
+      <w:fldSimple w:instr=" SEQ Hình \* ARABIC \s 1 ">
+        <w:r>
+          <w:rPr>
+            <w:noProof/>
+          </w:rPr>
+          <w:t>9</w:t>
+        </w:r>
+      </w:fldSimple>
+      <w:r>
+        <w:rPr>
+          <w:lang w:val="vi-VN"/>
+        </w:rPr>
+        <w:t xml:space="preserve"> Giao diện xem vé đã mua của cá nhân Khách hàng</w:t>
+      </w:r>
+      <w:bookmarkEnd w:id="53"/>
+    </w:p>
+    <w:p/>
+    <w:p>
+      <w:pPr>
+        <w:keepNext/>
+        <w:jc w:val="center"/>
+      </w:pPr>
+      <w:r>
+        <w:rPr>
+          <w:noProof/>
+        </w:rPr>
+        <w:drawing>
+          <wp:inline distT="0" distB="0" distL="0" distR="0" wp14:anchorId="0FBAAF33" wp14:editId="07DFF113">
+            <wp:extent cx="4944165" cy="6125430"/>
+            <wp:effectExtent l="0" t="0" r="8890" b="8890"/>
+            <wp:docPr id="6" name="Picture 6"/>
+            <wp:cNvGraphicFramePr>
+              <a:graphicFrameLocks xmlns:a="http://schemas.openxmlformats.org/drawingml/2006/main" noChangeAspect="1"/>
+            </wp:cNvGraphicFramePr>
+            <a:graphic xmlns:a="http://schemas.openxmlformats.org/drawingml/2006/main">
+              <a:graphicData uri="http://schemas.openxmlformats.org/drawingml/2006/picture">
+                <pic:pic xmlns:pic="http://schemas.openxmlformats.org/drawingml/2006/picture">
+                  <pic:nvPicPr>
+                    <pic:cNvPr id="1" name=""/>
+                    <pic:cNvPicPr/>
+                  </pic:nvPicPr>
+                  <pic:blipFill>
+                    <a:blip r:embed="rId40"/>
+                    <a:stretch>
+                      <a:fillRect/>
+                    </a:stretch>
+                  </pic:blipFill>
+                  <pic:spPr>
+                    <a:xfrm>
+                      <a:off x="0" y="0"/>
+                      <a:ext cx="4944165" cy="6125430"/>
+                    </a:xfrm>
+                    <a:prstGeom prst="rect">
+                      <a:avLst/>
+                    </a:prstGeom>
+                  </pic:spPr>
+                </pic:pic>
+              </a:graphicData>
+            </a:graphic>
+          </wp:inline>
+        </w:drawing>
+      </w:r>
+    </w:p>
+    <w:p>
+      <w:pPr>
+        <w:pStyle w:val="Caption"/>
+      </w:pPr>
+      <w:bookmarkStart w:id="54" w:name="_Toc187073999"/>
+      <w:r>
+        <w:t xml:space="preserve">Hình </w:t>
+      </w:r>
+      <w:fldSimple w:instr=" STYLEREF 1 \s ">
+        <w:r>
+          <w:rPr>
+            <w:noProof/>
+          </w:rPr>
+          <w:t>3</w:t>
+        </w:r>
+      </w:fldSimple>
+      <w:r>
+        <w:noBreakHyphen/>
+      </w:r>
+      <w:fldSimple w:instr=" SEQ Hình \* ARABIC \s 1 ">
+        <w:r>
+          <w:rPr>
+            <w:noProof/>
+          </w:rPr>
+          <w:t>10</w:t>
+        </w:r>
+      </w:fldSimple>
+      <w:r>
+        <w:rPr>
+          <w:lang w:val="vi-VN"/>
+        </w:rPr>
+        <w:t xml:space="preserve"> Giao diện đặt vé dành cho Khách hàng</w:t>
+      </w:r>
+      <w:bookmarkEnd w:id="54"/>
+    </w:p>
+    <w:p>
+      <w:pPr>
+        <w:jc w:val="center"/>
+        <w:rPr>
+          <w:lang w:val="vi-VN"/>
+        </w:rPr>
+      </w:pPr>
+    </w:p>
+    <w:p>
+      <w:pPr>
+        <w:jc w:val="center"/>
+        <w:rPr>
+          <w:lang w:val="vi-VN"/>
+        </w:rPr>
+      </w:pPr>
+    </w:p>
+    <w:p>
+      <w:pPr>
+        <w:keepNext/>
+        <w:jc w:val="center"/>
+      </w:pPr>
+      <w:r>
+        <w:rPr>
+          <w:noProof/>
+        </w:rPr>
+        <w:drawing>
+          <wp:inline distT="0" distB="0" distL="0" distR="0" wp14:anchorId="57D1D728" wp14:editId="55262C58">
+            <wp:extent cx="3495858" cy="2226310"/>
+            <wp:effectExtent l="0" t="0" r="9525" b="2540"/>
+            <wp:docPr id="33" name="Picture 33"/>
+            <wp:cNvGraphicFramePr>
+              <a:graphicFrameLocks xmlns:a="http://schemas.openxmlformats.org/drawingml/2006/main" noChangeAspect="1"/>
+            </wp:cNvGraphicFramePr>
+            <a:graphic xmlns:a="http://schemas.openxmlformats.org/drawingml/2006/main">
+              <a:graphicData uri="http://schemas.openxmlformats.org/drawingml/2006/picture">
+                <pic:pic xmlns:pic="http://schemas.openxmlformats.org/drawingml/2006/picture">
+                  <pic:nvPicPr>
+                    <pic:cNvPr id="33" name="Picture 33"/>
+                    <pic:cNvPicPr/>
+                  </pic:nvPicPr>
+                  <pic:blipFill>
+                    <a:blip r:embed="rId41">
+                      <a:extLst>
+                        <a:ext uri="{28A0092B-C50C-407E-A947-70E740481C1C}">
+                          <a14:useLocalDpi xmlns:a14="http://schemas.microsoft.com/office/drawing/2010/main" val="0"/>
+                        </a:ext>
+                      </a:extLst>
+                    </a:blip>
+                    <a:stretch>
+                      <a:fillRect/>
+                    </a:stretch>
+                  </pic:blipFill>
+                  <pic:spPr>
+                    <a:xfrm>
+                      <a:off x="0" y="0"/>
+                      <a:ext cx="3495858" cy="2226310"/>
+                    </a:xfrm>
+                    <a:prstGeom prst="rect">
+                      <a:avLst/>
+                    </a:prstGeom>
+                  </pic:spPr>
+                </pic:pic>
+              </a:graphicData>
+            </a:graphic>
+          </wp:inline>
+        </w:drawing>
+      </w:r>
+    </w:p>
+    <w:p>
+      <w:pPr>
+        <w:pStyle w:val="Caption"/>
+      </w:pPr>
+      <w:bookmarkStart w:id="55" w:name="_Toc187074000"/>
+      <w:r>
+        <w:t xml:space="preserve">Hình </w:t>
+      </w:r>
+      <w:fldSimple w:instr=" STYLEREF 1 \s ">
+        <w:r>
+          <w:rPr>
+            <w:noProof/>
+          </w:rPr>
+          <w:t>3</w:t>
+        </w:r>
+      </w:fldSimple>
+      <w:r>
+        <w:noBreakHyphen/>
+      </w:r>
+      <w:fldSimple w:instr=" SEQ Hình \* ARABIC \s 1 ">
+        <w:r>
+          <w:rPr>
+            <w:noProof/>
+          </w:rPr>
+          <w:t>11</w:t>
+        </w:r>
+      </w:fldSimple>
+      <w:r>
+        <w:t xml:space="preserve"> Giao diện </w:t>
+      </w:r>
+      <w:r>
+        <w:t>hiển</w:t>
+      </w:r>
+      <w:r>
+        <w:rPr>
+          <w:lang w:val="vi-VN"/>
+        </w:rPr>
+        <w:t xml:space="preserve"> thị tất cả Phim</w:t>
+      </w:r>
+      <w:bookmarkEnd w:id="55"/>
+    </w:p>
+    <w:p/>
+    <w:p>
+      <w:pPr>
+        <w:keepNext/>
+        <w:jc w:val="center"/>
+      </w:pPr>
+      <w:r>
+        <w:rPr>
+          <w:noProof/>
+        </w:rPr>
+        <w:drawing>
+          <wp:inline distT="0" distB="0" distL="0" distR="0" wp14:anchorId="05E4F0A9" wp14:editId="3AF13FA3">
+            <wp:extent cx="2819794" cy="1076475"/>
+            <wp:effectExtent l="0" t="0" r="0" b="9525"/>
+            <wp:docPr id="36" name="Picture 36"/>
+            <wp:cNvGraphicFramePr>
+              <a:graphicFrameLocks xmlns:a="http://schemas.openxmlformats.org/drawingml/2006/main" noChangeAspect="1"/>
+            </wp:cNvGraphicFramePr>
+            <a:graphic xmlns:a="http://schemas.openxmlformats.org/drawingml/2006/main">
+              <a:graphicData uri="http://schemas.openxmlformats.org/drawingml/2006/picture">
+                <pic:pic xmlns:pic="http://schemas.openxmlformats.org/drawingml/2006/picture">
+                  <pic:nvPicPr>
+                    <pic:cNvPr id="1" name=""/>
+                    <pic:cNvPicPr/>
+                  </pic:nvPicPr>
+                  <pic:blipFill>
+                    <a:blip r:embed="rId42"/>
+                    <a:stretch>
+                      <a:fillRect/>
+                    </a:stretch>
+                  </pic:blipFill>
+                  <pic:spPr>
+                    <a:xfrm>
+                      <a:off x="0" y="0"/>
+                      <a:ext cx="2819794" cy="1076475"/>
+                    </a:xfrm>
+                    <a:prstGeom prst="rect">
+                      <a:avLst/>
+                    </a:prstGeom>
+                  </pic:spPr>
+                </pic:pic>
+              </a:graphicData>
+            </a:graphic>
+          </wp:inline>
+        </w:drawing>
+      </w:r>
+    </w:p>
+    <w:p>
+      <w:pPr>
+        <w:pStyle w:val="Caption"/>
+      </w:pPr>
+      <w:bookmarkStart w:id="56" w:name="_Toc187074001"/>
+      <w:r>
+        <w:t xml:space="preserve">Hình </w:t>
+      </w:r>
+      <w:fldSimple w:instr=" STYLEREF 1 \s ">
+        <w:r>
+          <w:rPr>
+            <w:noProof/>
+          </w:rPr>
+          <w:t>3</w:t>
+        </w:r>
+      </w:fldSimple>
+      <w:r>
+        <w:noBreakHyphen/>
+      </w:r>
+      <w:fldSimple w:instr=" SEQ Hình \* ARABIC \s 1 ">
+        <w:r>
+          <w:rPr>
+            <w:noProof/>
+          </w:rPr>
+          <w:t>12</w:t>
+        </w:r>
+      </w:fldSimple>
+      <w:r>
+        <w:t xml:space="preserve"> Giao diện </w:t>
+      </w:r>
+      <w:r>
+        <w:rPr>
+          <w:lang w:val="vi-VN"/>
+        </w:rPr>
+        <w:t>thêm Phim</w:t>
+      </w:r>
+      <w:bookmarkEnd w:id="56"/>
+    </w:p>
+    <w:p/>
+    <w:p>
+      <w:pPr>
+        <w:keepNext/>
+        <w:jc w:val="center"/>
+      </w:pPr>
+      <w:r>
+        <w:rPr>
+          <w:noProof/>
+        </w:rPr>
+        <w:drawing>
+          <wp:inline distT="0" distB="0" distL="0" distR="0" wp14:anchorId="54232B8D" wp14:editId="3B36BECD">
+            <wp:extent cx="3923327" cy="1305107"/>
+            <wp:effectExtent l="0" t="0" r="1270" b="9525"/>
+            <wp:docPr id="37" name="Picture 37"/>
+            <wp:cNvGraphicFramePr>
+              <a:graphicFrameLocks xmlns:a="http://schemas.openxmlformats.org/drawingml/2006/main" noChangeAspect="1"/>
+            </wp:cNvGraphicFramePr>
+            <a:graphic xmlns:a="http://schemas.openxmlformats.org/drawingml/2006/main">
+              <a:graphicData uri="http://schemas.openxmlformats.org/drawingml/2006/picture">
+                <pic:pic xmlns:pic="http://schemas.openxmlformats.org/drawingml/2006/picture">
+                  <pic:nvPicPr>
+                    <pic:cNvPr id="37" name="Picture 37"/>
+                    <pic:cNvPicPr/>
+                  </pic:nvPicPr>
+                  <pic:blipFill>
+                    <a:blip r:embed="rId43">
+                      <a:extLst>
+                        <a:ext uri="{28A0092B-C50C-407E-A947-70E740481C1C}">
+                          <a14:useLocalDpi xmlns:a14="http://schemas.microsoft.com/office/drawing/2010/main" val="0"/>
+                        </a:ext>
+                      </a:extLst>
+                    </a:blip>
+                    <a:stretch>
+                      <a:fillRect/>
+                    </a:stretch>
+                  </pic:blipFill>
+                  <pic:spPr>
+                    <a:xfrm>
+                      <a:off x="0" y="0"/>
+                      <a:ext cx="3923327" cy="1305107"/>
+                    </a:xfrm>
+                    <a:prstGeom prst="rect">
+                      <a:avLst/>
+                    </a:prstGeom>
+                  </pic:spPr>
+                </pic:pic>
+              </a:graphicData>
+            </a:graphic>
+          </wp:inline>
+        </w:drawing>
+      </w:r>
+    </w:p>
+    <w:p>
+      <w:pPr>
+        <w:pStyle w:val="Caption"/>
+      </w:pPr>
+      <w:bookmarkStart w:id="57" w:name="_Toc187074002"/>
+      <w:r>
+        <w:t xml:space="preserve">Hình </w:t>
+      </w:r>
+      <w:fldSimple w:instr=" STYLEREF 1 \s ">
+        <w:r>
+          <w:rPr>
+            <w:noProof/>
+          </w:rPr>
+          <w:t>3</w:t>
+        </w:r>
+      </w:fldSimple>
+      <w:r>
+        <w:noBreakHyphen/>
+      </w:r>
+      <w:fldSimple w:instr=" SEQ Hình \* ARABIC \s 1 ">
+        <w:r>
+          <w:rPr>
+            <w:noProof/>
+          </w:rPr>
+          <w:t>13</w:t>
+        </w:r>
+      </w:fldSimple>
+      <w:r>
+        <w:t xml:space="preserve"> Giao diện </w:t>
+      </w:r>
+      <w:r>
+        <w:rPr>
+          <w:lang w:val="vi-VN"/>
+        </w:rPr>
+        <w:t>cập nhật Phim</w:t>
+      </w:r>
+      <w:bookmarkEnd w:id="57"/>
+    </w:p>
+    <w:p/>
+    <w:p>
+      <w:pPr>
+        <w:keepNext/>
+        <w:jc w:val="center"/>
+      </w:pPr>
+      <w:r>
+        <w:rPr>
+          <w:noProof/>
+        </w:rPr>
+        <w:drawing>
+          <wp:inline distT="0" distB="0" distL="0" distR="0" wp14:anchorId="1F6F2DAE" wp14:editId="6F7CB3C4">
+            <wp:extent cx="2711355" cy="866896"/>
+            <wp:effectExtent l="0" t="0" r="0" b="0"/>
+            <wp:docPr id="38" name="Picture 38"/>
+            <wp:cNvGraphicFramePr>
+              <a:graphicFrameLocks xmlns:a="http://schemas.openxmlformats.org/drawingml/2006/main" noChangeAspect="1"/>
+            </wp:cNvGraphicFramePr>
+            <a:graphic xmlns:a="http://schemas.openxmlformats.org/drawingml/2006/main">
+              <a:graphicData uri="http://schemas.openxmlformats.org/drawingml/2006/picture">
+                <pic:pic xmlns:pic="http://schemas.openxmlformats.org/drawingml/2006/picture">
+                  <pic:nvPicPr>
+                    <pic:cNvPr id="38" name="Picture 38"/>
+                    <pic:cNvPicPr/>
+                  </pic:nvPicPr>
+                  <pic:blipFill>
+                    <a:blip r:embed="rId44">
+                      <a:extLst>
+                        <a:ext uri="{28A0092B-C50C-407E-A947-70E740481C1C}">
+                          <a14:useLocalDpi xmlns:a14="http://schemas.microsoft.com/office/drawing/2010/main" val="0"/>
+                        </a:ext>
+                      </a:extLst>
+                    </a:blip>
+                    <a:stretch>
+                      <a:fillRect/>
+                    </a:stretch>
+                  </pic:blipFill>
+                  <pic:spPr>
+                    <a:xfrm>
+                      <a:off x="0" y="0"/>
+                      <a:ext cx="2711355" cy="866896"/>
+                    </a:xfrm>
+                    <a:prstGeom prst="rect">
+                      <a:avLst/>
+                    </a:prstGeom>
+                  </pic:spPr>
+                </pic:pic>
+              </a:graphicData>
+            </a:graphic>
+          </wp:inline>
+        </w:drawing>
+      </w:r>
+    </w:p>
+    <w:p>
+      <w:pPr>
+        <w:pStyle w:val="Caption"/>
+      </w:pPr>
+      <w:bookmarkStart w:id="58" w:name="_Toc187074003"/>
+      <w:r>
+        <w:t xml:space="preserve">Hình </w:t>
+      </w:r>
+      <w:fldSimple w:instr=" STYLEREF 1 \s ">
+        <w:r>
+          <w:rPr>
+            <w:noProof/>
+          </w:rPr>
+          <w:t>3</w:t>
+        </w:r>
+      </w:fldSimple>
+      <w:r>
+        <w:noBreakHyphen/>
+      </w:r>
+      <w:fldSimple w:instr=" SEQ Hình \* ARABIC \s 1 ">
+        <w:r>
+          <w:rPr>
+            <w:noProof/>
+          </w:rPr>
           <w:t>14</w:t>
         </w:r>
       </w:fldSimple>
@@ -10200,77 +11970,433 @@
         <w:t xml:space="preserve"> Giao diện </w:t>
       </w:r>
       <w:r>
+        <w:rPr>
+          <w:lang w:val="vi-VN"/>
+        </w:rPr>
+        <w:t>xóa Phim</w:t>
+      </w:r>
+      <w:bookmarkEnd w:id="58"/>
+    </w:p>
+    <w:p/>
+    <w:p>
+      <w:pPr>
+        <w:keepNext/>
+      </w:pPr>
+      <w:r>
+        <w:rPr>
+          <w:noProof/>
+        </w:rPr>
+        <w:lastRenderedPageBreak/>
+        <w:drawing>
+          <wp:inline distT="0" distB="0" distL="0" distR="0" wp14:anchorId="14461983" wp14:editId="1A77D199">
+            <wp:extent cx="5760193" cy="2544897"/>
+            <wp:effectExtent l="0" t="0" r="0" b="8255"/>
+            <wp:docPr id="39" name="Picture 39"/>
+            <wp:cNvGraphicFramePr>
+              <a:graphicFrameLocks xmlns:a="http://schemas.openxmlformats.org/drawingml/2006/main" noChangeAspect="1"/>
+            </wp:cNvGraphicFramePr>
+            <a:graphic xmlns:a="http://schemas.openxmlformats.org/drawingml/2006/main">
+              <a:graphicData uri="http://schemas.openxmlformats.org/drawingml/2006/picture">
+                <pic:pic xmlns:pic="http://schemas.openxmlformats.org/drawingml/2006/picture">
+                  <pic:nvPicPr>
+                    <pic:cNvPr id="39" name="Picture 39"/>
+                    <pic:cNvPicPr/>
+                  </pic:nvPicPr>
+                  <pic:blipFill rotWithShape="1">
+                    <a:blip r:embed="rId45">
+                      <a:extLst>
+                        <a:ext uri="{28A0092B-C50C-407E-A947-70E740481C1C}">
+                          <a14:useLocalDpi xmlns:a14="http://schemas.microsoft.com/office/drawing/2010/main" val="0"/>
+                        </a:ext>
+                      </a:extLst>
+                    </a:blip>
+                    <a:srcRect b="30288"/>
+                    <a:stretch/>
+                  </pic:blipFill>
+                  <pic:spPr bwMode="auto">
+                    <a:xfrm>
+                      <a:off x="0" y="0"/>
+                      <a:ext cx="5760720" cy="2545130"/>
+                    </a:xfrm>
+                    <a:prstGeom prst="rect">
+                      <a:avLst/>
+                    </a:prstGeom>
+                    <a:ln>
+                      <a:noFill/>
+                    </a:ln>
+                    <a:extLst>
+                      <a:ext uri="{53640926-AAD7-44D8-BBD7-CCE9431645EC}">
+                        <a14:shadowObscured xmlns:a14="http://schemas.microsoft.com/office/drawing/2010/main"/>
+                      </a:ext>
+                    </a:extLst>
+                  </pic:spPr>
+                </pic:pic>
+              </a:graphicData>
+            </a:graphic>
+          </wp:inline>
+        </w:drawing>
+      </w:r>
+    </w:p>
+    <w:p>
+      <w:pPr>
+        <w:pStyle w:val="Caption"/>
+      </w:pPr>
+      <w:bookmarkStart w:id="59" w:name="_Toc187074004"/>
+      <w:r>
+        <w:t xml:space="preserve">Hình </w:t>
+      </w:r>
+      <w:fldSimple w:instr=" STYLEREF 1 \s ">
+        <w:r>
+          <w:rPr>
+            <w:noProof/>
+          </w:rPr>
+          <w:t>3</w:t>
+        </w:r>
+      </w:fldSimple>
+      <w:r>
+        <w:noBreakHyphen/>
+      </w:r>
+      <w:fldSimple w:instr=" SEQ Hình \* ARABIC \s 1 ">
+        <w:r>
+          <w:rPr>
+            <w:noProof/>
+          </w:rPr>
+          <w:t>15</w:t>
+        </w:r>
+      </w:fldSimple>
+      <w:r>
+        <w:t xml:space="preserve"> Giao diện </w:t>
+      </w:r>
+      <w:r>
+        <w:rPr>
+          <w:lang w:val="vi-VN"/>
+        </w:rPr>
+        <w:t>hiển thị tất cả Suất chiếu</w:t>
+      </w:r>
+      <w:bookmarkEnd w:id="59"/>
+    </w:p>
+    <w:p/>
+    <w:p>
+      <w:pPr>
+        <w:keepNext/>
+        <w:jc w:val="center"/>
+      </w:pPr>
+      <w:r>
+        <w:rPr>
+          <w:noProof/>
+        </w:rPr>
+        <w:drawing>
+          <wp:inline distT="0" distB="0" distL="0" distR="0" wp14:anchorId="145286B4" wp14:editId="1A655513">
+            <wp:extent cx="3629532" cy="1203575"/>
+            <wp:effectExtent l="0" t="0" r="0" b="0"/>
+            <wp:docPr id="40" name="Picture 40"/>
+            <wp:cNvGraphicFramePr>
+              <a:graphicFrameLocks xmlns:a="http://schemas.openxmlformats.org/drawingml/2006/main" noChangeAspect="1"/>
+            </wp:cNvGraphicFramePr>
+            <a:graphic xmlns:a="http://schemas.openxmlformats.org/drawingml/2006/main">
+              <a:graphicData uri="http://schemas.openxmlformats.org/drawingml/2006/picture">
+                <pic:pic xmlns:pic="http://schemas.openxmlformats.org/drawingml/2006/picture">
+                  <pic:nvPicPr>
+                    <pic:cNvPr id="40" name="Picture 40"/>
+                    <pic:cNvPicPr/>
+                  </pic:nvPicPr>
+                  <pic:blipFill>
+                    <a:blip r:embed="rId46">
+                      <a:extLst>
+                        <a:ext uri="{28A0092B-C50C-407E-A947-70E740481C1C}">
+                          <a14:useLocalDpi xmlns:a14="http://schemas.microsoft.com/office/drawing/2010/main" val="0"/>
+                        </a:ext>
+                      </a:extLst>
+                    </a:blip>
+                    <a:stretch>
+                      <a:fillRect/>
+                    </a:stretch>
+                  </pic:blipFill>
+                  <pic:spPr>
+                    <a:xfrm>
+                      <a:off x="0" y="0"/>
+                      <a:ext cx="3629532" cy="1203575"/>
+                    </a:xfrm>
+                    <a:prstGeom prst="rect">
+                      <a:avLst/>
+                    </a:prstGeom>
+                  </pic:spPr>
+                </pic:pic>
+              </a:graphicData>
+            </a:graphic>
+          </wp:inline>
+        </w:drawing>
+      </w:r>
+    </w:p>
+    <w:p>
+      <w:pPr>
+        <w:pStyle w:val="Caption"/>
+      </w:pPr>
+      <w:bookmarkStart w:id="60" w:name="_Toc187074005"/>
+      <w:r>
+        <w:t xml:space="preserve">Hình </w:t>
+      </w:r>
+      <w:fldSimple w:instr=" STYLEREF 1 \s ">
+        <w:r>
+          <w:rPr>
+            <w:noProof/>
+          </w:rPr>
+          <w:t>3</w:t>
+        </w:r>
+      </w:fldSimple>
+      <w:r>
+        <w:noBreakHyphen/>
+      </w:r>
+      <w:fldSimple w:instr=" SEQ Hình \* ARABIC \s 1 ">
+        <w:r>
+          <w:rPr>
+            <w:noProof/>
+          </w:rPr>
+          <w:t>16</w:t>
+        </w:r>
+      </w:fldSimple>
+      <w:r>
+        <w:t xml:space="preserve"> Giao diện </w:t>
+      </w:r>
+      <w:r>
+        <w:t>thêm</w:t>
+      </w:r>
+      <w:r>
+        <w:rPr>
+          <w:lang w:val="vi-VN"/>
+        </w:rPr>
+        <w:t xml:space="preserve"> Suất chiếu</w:t>
+      </w:r>
+      <w:bookmarkEnd w:id="60"/>
+    </w:p>
+    <w:p/>
+    <w:p>
+      <w:pPr>
+        <w:keepNext/>
+        <w:jc w:val="center"/>
+      </w:pPr>
+      <w:r>
+        <w:rPr>
+          <w:noProof/>
+        </w:rPr>
+        <w:drawing>
+          <wp:inline distT="0" distB="0" distL="0" distR="0" wp14:anchorId="3BC3FB30" wp14:editId="02D7F524">
+            <wp:extent cx="4572639" cy="1524213"/>
+            <wp:effectExtent l="0" t="0" r="0" b="0"/>
+            <wp:docPr id="41" name="Picture 41"/>
+            <wp:cNvGraphicFramePr>
+              <a:graphicFrameLocks xmlns:a="http://schemas.openxmlformats.org/drawingml/2006/main" noChangeAspect="1"/>
+            </wp:cNvGraphicFramePr>
+            <a:graphic xmlns:a="http://schemas.openxmlformats.org/drawingml/2006/main">
+              <a:graphicData uri="http://schemas.openxmlformats.org/drawingml/2006/picture">
+                <pic:pic xmlns:pic="http://schemas.openxmlformats.org/drawingml/2006/picture">
+                  <pic:nvPicPr>
+                    <pic:cNvPr id="41" name="Picture 41"/>
+                    <pic:cNvPicPr/>
+                  </pic:nvPicPr>
+                  <pic:blipFill>
+                    <a:blip r:embed="rId47">
+                      <a:extLst>
+                        <a:ext uri="{28A0092B-C50C-407E-A947-70E740481C1C}">
+                          <a14:useLocalDpi xmlns:a14="http://schemas.microsoft.com/office/drawing/2010/main" val="0"/>
+                        </a:ext>
+                      </a:extLst>
+                    </a:blip>
+                    <a:stretch>
+                      <a:fillRect/>
+                    </a:stretch>
+                  </pic:blipFill>
+                  <pic:spPr>
+                    <a:xfrm>
+                      <a:off x="0" y="0"/>
+                      <a:ext cx="4572639" cy="1524213"/>
+                    </a:xfrm>
+                    <a:prstGeom prst="rect">
+                      <a:avLst/>
+                    </a:prstGeom>
+                  </pic:spPr>
+                </pic:pic>
+              </a:graphicData>
+            </a:graphic>
+          </wp:inline>
+        </w:drawing>
+      </w:r>
+    </w:p>
+    <w:p>
+      <w:pPr>
+        <w:pStyle w:val="Caption"/>
+      </w:pPr>
+      <w:bookmarkStart w:id="61" w:name="_Toc187074006"/>
+      <w:r>
+        <w:t xml:space="preserve">Hình </w:t>
+      </w:r>
+      <w:fldSimple w:instr=" STYLEREF 1 \s ">
+        <w:r>
+          <w:rPr>
+            <w:noProof/>
+          </w:rPr>
+          <w:t>3</w:t>
+        </w:r>
+      </w:fldSimple>
+      <w:r>
+        <w:noBreakHyphen/>
+      </w:r>
+      <w:fldSimple w:instr=" SEQ Hình \* ARABIC \s 1 ">
+        <w:r>
+          <w:rPr>
+            <w:noProof/>
+          </w:rPr>
+          <w:t>17</w:t>
+        </w:r>
+      </w:fldSimple>
+      <w:r>
+        <w:t xml:space="preserve"> Giao diện </w:t>
+      </w:r>
+      <w:r>
         <w:t>cập</w:t>
       </w:r>
       <w:r>
         <w:rPr>
           <w:lang w:val="vi-VN"/>
         </w:rPr>
-        <w:t xml:space="preserve"> nhật thông tin cá nhân</w:t>
-      </w:r>
-      <w:bookmarkEnd w:id="49"/>
+        <w:t xml:space="preserve"> nhật Suất chiếu</w:t>
+      </w:r>
+      <w:bookmarkEnd w:id="61"/>
     </w:p>
     <w:p/>
     <w:p>
       <w:pPr>
+        <w:keepNext/>
+        <w:jc w:val="center"/>
+      </w:pPr>
+      <w:r>
+        <w:rPr>
+          <w:noProof/>
+        </w:rPr>
+        <w:drawing>
+          <wp:inline distT="0" distB="0" distL="0" distR="0" wp14:anchorId="4A4DC8B4" wp14:editId="5CFE95F8">
+            <wp:extent cx="2721246" cy="724001"/>
+            <wp:effectExtent l="0" t="0" r="3175" b="0"/>
+            <wp:docPr id="43" name="Picture 43"/>
+            <wp:cNvGraphicFramePr>
+              <a:graphicFrameLocks xmlns:a="http://schemas.openxmlformats.org/drawingml/2006/main" noChangeAspect="1"/>
+            </wp:cNvGraphicFramePr>
+            <a:graphic xmlns:a="http://schemas.openxmlformats.org/drawingml/2006/main">
+              <a:graphicData uri="http://schemas.openxmlformats.org/drawingml/2006/picture">
+                <pic:pic xmlns:pic="http://schemas.openxmlformats.org/drawingml/2006/picture">
+                  <pic:nvPicPr>
+                    <pic:cNvPr id="43" name="Picture 43"/>
+                    <pic:cNvPicPr/>
+                  </pic:nvPicPr>
+                  <pic:blipFill>
+                    <a:blip r:embed="rId48">
+                      <a:extLst>
+                        <a:ext uri="{28A0092B-C50C-407E-A947-70E740481C1C}">
+                          <a14:useLocalDpi xmlns:a14="http://schemas.microsoft.com/office/drawing/2010/main" val="0"/>
+                        </a:ext>
+                      </a:extLst>
+                    </a:blip>
+                    <a:stretch>
+                      <a:fillRect/>
+                    </a:stretch>
+                  </pic:blipFill>
+                  <pic:spPr>
+                    <a:xfrm>
+                      <a:off x="0" y="0"/>
+                      <a:ext cx="2721246" cy="724001"/>
+                    </a:xfrm>
+                    <a:prstGeom prst="rect">
+                      <a:avLst/>
+                    </a:prstGeom>
+                  </pic:spPr>
+                </pic:pic>
+              </a:graphicData>
+            </a:graphic>
+          </wp:inline>
+        </w:drawing>
+      </w:r>
+    </w:p>
+    <w:p>
+      <w:pPr>
+        <w:pStyle w:val="Caption"/>
+      </w:pPr>
+      <w:bookmarkStart w:id="62" w:name="_Toc187074007"/>
+      <w:r>
+        <w:t xml:space="preserve">Hình </w:t>
+      </w:r>
+      <w:fldSimple w:instr=" STYLEREF 1 \s ">
+        <w:r>
+          <w:rPr>
+            <w:noProof/>
+          </w:rPr>
+          <w:t>3</w:t>
+        </w:r>
+      </w:fldSimple>
+      <w:r>
+        <w:noBreakHyphen/>
+      </w:r>
+      <w:fldSimple w:instr=" SEQ Hình \* ARABIC \s 1 ">
+        <w:r>
+          <w:rPr>
+            <w:noProof/>
+          </w:rPr>
+          <w:t>18</w:t>
+        </w:r>
+      </w:fldSimple>
+      <w:r>
+        <w:t xml:space="preserve"> Giao diện </w:t>
+      </w:r>
+      <w:r>
+        <w:t>xóa</w:t>
+      </w:r>
+      <w:r>
+        <w:rPr>
+          <w:lang w:val="vi-VN"/>
+        </w:rPr>
+        <w:t xml:space="preserve"> Suất chiếu</w:t>
+      </w:r>
+      <w:bookmarkEnd w:id="62"/>
+    </w:p>
+    <w:p/>
+    <w:p/>
+    <w:p>
+      <w:pPr>
         <w:pStyle w:val="Heading2"/>
       </w:pPr>
-      <w:bookmarkStart w:id="50" w:name="_Toc186871346"/>
-      <w:r>
+      <w:bookmarkStart w:id="63" w:name="_Toc187073968"/>
+      <w:r>
+        <w:lastRenderedPageBreak/>
         <w:t>Nhận xét</w:t>
       </w:r>
-      <w:bookmarkEnd w:id="50"/>
+      <w:bookmarkEnd w:id="63"/>
     </w:p>
     <w:p>
       <w:pPr>
         <w:spacing w:before="0" w:line="312" w:lineRule="auto"/>
-      </w:pPr>
-      <w:r>
-        <w:t xml:space="preserve">Chương trình được tiến hành và hoàn thiện được các tính năng theo hướng dẫn và yêu cầu của </w:t>
-      </w:r>
-      <w:r>
-        <w:t>đề</w:t>
-      </w:r>
-      <w:r>
-        <w:rPr>
-          <w:lang w:val="vi-VN"/>
-        </w:rPr>
-        <w:t xml:space="preserve"> tài và </w:t>
-      </w:r>
-      <w:r>
-        <w:t xml:space="preserve">giáo viên hướng dẫn. </w:t>
-      </w:r>
-      <w:r>
-        <w:t>Cấu</w:t>
-      </w:r>
-      <w:r>
-        <w:rPr>
-          <w:lang w:val="vi-VN"/>
-        </w:rPr>
-        <w:t xml:space="preserve"> trúc thư mục của dự án rõ ràng </w:t>
-      </w:r>
-      <w:r>
-        <w:t>v</w:t>
-      </w:r>
-      <w:r>
-        <w:t>ới các file và dữ liệu được lưu theo các folder với từng mục đích thực hiện khác nhau. Thuận tiện cho công việc truy cập và quản lý chương trình.</w:t>
+        <w:rPr>
+          <w:lang w:val="vi-VN"/>
+        </w:rPr>
+      </w:pPr>
+      <w:r>
+        <w:rPr>
+          <w:lang w:val="vi-VN"/>
+        </w:rPr>
+        <w:t>Chương trình được xây dựng và hoàn thiện một cách chi tiết, đảm bảo đáp ứng đầy đủ các yêu cầu và hướng dẫn được đưa ra từ đề tài nghiên cứu, đồng thời tiếp thu các góp ý và chỉ dẫn từ giáo viên hướng dẫn. Cấu trúc của dự án được tổ chức một cách khoa học, với các thư mục được phân chia rõ ràng theo từng mục đích cụ thể. Trong mỗi thư mục, các tệp và dữ liệu được lưu trữ một cách có hệ thống, giúp người dùng dễ dàng truy cập, tìm kiếm và quản lý trong quá trình làm việc.</w:t>
       </w:r>
     </w:p>
     <w:p>
       <w:pPr>
         <w:spacing w:before="0" w:line="312" w:lineRule="auto"/>
-      </w:pPr>
-      <w:r>
-        <w:t>Áp dụng được các kiến thức đã học từ các môn Lập trình hướng đối tượng, Phân tích và thiết kế giải thuật vào đồ án.</w:t>
-      </w:r>
-    </w:p>
-    <w:p>
-      <w:pPr>
-        <w:spacing w:before="0" w:line="312" w:lineRule="auto"/>
-        <w:rPr>
-          <w:lang w:val="vi-VN"/>
-        </w:rPr>
-      </w:pPr>
+        <w:rPr>
+          <w:lang w:val="vi-VN"/>
+        </w:rPr>
+      </w:pPr>
+      <w:r>
+        <w:rPr>
+          <w:lang w:val="vi-VN"/>
+        </w:rPr>
+        <w:t>Đặc biệt, trong quá trình thực hiện, dự án đã ứng dụng linh hoạt các kiến thức lý thuyết và kỹ năng thực hành từ các môn học như Lập trình hướng đối tượng, Phân tích và thiết kế giải thuật. Những kiến thức này không chỉ hỗ trợ việc xây dựng và triển khai chương trình một cách hiệu quả mà còn giúp đảm bảo tính logic và khả năng tối ưu hóa của toàn bộ hệ thống.</w:t>
+      </w:r>
     </w:p>
     <w:p>
       <w:pPr>
@@ -10299,12 +12425,12 @@
         </w:numPr>
         <w:ind w:left="432"/>
       </w:pPr>
-      <w:bookmarkStart w:id="51" w:name="_Toc186871347"/>
+      <w:bookmarkStart w:id="64" w:name="_Toc187073969"/>
       <w:r>
         <w:lastRenderedPageBreak/>
         <w:t>KẾT LUẬN VÀ HƯỚNG PHÁT TRIỂN</w:t>
       </w:r>
-      <w:bookmarkEnd w:id="51"/>
+      <w:bookmarkEnd w:id="64"/>
       <w:r>
         <w:t xml:space="preserve"> </w:t>
       </w:r>
@@ -10321,21 +12447,18 @@
           <w:rStyle w:val="apple-converted-space"/>
         </w:rPr>
       </w:pPr>
-      <w:bookmarkStart w:id="52" w:name="_Toc186871348"/>
+      <w:bookmarkStart w:id="65" w:name="_Toc187073970"/>
       <w:r>
         <w:rPr>
           <w:rStyle w:val="apple-converted-space"/>
         </w:rPr>
         <w:t>Kết luận</w:t>
       </w:r>
-      <w:bookmarkEnd w:id="52"/>
-    </w:p>
-    <w:p>
-      <w:pPr>
-        <w:ind w:left="576" w:firstLine="0"/>
-      </w:pPr>
-      <w:r>
-        <w:t>Qua dự án, em đã:</w:t>
+      <w:bookmarkEnd w:id="65"/>
+    </w:p>
+    <w:p>
+      <w:r>
+        <w:t>Qua quá trình thực hiện dự án, em đã đạt được nhiều bài học và kinh nghiệm quý giá, cụ thể như sau:</w:t>
       </w:r>
     </w:p>
     <w:p>
@@ -10347,7 +12470,20 @@
         </w:numPr>
       </w:pPr>
       <w:r>
-        <w:t>Học được cách phân tích các thực thể thực tế dưới góc nhìn của lập trình và biến bài toán thực tế thành bài toán quản lý quy trình hoạt động bằng mã nguồn với kiến thức lập trình hướng đối tượng.</w:t>
+        <w:rPr>
+          <w:rStyle w:val="Strong"/>
+        </w:rPr>
+        <w:t>Nghiên</w:t>
+      </w:r>
+      <w:r>
+        <w:rPr>
+          <w:rStyle w:val="Strong"/>
+          <w:lang w:val="vi-VN"/>
+        </w:rPr>
+        <w:t xml:space="preserve"> cứu và vận dụng thành công lập trình hướng đối tượng</w:t>
+      </w:r>
+      <w:r>
+        <w:t>: Em đã học cách phân tích các đối tượng, thực thể trong đời sống thực tế dưới góc nhìn của lập trình viên. Qua đó, em đã biết cách chuyển đổi các vấn đề thực tế thành các bài toán lập trình, đặc biệt là các bài toán quản lý quy trình hoạt động, bằng cách sử dụng các kiến thức nền tảng về lập trình hướng đối tượng.</w:t>
       </w:r>
     </w:p>
     <w:p>
@@ -10359,7 +12495,13 @@
         </w:numPr>
       </w:pPr>
       <w:r>
-        <w:t>Vận dụng kiến thức ngôn ngữ lập trình C++, tự xây dựng cấu trúc dữ liệu, áp dụng lập trình hướng đối tượng vào chương trình. Đáp ứng yêu cầu học phần.</w:t>
+        <w:rPr>
+          <w:rStyle w:val="Strong"/>
+        </w:rPr>
+        <w:t>Vận dụng kiến thức lập trình C++</w:t>
+      </w:r>
+      <w:r>
+        <w:t>: Em đã tận dụng và củng cố các kỹ năng về ngôn ngữ lập trình C++ để tự xây dựng cấu trúc dữ liệu phù hợp với yêu cầu của bài toán. Đồng thời, em cũng áp dụng hiệu quả các nguyên tắc của lập trình hướng đối tượng, như tính kế thừa, tính đóng gói và tính đa hình, để phát triển chương trình đáp ứng các yêu cầu học phần đã đề ra.</w:t>
       </w:r>
     </w:p>
     <w:p>
@@ -10371,10 +12513,13 @@
         </w:numPr>
       </w:pPr>
       <w:r>
-        <w:t xml:space="preserve">Thành công tạo ra một hệ thống quản lý hoạt động kinh doanh của rạp chiếu phim, giúp tối ưu hoá </w:t>
-      </w:r>
-      <w:r>
-        <w:t>quá trình quản lý của chủ doanh nghiệp và quá trình trải nghiệm của khách hàng.</w:t>
+        <w:rPr>
+          <w:rStyle w:val="Strong"/>
+        </w:rPr>
+        <w:t>Phát triển hệ thống quản lý hiệu quả</w:t>
+      </w:r>
+      <w:r>
+        <w:t>: Em đã thành công trong việc xây dựng một hệ thống quản lý hoạt động kinh doanh cho rạp chiếu phim. Hệ thống này không chỉ giúp chủ doanh nghiệp tối ưu hoá quá trình quản lý thông tin và vận hành mà còn nâng cao trải nghiệm của khách hàng thông qua việc xử lý các thao tác nhanh chóng và chính xác. Đây là một bước tiến quan trọng trong việc áp dụng lý thuyết vào thực tế, đồng thời khẳng định giá trị ứng dụng của hệ thống em đã phát triển.</w:t>
       </w:r>
     </w:p>
     <w:p>
@@ -10389,14 +12534,14 @@
           <w:rStyle w:val="apple-converted-space"/>
         </w:rPr>
       </w:pPr>
-      <w:bookmarkStart w:id="53" w:name="_Toc186871349"/>
+      <w:bookmarkStart w:id="66" w:name="_Toc187073971"/>
       <w:r>
         <w:rPr>
           <w:rStyle w:val="apple-converted-space"/>
         </w:rPr>
         <w:t>Hướng phát triển</w:t>
       </w:r>
-      <w:bookmarkEnd w:id="53"/>
+      <w:bookmarkEnd w:id="66"/>
     </w:p>
     <w:p>
       <w:r>
@@ -10415,12 +12560,12 @@
       <w:r>
         <w:br w:type="page"/>
       </w:r>
-      <w:bookmarkStart w:id="54" w:name="_Toc186871350"/>
+      <w:bookmarkStart w:id="67" w:name="_Toc187073972"/>
       <w:r>
         <w:lastRenderedPageBreak/>
         <w:t>TÀI LIỆU THAM KHẢO</w:t>
       </w:r>
-      <w:bookmarkEnd w:id="54"/>
+      <w:bookmarkEnd w:id="67"/>
     </w:p>
     <w:p>
       <w:r>
@@ -10445,7 +12590,7 @@
       </w:r>
     </w:p>
     <w:sectPr>
-      <w:footerReference w:type="default" r:id="rId38"/>
+      <w:footerReference w:type="default" r:id="rId49"/>
       <w:pgSz w:w="11909" w:h="16834" w:code="9"/>
       <w:pgMar w:top="1138" w:right="1138" w:bottom="1138" w:left="1699" w:header="720" w:footer="432" w:gutter="0"/>
       <w:pgNumType w:start="1"/>
@@ -12818,7 +14963,7 @@
   <w:abstractNum w:abstractNumId="28" w15:restartNumberingAfterBreak="0">
     <w:nsid w:val="6C345066"/>
     <w:multiLevelType w:val="hybridMultilevel"/>
-    <w:tmpl w:val="6E52A25C"/>
+    <w:tmpl w:val="C46013CE"/>
     <w:lvl w:ilvl="0" w:tplc="04090001">
       <w:start w:val="1"/>
       <w:numFmt w:val="bullet"/>
@@ -14006,7 +16151,7 @@
     <w:lsdException w:name="Title" w:qFormat="1"/>
     <w:lsdException w:name="Subtitle" w:qFormat="1"/>
     <w:lsdException w:name="Hyperlink" w:uiPriority="99"/>
-    <w:lsdException w:name="Strong" w:qFormat="1"/>
+    <w:lsdException w:name="Strong" w:uiPriority="22" w:qFormat="1"/>
     <w:lsdException w:name="Emphasis" w:uiPriority="20" w:qFormat="1"/>
     <w:lsdException w:name="HTML Keyboard" w:semiHidden="1" w:unhideWhenUsed="1"/>
     <w:lsdException w:name="Normal Table" w:semiHidden="1" w:unhideWhenUsed="1"/>
@@ -14535,6 +16680,7 @@
   </w:style>
   <w:style w:type="character" w:styleId="Strong">
     <w:name w:val="Strong"/>
+    <w:uiPriority w:val="22"/>
     <w:qFormat/>
     <w:rsid w:val="008A2F0A"/>
     <w:rPr>
